--- a/docs/studyguides/polarcoordinates2D-radians.docx
+++ b/docs/studyguides/polarcoordinates2D-radians.docx
@@ -52,7 +52,7 @@
         </w:rPr>
         <w:t xml:space="preserve"> </w:t>
       </w:r>
-      <w:hyperlink r:id="rId20">
+      <w:hyperlink r:id="rId9">
         <w:r>
           <w:rPr>
             <w:rStyle w:val="Hyperlink"/>
@@ -83,7 +83,7 @@
         </w:rPr>
         <w:t xml:space="preserve"> </w:t>
       </w:r>
-      <w:hyperlink r:id="rId21">
+      <w:hyperlink r:id="rId10">
         <w:r>
           <w:rPr>
             <w:rStyle w:val="Hyperlink"/>
@@ -107,7 +107,7 @@
         </w:rPr>
         <w:t xml:space="preserve"> </w:t>
       </w:r>
-      <w:hyperlink r:id="rId22">
+      <w:hyperlink r:id="rId11">
         <w:r>
           <w:rPr>
             <w:rStyle w:val="Hyperlink"/>
@@ -131,7 +131,7 @@
         </w:rPr>
         <w:t xml:space="preserve"> </w:t>
       </w:r>
-      <w:hyperlink r:id="rId23">
+      <w:hyperlink r:id="rId12">
         <w:r>
           <w:rPr>
             <w:rStyle w:val="Hyperlink"/>
@@ -155,7 +155,7 @@
         </w:rPr>
         <w:t xml:space="preserve"> </w:t>
       </w:r>
-      <w:hyperlink r:id="rId24">
+      <w:hyperlink r:id="rId13">
         <w:r>
           <w:rPr>
             <w:rStyle w:val="Hyperlink"/>
@@ -198,7 +198,7 @@
         </w:rPr>
         <w:t xml:space="preserve"> </w:t>
       </w:r>
-      <w:hyperlink r:id="rId25">
+      <w:hyperlink r:id="rId14">
         <w:r>
           <w:rPr>
             <w:rStyle w:val="Hyperlink"/>
@@ -229,7 +229,7 @@
         </w:rPr>
         <w:t xml:space="preserve"> </w:t>
       </w:r>
-      <w:hyperlink r:id="rId26">
+      <w:hyperlink r:id="rId15">
         <w:r>
           <w:rPr>
             <w:rStyle w:val="Hyperlink"/>
@@ -247,7 +247,7 @@
         <w:t xml:space="preserve">.</w:t>
       </w:r>
     </w:p>
-    <w:bookmarkStart w:id="38" w:name="motivation-for-using-polar-coordinates"/>
+    <w:bookmarkStart w:id="27" w:name="motivation-for-using-polar-coordinates"/>
     <w:p>
       <w:pPr>
         <w:pStyle w:val="Heading1"/>
@@ -403,18 +403,18 @@
                 <wp:inline>
                   <wp:extent cx="152400" cy="152400"/>
                   <wp:effectExtent b="0" l="0" r="0" t="0"/>
-                  <wp:docPr descr="" title="" id="28" name="Picture"/>
+                  <wp:docPr descr="" title="" id="17" name="Picture"/>
                   <a:graphic>
                     <a:graphicData uri="http://schemas.openxmlformats.org/drawingml/2006/picture">
                       <pic:pic>
                         <pic:nvPicPr>
-                          <pic:cNvPr descr="/Applications/quarto/share/formats/docx/note.png" id="29" name="Picture"/>
+                          <pic:cNvPr descr="/Applications/quarto/share/formats/docx/note.png" id="18" name="Picture"/>
                           <pic:cNvPicPr>
                             <a:picLocks noChangeArrowheads="1" noChangeAspect="1"/>
                           </pic:cNvPicPr>
                         </pic:nvPicPr>
                         <pic:blipFill>
-                          <a:blip r:embed="rId27"/>
+                          <a:blip r:embed="rId16"/>
                           <a:stretch>
                             <a:fillRect/>
                           </a:stretch>
@@ -557,18 +557,18 @@
                 <wp:inline>
                   <wp:extent cx="152400" cy="152400"/>
                   <wp:effectExtent b="0" l="0" r="0" t="0"/>
-                  <wp:docPr descr="" title="" id="30" name="Picture"/>
+                  <wp:docPr descr="" title="" id="19" name="Picture"/>
                   <a:graphic>
                     <a:graphicData uri="http://schemas.openxmlformats.org/drawingml/2006/picture">
                       <pic:pic>
                         <pic:nvPicPr>
-                          <pic:cNvPr descr="/Applications/quarto/share/formats/docx/note.png" id="31" name="Picture"/>
+                          <pic:cNvPr descr="/Applications/quarto/share/formats/docx/note.png" id="20" name="Picture"/>
                           <pic:cNvPicPr>
                             <a:picLocks noChangeArrowheads="1" noChangeAspect="1"/>
                           </pic:cNvPicPr>
                         </pic:nvPicPr>
                         <pic:blipFill>
-                          <a:blip r:embed="rId27"/>
+                          <a:blip r:embed="rId16"/>
                           <a:stretch>
                             <a:fillRect/>
                           </a:stretch>
@@ -736,18 +736,18 @@
                 <wp:inline>
                   <wp:extent cx="152400" cy="152400"/>
                   <wp:effectExtent b="0" l="0" r="0" t="0"/>
-                  <wp:docPr descr="" title="" id="32" name="Picture"/>
+                  <wp:docPr descr="" title="" id="21" name="Picture"/>
                   <a:graphic>
                     <a:graphicData uri="http://schemas.openxmlformats.org/drawingml/2006/picture">
                       <pic:pic>
                         <pic:nvPicPr>
-                          <pic:cNvPr descr="/Applications/quarto/share/formats/docx/note.png" id="33" name="Picture"/>
+                          <pic:cNvPr descr="/Applications/quarto/share/formats/docx/note.png" id="22" name="Picture"/>
                           <pic:cNvPicPr>
                             <a:picLocks noChangeArrowheads="1" noChangeAspect="1"/>
                           </pic:cNvPicPr>
                         </pic:nvPicPr>
                         <pic:blipFill>
-                          <a:blip r:embed="rId27"/>
+                          <a:blip r:embed="rId16"/>
                           <a:stretch>
                             <a:fillRect/>
                           </a:stretch>
@@ -826,7 +826,7 @@
             <w:tr>
               <w:tc>
                 <w:tcPr/>
-                <w:bookmarkStart w:id="37" w:name="fig-cartesianagainstpolar"/>
+                <w:bookmarkStart w:id="26" w:name="fig-cartesianagainstpolar"/>
                 <w:p>
                   <w:pPr>
                     <w:pStyle w:val="Compact"/>
@@ -837,18 +837,18 @@
                       <wp:inline>
                         <wp:extent cx="5943600" cy="2686803"/>
                         <wp:effectExtent b="0" l="0" r="0" t="0"/>
-                        <wp:docPr descr="" title="" id="35" name="Picture"/>
+                        <wp:docPr descr="" title="" id="24" name="Picture"/>
                         <a:graphic>
                           <a:graphicData uri="http://schemas.openxmlformats.org/drawingml/2006/picture">
                             <pic:pic>
                               <pic:nvPicPr>
-                                <pic:cNvPr descr="./FiguresPNG/polarcoordinates2D-fig1.png" id="36" name="Picture"/>
+                                <pic:cNvPr descr="./FiguresPNG/polarcoordinates2D-fig1.png" id="25" name="Picture"/>
                                 <pic:cNvPicPr>
                                   <a:picLocks noChangeArrowheads="1" noChangeAspect="1"/>
                                 </pic:cNvPicPr>
                               </pic:nvPicPr>
                               <pic:blipFill>
-                                <a:blip r:embed="rId34"/>
+                                <a:blip r:embed="rId23"/>
                                 <a:stretch>
                                   <a:fillRect/>
                                 </a:stretch>
@@ -888,15 +888,15 @@
                     <w:t xml:space="preserve">Figure 1: A point in both Cartesian and polar coordinates</w:t>
                   </w:r>
                 </w:p>
-                <w:bookmarkEnd w:id="37"/>
+                <w:bookmarkEnd w:id="26"/>
               </w:tc>
             </w:tr>
           </w:tbl>
         </w:tc>
       </w:tr>
     </w:tbl>
-    <w:bookmarkEnd w:id="38"/>
-    <w:bookmarkStart w:id="59" w:name="X2187d42cd7534bf933a0c8110c44249620d122e"/>
+    <w:bookmarkEnd w:id="27"/>
+    <w:bookmarkStart w:id="48" w:name="X2187d42cd7534bf933a0c8110c44249620d122e"/>
     <w:p>
       <w:pPr>
         <w:pStyle w:val="Heading1"/>
@@ -924,28 +924,30 @@
         <w:t xml:space="preserve"> </w:t>
       </w:r>
       <m:oMath>
-        <m:d>
-          <m:dPr>
-            <m:begChr m:val="("/>
-            <m:sepChr m:val=""/>
-            <m:endChr m:val=")"/>
-            <m:grow/>
-          </m:dPr>
-          <m:e>
-            <m:r>
-              <m:t>r</m:t>
-            </m:r>
-            <m:r>
-              <m:rPr>
-                <m:sty m:val="p"/>
-              </m:rPr>
-              <m:t>,</m:t>
-            </m:r>
-            <m:r>
-              <m:t>φ</m:t>
-            </m:r>
-          </m:e>
-        </m:d>
+        <m:r>
+          <m:rPr>
+            <m:sty m:val="p"/>
+          </m:rPr>
+          <m:t>(</m:t>
+        </m:r>
+        <m:r>
+          <m:t>r</m:t>
+        </m:r>
+        <m:r>
+          <m:rPr>
+            <m:sty m:val="p"/>
+          </m:rPr>
+          <m:t>,</m:t>
+        </m:r>
+        <m:r>
+          <m:t>φ</m:t>
+        </m:r>
+        <m:r>
+          <m:rPr>
+            <m:sty m:val="p"/>
+          </m:rPr>
+          <m:t>)</m:t>
+        </m:r>
       </m:oMath>
       <w:r>
         <w:t xml:space="preserve">.</w:t>
@@ -964,7 +966,7 @@
       <w:tr>
         <w:tc>
           <w:tcPr/>
-          <w:bookmarkStart w:id="42" w:name="fig-rightanglepolar"/>
+          <w:bookmarkStart w:id="31" w:name="fig-rightanglepolar"/>
           <w:p>
             <w:pPr>
               <w:pStyle w:val="Compact"/>
@@ -975,18 +977,18 @@
                 <wp:inline>
                   <wp:extent cx="5943600" cy="5731024"/>
                   <wp:effectExtent b="0" l="0" r="0" t="0"/>
-                  <wp:docPr descr="" title="" id="40" name="Picture"/>
+                  <wp:docPr descr="" title="" id="29" name="Picture"/>
                   <a:graphic>
                     <a:graphicData uri="http://schemas.openxmlformats.org/drawingml/2006/picture">
                       <pic:pic>
                         <pic:nvPicPr>
-                          <pic:cNvPr descr="./FiguresPNG/polarcoordinates2D-fig2.png" id="41" name="Picture"/>
+                          <pic:cNvPr descr="./FiguresPNG/polarcoordinates2D-fig2.png" id="30" name="Picture"/>
                           <pic:cNvPicPr>
                             <a:picLocks noChangeArrowheads="1" noChangeAspect="1"/>
                           </pic:cNvPicPr>
                         </pic:nvPicPr>
                         <pic:blipFill>
-                          <a:blip r:embed="rId39"/>
+                          <a:blip r:embed="rId28"/>
                           <a:stretch>
                             <a:fillRect/>
                           </a:stretch>
@@ -1026,7 +1028,7 @@
               <w:t xml:space="preserve">Figure 2: A right-angle triangle from a polar coordinate</w:t>
             </w:r>
           </w:p>
-          <w:bookmarkEnd w:id="42"/>
+          <w:bookmarkEnd w:id="31"/>
         </w:tc>
       </w:tr>
     </w:tbl>
@@ -1087,19 +1089,21 @@
             </m:rPr>
             <m:t>cos</m:t>
           </m:r>
-          <m:d>
-            <m:dPr>
-              <m:begChr m:val="("/>
-              <m:sepChr m:val=""/>
-              <m:endChr m:val=")"/>
-              <m:grow/>
-            </m:dPr>
-            <m:e>
-              <m:r>
-                <m:t>φ</m:t>
-              </m:r>
-            </m:e>
-          </m:d>
+          <m:r>
+            <m:rPr>
+              <m:sty m:val="p"/>
+            </m:rPr>
+            <m:t>(</m:t>
+          </m:r>
+          <m:r>
+            <m:t>φ</m:t>
+          </m:r>
+          <m:r>
+            <m:rPr>
+              <m:sty m:val="p"/>
+            </m:rPr>
+            <m:t>)</m:t>
+          </m:r>
         </m:oMath>
       </m:oMathPara>
     </w:p>
@@ -1138,19 +1142,21 @@
             </m:rPr>
             <m:t>sin</m:t>
           </m:r>
-          <m:d>
-            <m:dPr>
-              <m:begChr m:val="("/>
-              <m:sepChr m:val=""/>
-              <m:endChr m:val=")"/>
-              <m:grow/>
-            </m:dPr>
-            <m:e>
-              <m:r>
-                <m:t>φ</m:t>
-              </m:r>
-            </m:e>
-          </m:d>
+          <m:r>
+            <m:rPr>
+              <m:sty m:val="p"/>
+            </m:rPr>
+            <m:t>(</m:t>
+          </m:r>
+          <m:r>
+            <m:t>φ</m:t>
+          </m:r>
+          <m:r>
+            <m:rPr>
+              <m:sty m:val="p"/>
+            </m:rPr>
+            <m:t>)</m:t>
+          </m:r>
         </m:oMath>
       </m:oMathPara>
     </w:p>
@@ -1202,18 +1208,18 @@
                 <wp:inline>
                   <wp:extent cx="152400" cy="152400"/>
                   <wp:effectExtent b="0" l="0" r="0" t="0"/>
-                  <wp:docPr descr="" title="" id="43" name="Picture"/>
+                  <wp:docPr descr="" title="" id="32" name="Picture"/>
                   <a:graphic>
                     <a:graphicData uri="http://schemas.openxmlformats.org/drawingml/2006/picture">
                       <pic:pic>
                         <pic:nvPicPr>
-                          <pic:cNvPr descr="/Applications/quarto/share/formats/docx/note.png" id="44" name="Picture"/>
+                          <pic:cNvPr descr="/Applications/quarto/share/formats/docx/note.png" id="33" name="Picture"/>
                           <pic:cNvPicPr>
                             <a:picLocks noChangeArrowheads="1" noChangeAspect="1"/>
                           </pic:cNvPicPr>
                         </pic:nvPicPr>
                         <pic:blipFill>
-                          <a:blip r:embed="rId27"/>
+                          <a:blip r:embed="rId16"/>
                           <a:stretch>
                             <a:fillRect/>
                           </a:stretch>
@@ -1271,40 +1277,42 @@
               <w:t xml:space="preserve"> </w:t>
             </w:r>
             <m:oMath>
-              <m:d>
-                <m:dPr>
-                  <m:begChr m:val="("/>
-                  <m:sepChr m:val=""/>
-                  <m:endChr m:val=")"/>
-                  <m:grow/>
-                </m:dPr>
-                <m:e>
+              <m:r>
+                <m:rPr>
+                  <m:sty m:val="p"/>
+                </m:rPr>
+                <m:t>(</m:t>
+              </m:r>
+              <m:r>
+                <m:t>4</m:t>
+              </m:r>
+              <m:r>
+                <m:rPr>
+                  <m:sty m:val="p"/>
+                </m:rPr>
+                <m:t>,</m:t>
+              </m:r>
+              <m:f>
+                <m:fPr>
+                  <m:type m:val="bar"/>
+                </m:fPr>
+                <m:num>
                   <m:r>
-                    <m:t>4</m:t>
+                    <m:t>π</m:t>
                   </m:r>
+                </m:num>
+                <m:den>
                   <m:r>
-                    <m:rPr>
-                      <m:sty m:val="p"/>
-                    </m:rPr>
-                    <m:t>,</m:t>
+                    <m:t>3</m:t>
                   </m:r>
-                  <m:f>
-                    <m:fPr>
-                      <m:type m:val="bar"/>
-                    </m:fPr>
-                    <m:num>
-                      <m:r>
-                        <m:t>π</m:t>
-                      </m:r>
-                    </m:num>
-                    <m:den>
-                      <m:r>
-                        <m:t>3</m:t>
-                      </m:r>
-                    </m:den>
-                  </m:f>
-                </m:e>
-              </m:d>
+                </m:den>
+              </m:f>
+              <m:r>
+                <m:rPr>
+                  <m:sty m:val="p"/>
+                </m:rPr>
+                <m:t>)</m:t>
+              </m:r>
             </m:oMath>
             <w:r>
               <w:t xml:space="preserve"> </w:t>
@@ -1550,39 +1558,41 @@
               <w:t xml:space="preserve"> </w:t>
             </w:r>
             <m:oMath>
-              <m:d>
-                <m:dPr>
-                  <m:begChr m:val="("/>
-                  <m:sepChr m:val=""/>
-                  <m:endChr m:val=")"/>
-                  <m:grow/>
-                </m:dPr>
+              <m:r>
+                <m:rPr>
+                  <m:sty m:val="p"/>
+                </m:rPr>
+                <m:t>(</m:t>
+              </m:r>
+              <m:r>
+                <m:t>2</m:t>
+              </m:r>
+              <m:r>
+                <m:rPr>
+                  <m:sty m:val="p"/>
+                </m:rPr>
+                <m:t>,</m:t>
+              </m:r>
+              <m:r>
+                <m:t>2</m:t>
+              </m:r>
+              <m:rad>
+                <m:radPr>
+                  <m:degHide m:val="on"/>
+                </m:radPr>
+                <m:deg/>
                 <m:e>
                   <m:r>
-                    <m:t>2</m:t>
+                    <m:t>3</m:t>
                   </m:r>
-                  <m:r>
-                    <m:rPr>
-                      <m:sty m:val="p"/>
-                    </m:rPr>
-                    <m:t>,</m:t>
-                  </m:r>
-                  <m:r>
-                    <m:t>2</m:t>
-                  </m:r>
-                  <m:rad>
-                    <m:radPr>
-                      <m:degHide m:val="on"/>
-                    </m:radPr>
-                    <m:deg/>
-                    <m:e>
-                      <m:r>
-                        <m:t>3</m:t>
-                      </m:r>
-                    </m:e>
-                  </m:rad>
                 </m:e>
-              </m:d>
+              </m:rad>
+              <m:r>
+                <m:rPr>
+                  <m:sty m:val="p"/>
+                </m:rPr>
+                <m:t>)</m:t>
+              </m:r>
             </m:oMath>
             <w:r>
               <w:t xml:space="preserve">.</w:t>
@@ -1639,18 +1649,18 @@
                 <wp:inline>
                   <wp:extent cx="152400" cy="152400"/>
                   <wp:effectExtent b="0" l="0" r="0" t="0"/>
-                  <wp:docPr descr="" title="" id="45" name="Picture"/>
+                  <wp:docPr descr="" title="" id="34" name="Picture"/>
                   <a:graphic>
                     <a:graphicData uri="http://schemas.openxmlformats.org/drawingml/2006/picture">
                       <pic:pic>
                         <pic:nvPicPr>
-                          <pic:cNvPr descr="/Applications/quarto/share/formats/docx/note.png" id="46" name="Picture"/>
+                          <pic:cNvPr descr="/Applications/quarto/share/formats/docx/note.png" id="35" name="Picture"/>
                           <pic:cNvPicPr>
                             <a:picLocks noChangeArrowheads="1" noChangeAspect="1"/>
                           </pic:cNvPicPr>
                         </pic:nvPicPr>
                         <pic:blipFill>
-                          <a:blip r:embed="rId27"/>
+                          <a:blip r:embed="rId16"/>
                           <a:stretch>
                             <a:fillRect/>
                           </a:stretch>
@@ -1708,43 +1718,45 @@
               <w:t xml:space="preserve"> </w:t>
             </w:r>
             <m:oMath>
-              <m:d>
-                <m:dPr>
-                  <m:begChr m:val="("/>
-                  <m:sepChr m:val=""/>
-                  <m:endChr m:val=")"/>
-                  <m:grow/>
-                </m:dPr>
-                <m:e>
+              <m:r>
+                <m:rPr>
+                  <m:sty m:val="p"/>
+                </m:rPr>
+                <m:t>(</m:t>
+              </m:r>
+              <m:r>
+                <m:t>5</m:t>
+              </m:r>
+              <m:r>
+                <m:rPr>
+                  <m:sty m:val="p"/>
+                </m:rPr>
+                <m:t>,</m:t>
+              </m:r>
+              <m:f>
+                <m:fPr>
+                  <m:type m:val="bar"/>
+                </m:fPr>
+                <m:num>
                   <m:r>
-                    <m:t>5</m:t>
+                    <m:t>3</m:t>
                   </m:r>
                   <m:r>
-                    <m:rPr>
-                      <m:sty m:val="p"/>
-                    </m:rPr>
-                    <m:t>,</m:t>
+                    <m:t>π</m:t>
                   </m:r>
-                  <m:f>
-                    <m:fPr>
-                      <m:type m:val="bar"/>
-                    </m:fPr>
-                    <m:num>
-                      <m:r>
-                        <m:t>3</m:t>
-                      </m:r>
-                      <m:r>
-                        <m:t>π</m:t>
-                      </m:r>
-                    </m:num>
-                    <m:den>
-                      <m:r>
-                        <m:t>4</m:t>
-                      </m:r>
-                    </m:den>
-                  </m:f>
-                </m:e>
-              </m:d>
+                </m:num>
+                <m:den>
+                  <m:r>
+                    <m:t>4</m:t>
+                  </m:r>
+                </m:den>
+              </m:f>
+              <m:r>
+                <m:rPr>
+                  <m:sty m:val="p"/>
+                </m:rPr>
+                <m:t>)</m:t>
+              </m:r>
             </m:oMath>
             <w:r>
               <w:t xml:space="preserve"> </w:t>
@@ -1770,292 +1782,272 @@
                 <m:jc m:val="center"/>
               </m:oMathParaPr>
               <m:oMath>
-                <m:m>
-                  <m:mPr>
-                    <m:baseJc m:val="center"/>
-                    <m:plcHide m:val="on"/>
-                    <m:mcs>
-                      <m:mc>
-                        <m:mcPr>
-                          <m:mcJc m:val="right"/>
-                          <m:count m:val="1"/>
-                        </m:mcPr>
-                      </m:mc>
-                      <m:mc>
-                        <m:mcPr>
-                          <m:mcJc m:val="left"/>
-                          <m:count m:val="1"/>
-                        </m:mcPr>
-                      </m:mc>
-                    </m:mcs>
-                  </m:mPr>
-                  <m:mr>
-                    <m:e>
-                      <m:r>
-                        <m:t>x</m:t>
-                      </m:r>
-                    </m:e>
-                    <m:e>
-                      <m:r>
-                        <m:rPr>
-                          <m:sty m:val="p"/>
-                        </m:rPr>
-                        <m:t>=</m:t>
-                      </m:r>
-                      <m:r>
-                        <m:t>5</m:t>
-                      </m:r>
-                      <m:r>
-                        <m:rPr>
-                          <m:sty m:val="p"/>
-                        </m:rPr>
-                        <m:t>cos</m:t>
-                      </m:r>
-                      <m:d>
-                        <m:dPr>
-                          <m:begChr m:val="("/>
-                          <m:sepChr m:val=""/>
-                          <m:endChr m:val=")"/>
-                          <m:grow/>
-                        </m:dPr>
-                        <m:e>
-                          <m:f>
-                            <m:fPr>
-                              <m:type m:val="bar"/>
-                            </m:fPr>
-                            <m:num>
-                              <m:r>
-                                <m:t>3</m:t>
-                              </m:r>
-                              <m:r>
-                                <m:t>π</m:t>
-                              </m:r>
-                            </m:num>
-                            <m:den>
-                              <m:r>
-                                <m:t>4</m:t>
-                              </m:r>
-                            </m:den>
-                          </m:f>
-                        </m:e>
-                      </m:d>
-                      <m:r>
-                        <m:rPr>
-                          <m:sty m:val="p"/>
-                        </m:rPr>
-                        <m:t>=</m:t>
-                      </m:r>
-                      <m:r>
-                        <m:t>5</m:t>
-                      </m:r>
-                      <m:r>
-                        <m:rPr>
-                          <m:sty m:val="p"/>
-                        </m:rPr>
-                        <m:t>⋅</m:t>
-                      </m:r>
-                      <m:d>
-                        <m:dPr>
-                          <m:begChr m:val="("/>
-                          <m:sepChr m:val=""/>
-                          <m:endChr m:val=")"/>
-                          <m:grow/>
-                        </m:dPr>
-                        <m:e>
-                          <m:r>
-                            <m:rPr>
-                              <m:sty m:val="p"/>
-                            </m:rPr>
-                            <m:t>−</m:t>
-                          </m:r>
-                          <m:f>
-                            <m:fPr>
-                              <m:type m:val="bar"/>
-                            </m:fPr>
-                            <m:num>
-                              <m:rad>
-                                <m:radPr>
-                                  <m:degHide m:val="on"/>
-                                </m:radPr>
-                                <m:deg/>
-                                <m:e>
-                                  <m:r>
-                                    <m:t>2</m:t>
-                                  </m:r>
-                                </m:e>
-                              </m:rad>
-                            </m:num>
-                            <m:den>
-                              <m:r>
-                                <m:t>2</m:t>
-                              </m:r>
-                            </m:den>
-                          </m:f>
-                        </m:e>
-                      </m:d>
-                      <m:r>
-                        <m:rPr>
-                          <m:sty m:val="p"/>
-                        </m:rPr>
-                        <m:t>=</m:t>
-                      </m:r>
-                      <m:r>
-                        <m:rPr>
-                          <m:sty m:val="p"/>
-                        </m:rPr>
-                        <m:t>−</m:t>
-                      </m:r>
-                      <m:f>
-                        <m:fPr>
-                          <m:type m:val="bar"/>
-                        </m:fPr>
-                        <m:num>
-                          <m:r>
-                            <m:t>5</m:t>
-                          </m:r>
-                          <m:rad>
-                            <m:radPr>
-                              <m:degHide m:val="on"/>
-                            </m:radPr>
-                            <m:deg/>
-                            <m:e>
-                              <m:r>
-                                <m:t>2</m:t>
-                              </m:r>
-                            </m:e>
-                          </m:rad>
-                        </m:num>
-                        <m:den>
-                          <m:r>
-                            <m:t>2</m:t>
-                          </m:r>
-                        </m:den>
-                      </m:f>
-                    </m:e>
-                  </m:mr>
-                  <m:mr>
-                    <m:e>
-                      <m:r>
-                        <m:t>y</m:t>
-                      </m:r>
-                    </m:e>
-                    <m:e>
-                      <m:r>
-                        <m:rPr>
-                          <m:sty m:val="p"/>
-                        </m:rPr>
-                        <m:t>=</m:t>
-                      </m:r>
-                      <m:r>
-                        <m:t>5</m:t>
-                      </m:r>
-                      <m:r>
-                        <m:rPr>
-                          <m:sty m:val="p"/>
-                        </m:rPr>
-                        <m:t>sin</m:t>
-                      </m:r>
-                      <m:d>
-                        <m:dPr>
-                          <m:begChr m:val="("/>
-                          <m:sepChr m:val=""/>
-                          <m:endChr m:val=")"/>
-                          <m:grow/>
-                        </m:dPr>
-                        <m:e>
-                          <m:f>
-                            <m:fPr>
-                              <m:type m:val="bar"/>
-                            </m:fPr>
-                            <m:num>
-                              <m:r>
-                                <m:t>3</m:t>
-                              </m:r>
-                              <m:r>
-                                <m:t>π</m:t>
-                              </m:r>
-                            </m:num>
-                            <m:den>
-                              <m:r>
-                                <m:t>4</m:t>
-                              </m:r>
-                            </m:den>
-                          </m:f>
-                        </m:e>
-                      </m:d>
-                      <m:r>
-                        <m:rPr>
-                          <m:sty m:val="p"/>
-                        </m:rPr>
-                        <m:t>=</m:t>
-                      </m:r>
-                      <m:r>
-                        <m:t>5</m:t>
-                      </m:r>
-                      <m:r>
-                        <m:rPr>
-                          <m:sty m:val="p"/>
-                        </m:rPr>
-                        <m:t>⋅</m:t>
-                      </m:r>
-                      <m:f>
-                        <m:fPr>
-                          <m:type m:val="bar"/>
-                        </m:fPr>
-                        <m:num>
-                          <m:rad>
-                            <m:radPr>
-                              <m:degHide m:val="on"/>
-                            </m:radPr>
-                            <m:deg/>
-                            <m:e>
-                              <m:r>
-                                <m:t>2</m:t>
-                              </m:r>
-                            </m:e>
-                          </m:rad>
-                        </m:num>
-                        <m:den>
-                          <m:r>
-                            <m:t>2</m:t>
-                          </m:r>
-                        </m:den>
-                      </m:f>
-                      <m:r>
-                        <m:rPr>
-                          <m:sty m:val="p"/>
-                        </m:rPr>
-                        <m:t>=</m:t>
-                      </m:r>
-                      <m:f>
-                        <m:fPr>
-                          <m:type m:val="bar"/>
-                        </m:fPr>
-                        <m:num>
-                          <m:r>
-                            <m:t>5</m:t>
-                          </m:r>
-                          <m:rad>
-                            <m:radPr>
-                              <m:degHide m:val="on"/>
-                            </m:radPr>
-                            <m:deg/>
-                            <m:e>
-                              <m:r>
-                                <m:t>2</m:t>
-                              </m:r>
-                            </m:e>
-                          </m:rad>
-                        </m:num>
-                        <m:den>
-                          <m:r>
-                            <m:t>2</m:t>
-                          </m:r>
-                        </m:den>
-                      </m:f>
-                    </m:e>
-                  </m:mr>
-                </m:m>
+                <m:eqArr>
+                  <m:e>
+                    <m:r>
+                      <m:t>x</m:t>
+                    </m:r>
+                    <m:r>
+                      <m:t>&amp;</m:t>
+                    </m:r>
+                    <m:r>
+                      <m:rPr>
+                        <m:sty m:val="p"/>
+                      </m:rPr>
+                      <m:t>=</m:t>
+                    </m:r>
+                    <m:r>
+                      <m:t>5</m:t>
+                    </m:r>
+                    <m:r>
+                      <m:rPr>
+                        <m:sty m:val="p"/>
+                      </m:rPr>
+                      <m:t>cos</m:t>
+                    </m:r>
+                    <m:d>
+                      <m:dPr>
+                        <m:begChr m:val="("/>
+                        <m:sepChr m:val=""/>
+                        <m:endChr m:val=")"/>
+                        <m:grow/>
+                      </m:dPr>
+                      <m:e>
+                        <m:f>
+                          <m:fPr>
+                            <m:type m:val="bar"/>
+                          </m:fPr>
+                          <m:num>
+                            <m:r>
+                              <m:t>3</m:t>
+                            </m:r>
+                            <m:r>
+                              <m:t>π</m:t>
+                            </m:r>
+                          </m:num>
+                          <m:den>
+                            <m:r>
+                              <m:t>4</m:t>
+                            </m:r>
+                          </m:den>
+                        </m:f>
+                      </m:e>
+                    </m:d>
+                    <m:r>
+                      <m:rPr>
+                        <m:sty m:val="p"/>
+                      </m:rPr>
+                      <m:t>=</m:t>
+                    </m:r>
+                    <m:r>
+                      <m:t>5</m:t>
+                    </m:r>
+                    <m:r>
+                      <m:rPr>
+                        <m:sty m:val="p"/>
+                      </m:rPr>
+                      <m:t>⋅</m:t>
+                    </m:r>
+                    <m:d>
+                      <m:dPr>
+                        <m:begChr m:val="("/>
+                        <m:sepChr m:val=""/>
+                        <m:endChr m:val=")"/>
+                        <m:grow/>
+                      </m:dPr>
+                      <m:e>
+                        <m:r>
+                          <m:rPr>
+                            <m:sty m:val="p"/>
+                          </m:rPr>
+                          <m:t>−</m:t>
+                        </m:r>
+                        <m:f>
+                          <m:fPr>
+                            <m:type m:val="bar"/>
+                          </m:fPr>
+                          <m:num>
+                            <m:rad>
+                              <m:radPr>
+                                <m:degHide m:val="on"/>
+                              </m:radPr>
+                              <m:deg/>
+                              <m:e>
+                                <m:r>
+                                  <m:t>2</m:t>
+                                </m:r>
+                              </m:e>
+                            </m:rad>
+                          </m:num>
+                          <m:den>
+                            <m:r>
+                              <m:t>2</m:t>
+                            </m:r>
+                          </m:den>
+                        </m:f>
+                      </m:e>
+                    </m:d>
+                    <m:r>
+                      <m:rPr>
+                        <m:sty m:val="p"/>
+                      </m:rPr>
+                      <m:t>=</m:t>
+                    </m:r>
+                    <m:r>
+                      <m:rPr>
+                        <m:sty m:val="p"/>
+                      </m:rPr>
+                      <m:t>−</m:t>
+                    </m:r>
+                    <m:f>
+                      <m:fPr>
+                        <m:type m:val="bar"/>
+                      </m:fPr>
+                      <m:num>
+                        <m:r>
+                          <m:t>5</m:t>
+                        </m:r>
+                        <m:rad>
+                          <m:radPr>
+                            <m:degHide m:val="on"/>
+                          </m:radPr>
+                          <m:deg/>
+                          <m:e>
+                            <m:r>
+                              <m:t>2</m:t>
+                            </m:r>
+                          </m:e>
+                        </m:rad>
+                      </m:num>
+                      <m:den>
+                        <m:r>
+                          <m:t>2</m:t>
+                        </m:r>
+                      </m:den>
+                    </m:f>
+                  </m:e>
+                  <m:e>
+                    <m:r>
+                      <m:t>y</m:t>
+                    </m:r>
+                    <m:r>
+                      <m:t>&amp;</m:t>
+                    </m:r>
+                    <m:r>
+                      <m:rPr>
+                        <m:sty m:val="p"/>
+                      </m:rPr>
+                      <m:t>=</m:t>
+                    </m:r>
+                    <m:r>
+                      <m:t>5</m:t>
+                    </m:r>
+                    <m:r>
+                      <m:rPr>
+                        <m:sty m:val="p"/>
+                      </m:rPr>
+                      <m:t>sin</m:t>
+                    </m:r>
+                    <m:d>
+                      <m:dPr>
+                        <m:begChr m:val="("/>
+                        <m:sepChr m:val=""/>
+                        <m:endChr m:val=")"/>
+                        <m:grow/>
+                      </m:dPr>
+                      <m:e>
+                        <m:f>
+                          <m:fPr>
+                            <m:type m:val="bar"/>
+                          </m:fPr>
+                          <m:num>
+                            <m:r>
+                              <m:t>3</m:t>
+                            </m:r>
+                            <m:r>
+                              <m:t>π</m:t>
+                            </m:r>
+                          </m:num>
+                          <m:den>
+                            <m:r>
+                              <m:t>4</m:t>
+                            </m:r>
+                          </m:den>
+                        </m:f>
+                      </m:e>
+                    </m:d>
+                    <m:r>
+                      <m:rPr>
+                        <m:sty m:val="p"/>
+                      </m:rPr>
+                      <m:t>=</m:t>
+                    </m:r>
+                    <m:r>
+                      <m:t>5</m:t>
+                    </m:r>
+                    <m:r>
+                      <m:rPr>
+                        <m:sty m:val="p"/>
+                      </m:rPr>
+                      <m:t>⋅</m:t>
+                    </m:r>
+                    <m:f>
+                      <m:fPr>
+                        <m:type m:val="bar"/>
+                      </m:fPr>
+                      <m:num>
+                        <m:rad>
+                          <m:radPr>
+                            <m:degHide m:val="on"/>
+                          </m:radPr>
+                          <m:deg/>
+                          <m:e>
+                            <m:r>
+                              <m:t>2</m:t>
+                            </m:r>
+                          </m:e>
+                        </m:rad>
+                      </m:num>
+                      <m:den>
+                        <m:r>
+                          <m:t>2</m:t>
+                        </m:r>
+                      </m:den>
+                    </m:f>
+                    <m:r>
+                      <m:rPr>
+                        <m:sty m:val="p"/>
+                      </m:rPr>
+                      <m:t>=</m:t>
+                    </m:r>
+                    <m:f>
+                      <m:fPr>
+                        <m:type m:val="bar"/>
+                      </m:fPr>
+                      <m:num>
+                        <m:r>
+                          <m:t>5</m:t>
+                        </m:r>
+                        <m:rad>
+                          <m:radPr>
+                            <m:degHide m:val="on"/>
+                          </m:radPr>
+                          <m:deg/>
+                          <m:e>
+                            <m:r>
+                              <m:t>2</m:t>
+                            </m:r>
+                          </m:e>
+                        </m:rad>
+                      </m:num>
+                      <m:den>
+                        <m:r>
+                          <m:t>2</m:t>
+                        </m:r>
+                      </m:den>
+                    </m:f>
+                  </m:e>
+                </m:eqArr>
               </m:oMath>
             </m:oMathPara>
           </w:p>
@@ -2155,7 +2147,7 @@
         </w:tc>
       </w:tr>
     </w:tbl>
-    <w:bookmarkStart w:id="58" w:name="X728c2c0d75f4b08b3c6fe19f66a4de4ca540467"/>
+    <w:bookmarkStart w:id="47" w:name="X728c2c0d75f4b08b3c6fe19f66a4de4ca540467"/>
     <w:p>
       <w:pPr>
         <w:pStyle w:val="Heading2"/>
@@ -2175,28 +2167,30 @@
         <w:t xml:space="preserve"> </w:t>
       </w:r>
       <m:oMath>
-        <m:d>
-          <m:dPr>
-            <m:begChr m:val="("/>
-            <m:sepChr m:val=""/>
-            <m:endChr m:val=")"/>
-            <m:grow/>
-          </m:dPr>
-          <m:e>
-            <m:r>
-              <m:t>x</m:t>
-            </m:r>
-            <m:r>
-              <m:rPr>
-                <m:sty m:val="p"/>
-              </m:rPr>
-              <m:t>,</m:t>
-            </m:r>
-            <m:r>
-              <m:t>y</m:t>
-            </m:r>
-          </m:e>
-        </m:d>
+        <m:r>
+          <m:rPr>
+            <m:sty m:val="p"/>
+          </m:rPr>
+          <m:t>(</m:t>
+        </m:r>
+        <m:r>
+          <m:t>x</m:t>
+        </m:r>
+        <m:r>
+          <m:rPr>
+            <m:sty m:val="p"/>
+          </m:rPr>
+          <m:t>,</m:t>
+        </m:r>
+        <m:r>
+          <m:t>y</m:t>
+        </m:r>
+        <m:r>
+          <m:rPr>
+            <m:sty m:val="p"/>
+          </m:rPr>
+          <m:t>)</m:t>
+        </m:r>
       </m:oMath>
       <w:r>
         <w:t xml:space="preserve"> </w:t>
@@ -2208,28 +2202,30 @@
         <w:t xml:space="preserve"> </w:t>
       </w:r>
       <m:oMath>
-        <m:d>
-          <m:dPr>
-            <m:begChr m:val="("/>
-            <m:sepChr m:val=""/>
-            <m:endChr m:val=")"/>
-            <m:grow/>
-          </m:dPr>
-          <m:e>
-            <m:r>
-              <m:t>r</m:t>
-            </m:r>
-            <m:r>
-              <m:rPr>
-                <m:sty m:val="p"/>
-              </m:rPr>
-              <m:t>,</m:t>
-            </m:r>
-            <m:r>
-              <m:t>φ</m:t>
-            </m:r>
-          </m:e>
-        </m:d>
+        <m:r>
+          <m:rPr>
+            <m:sty m:val="p"/>
+          </m:rPr>
+          <m:t>(</m:t>
+        </m:r>
+        <m:r>
+          <m:t>r</m:t>
+        </m:r>
+        <m:r>
+          <m:rPr>
+            <m:sty m:val="p"/>
+          </m:rPr>
+          <m:t>,</m:t>
+        </m:r>
+        <m:r>
+          <m:t>φ</m:t>
+        </m:r>
+        <m:r>
+          <m:rPr>
+            <m:sty m:val="p"/>
+          </m:rPr>
+          <m:t>)</m:t>
+        </m:r>
       </m:oMath>
       <w:r>
         <w:t xml:space="preserve">.</w:t>
@@ -2353,19 +2349,21 @@
             </m:rPr>
             <m:t>tan</m:t>
           </m:r>
-          <m:d>
-            <m:dPr>
-              <m:begChr m:val="("/>
-              <m:sepChr m:val=""/>
-              <m:endChr m:val=")"/>
-              <m:grow/>
-            </m:dPr>
-            <m:e>
-              <m:r>
-                <m:t>φ</m:t>
-              </m:r>
-            </m:e>
-          </m:d>
+          <m:r>
+            <m:rPr>
+              <m:sty m:val="p"/>
+            </m:rPr>
+            <m:t>(</m:t>
+          </m:r>
+          <m:r>
+            <m:t>φ</m:t>
+          </m:r>
+          <m:r>
+            <m:rPr>
+              <m:sty m:val="p"/>
+            </m:rPr>
+            <m:t>)</m:t>
+          </m:r>
           <m:r>
             <m:rPr>
               <m:sty m:val="p"/>
@@ -2431,18 +2429,18 @@
                 <wp:inline>
                   <wp:extent cx="152400" cy="152400"/>
                   <wp:effectExtent b="0" l="0" r="0" t="0"/>
-                  <wp:docPr descr="" title="" id="48" name="Picture"/>
+                  <wp:docPr descr="" title="" id="37" name="Picture"/>
                   <a:graphic>
                     <a:graphicData uri="http://schemas.openxmlformats.org/drawingml/2006/picture">
                       <pic:pic>
                         <pic:nvPicPr>
-                          <pic:cNvPr descr="/Applications/quarto/share/formats/docx/warning.png" id="49" name="Picture"/>
+                          <pic:cNvPr descr="/Applications/quarto/share/formats/docx/warning.png" id="38" name="Picture"/>
                           <pic:cNvPicPr>
                             <a:picLocks noChangeArrowheads="1" noChangeAspect="1"/>
                           </pic:cNvPicPr>
                         </pic:nvPicPr>
                         <pic:blipFill>
-                          <a:blip r:embed="rId47"/>
+                          <a:blip r:embed="rId36"/>
                           <a:stretch>
                             <a:fillRect/>
                           </a:stretch>
@@ -2511,19 +2509,21 @@
                 </m:rPr>
                 <m:t>tan</m:t>
               </m:r>
-              <m:d>
-                <m:dPr>
-                  <m:begChr m:val="("/>
-                  <m:sepChr m:val=""/>
-                  <m:endChr m:val=")"/>
-                  <m:grow/>
-                </m:dPr>
-                <m:e>
-                  <m:r>
-                    <m:t>φ</m:t>
-                  </m:r>
-                </m:e>
-              </m:d>
+              <m:r>
+                <m:rPr>
+                  <m:sty m:val="p"/>
+                </m:rPr>
+                <m:t>(</m:t>
+              </m:r>
+              <m:r>
+                <m:t>φ</m:t>
+              </m:r>
+              <m:r>
+                <m:rPr>
+                  <m:sty m:val="p"/>
+                </m:rPr>
+                <m:t>)</m:t>
+              </m:r>
               <m:r>
                 <m:rPr>
                   <m:sty m:val="p"/>
@@ -2738,28 +2738,30 @@
         <w:t xml:space="preserve"> </w:t>
       </w:r>
       <m:oMath>
-        <m:d>
-          <m:dPr>
-            <m:begChr m:val="("/>
-            <m:sepChr m:val=""/>
-            <m:endChr m:val=")"/>
-            <m:grow/>
-          </m:dPr>
-          <m:e>
-            <m:r>
-              <m:t>x</m:t>
-            </m:r>
-            <m:r>
-              <m:rPr>
-                <m:sty m:val="p"/>
-              </m:rPr>
-              <m:t>,</m:t>
-            </m:r>
-            <m:r>
-              <m:t>y</m:t>
-            </m:r>
-          </m:e>
-        </m:d>
+        <m:r>
+          <m:rPr>
+            <m:sty m:val="p"/>
+          </m:rPr>
+          <m:t>(</m:t>
+        </m:r>
+        <m:r>
+          <m:t>x</m:t>
+        </m:r>
+        <m:r>
+          <m:rPr>
+            <m:sty m:val="p"/>
+          </m:rPr>
+          <m:t>,</m:t>
+        </m:r>
+        <m:r>
+          <m:t>y</m:t>
+        </m:r>
+        <m:r>
+          <m:rPr>
+            <m:sty m:val="p"/>
+          </m:rPr>
+          <m:t>)</m:t>
+        </m:r>
       </m:oMath>
       <w:r>
         <w:t xml:space="preserve"> </w:t>
@@ -2782,7 +2784,7 @@
       <w:r>
         <w:t xml:space="preserve"> </w:t>
       </w:r>
-      <w:hyperlink r:id="rId20">
+      <w:hyperlink r:id="rId9">
         <w:r>
           <w:rPr>
             <w:rStyle w:val="Hyperlink"/>
@@ -2810,7 +2812,7 @@
       <w:tr>
         <w:tc>
           <w:tcPr/>
-          <w:bookmarkStart w:id="53" w:name="fig-5"/>
+          <w:bookmarkStart w:id="42" w:name="fig-5"/>
           <w:p>
             <w:pPr>
               <w:pStyle w:val="Compact"/>
@@ -2821,18 +2823,18 @@
                 <wp:inline>
                   <wp:extent cx="5755521" cy="3229452"/>
                   <wp:effectExtent b="0" l="0" r="0" t="0"/>
-                  <wp:docPr descr="" title="" id="51" name="Picture"/>
+                  <wp:docPr descr="" title="" id="40" name="Picture"/>
                   <a:graphic>
                     <a:graphicData uri="http://schemas.openxmlformats.org/drawingml/2006/picture">
                       <pic:pic>
                         <pic:nvPicPr>
-                          <pic:cNvPr descr="./FiguresPNG/intrototrig-fig5-5.png" id="52" name="Picture"/>
+                          <pic:cNvPr descr="./FiguresPNG/intrototrig-fig5-5.png" id="41" name="Picture"/>
                           <pic:cNvPicPr>
                             <a:picLocks noChangeArrowheads="1" noChangeAspect="1"/>
                           </pic:cNvPicPr>
                         </pic:nvPicPr>
                         <pic:blipFill>
-                          <a:blip r:embed="rId50"/>
+                          <a:blip r:embed="rId39"/>
                           <a:stretch>
                             <a:fillRect/>
                           </a:stretch>
@@ -2872,7 +2874,7 @@
               <w:t xml:space="preserve">Figure 3: A graphical depiction of signs of trigonometric functions in each quadrant.</w:t>
             </w:r>
           </w:p>
-          <w:bookmarkEnd w:id="53"/>
+          <w:bookmarkEnd w:id="42"/>
         </w:tc>
       </w:tr>
     </w:tbl>
@@ -2924,18 +2926,18 @@
                 <wp:inline>
                   <wp:extent cx="152400" cy="152400"/>
                   <wp:effectExtent b="0" l="0" r="0" t="0"/>
-                  <wp:docPr descr="" title="" id="54" name="Picture"/>
+                  <wp:docPr descr="" title="" id="43" name="Picture"/>
                   <a:graphic>
                     <a:graphicData uri="http://schemas.openxmlformats.org/drawingml/2006/picture">
                       <pic:pic>
                         <pic:nvPicPr>
-                          <pic:cNvPr descr="/Applications/quarto/share/formats/docx/note.png" id="55" name="Picture"/>
+                          <pic:cNvPr descr="/Applications/quarto/share/formats/docx/note.png" id="44" name="Picture"/>
                           <pic:cNvPicPr>
                             <a:picLocks noChangeArrowheads="1" noChangeAspect="1"/>
                           </pic:cNvPicPr>
                         </pic:nvPicPr>
                         <pic:blipFill>
-                          <a:blip r:embed="rId27"/>
+                          <a:blip r:embed="rId16"/>
                           <a:stretch>
                             <a:fillRect/>
                           </a:stretch>
@@ -2993,28 +2995,30 @@
               <w:t xml:space="preserve"> </w:t>
             </w:r>
             <m:oMath>
-              <m:d>
-                <m:dPr>
-                  <m:begChr m:val="("/>
-                  <m:sepChr m:val=""/>
-                  <m:endChr m:val=")"/>
-                  <m:grow/>
-                </m:dPr>
-                <m:e>
-                  <m:r>
-                    <m:t>3</m:t>
-                  </m:r>
-                  <m:r>
-                    <m:rPr>
-                      <m:sty m:val="p"/>
-                    </m:rPr>
-                    <m:t>,</m:t>
-                  </m:r>
-                  <m:r>
-                    <m:t>3</m:t>
-                  </m:r>
-                </m:e>
-              </m:d>
+              <m:r>
+                <m:rPr>
+                  <m:sty m:val="p"/>
+                </m:rPr>
+                <m:t>(</m:t>
+              </m:r>
+              <m:r>
+                <m:t>3</m:t>
+              </m:r>
+              <m:r>
+                <m:rPr>
+                  <m:sty m:val="p"/>
+                </m:rPr>
+                <m:t>,</m:t>
+              </m:r>
+              <m:r>
+                <m:t>3</m:t>
+              </m:r>
+              <m:r>
+                <m:rPr>
+                  <m:sty m:val="p"/>
+                </m:rPr>
+                <m:t>)</m:t>
+              </m:r>
             </m:oMath>
             <w:r>
               <w:t xml:space="preserve"> </w:t>
@@ -3198,19 +3202,21 @@
                   </m:rPr>
                   <m:t>tan</m:t>
                 </m:r>
-                <m:d>
-                  <m:dPr>
-                    <m:begChr m:val="("/>
-                    <m:sepChr m:val=""/>
-                    <m:endChr m:val=")"/>
-                    <m:grow/>
-                  </m:dPr>
-                  <m:e>
-                    <m:r>
-                      <m:t>φ</m:t>
-                    </m:r>
-                  </m:e>
-                </m:d>
+                <m:r>
+                  <m:rPr>
+                    <m:sty m:val="p"/>
+                  </m:rPr>
+                  <m:t>(</m:t>
+                </m:r>
+                <m:r>
+                  <m:t>φ</m:t>
+                </m:r>
+                <m:r>
+                  <m:rPr>
+                    <m:sty m:val="p"/>
+                  </m:rPr>
+                  <m:t>)</m:t>
+                </m:r>
                 <m:r>
                   <m:rPr>
                     <m:sty m:val="p"/>
@@ -3283,19 +3289,21 @@
                     </m:r>
                   </m:sup>
                 </m:sSup>
-                <m:d>
-                  <m:dPr>
-                    <m:begChr m:val="("/>
-                    <m:sepChr m:val=""/>
-                    <m:endChr m:val=")"/>
-                    <m:grow/>
-                  </m:dPr>
-                  <m:e>
-                    <m:r>
-                      <m:t>1</m:t>
-                    </m:r>
-                  </m:e>
-                </m:d>
+                <m:r>
+                  <m:rPr>
+                    <m:sty m:val="p"/>
+                  </m:rPr>
+                  <m:t>(</m:t>
+                </m:r>
+                <m:r>
+                  <m:t>1</m:t>
+                </m:r>
+                <m:r>
+                  <m:rPr>
+                    <m:sty m:val="p"/>
+                  </m:rPr>
+                  <m:t>)</m:t>
+                </m:r>
                 <m:r>
                   <m:rPr>
                     <m:sty m:val="p"/>
@@ -3435,18 +3443,18 @@
                 <wp:inline>
                   <wp:extent cx="152400" cy="152400"/>
                   <wp:effectExtent b="0" l="0" r="0" t="0"/>
-                  <wp:docPr descr="" title="" id="56" name="Picture"/>
+                  <wp:docPr descr="" title="" id="45" name="Picture"/>
                   <a:graphic>
                     <a:graphicData uri="http://schemas.openxmlformats.org/drawingml/2006/picture">
                       <pic:pic>
                         <pic:nvPicPr>
-                          <pic:cNvPr descr="/Applications/quarto/share/formats/docx/note.png" id="57" name="Picture"/>
+                          <pic:cNvPr descr="/Applications/quarto/share/formats/docx/note.png" id="46" name="Picture"/>
                           <pic:cNvPicPr>
                             <a:picLocks noChangeArrowheads="1" noChangeAspect="1"/>
                           </pic:cNvPicPr>
                         </pic:nvPicPr>
                         <pic:blipFill>
-                          <a:blip r:embed="rId27"/>
+                          <a:blip r:embed="rId16"/>
                           <a:stretch>
                             <a:fillRect/>
                           </a:stretch>
@@ -3504,45 +3512,47 @@
               <w:t xml:space="preserve"> </w:t>
             </w:r>
             <m:oMath>
-              <m:d>
-                <m:dPr>
-                  <m:begChr m:val="("/>
-                  <m:sepChr m:val=""/>
-                  <m:endChr m:val=")"/>
-                  <m:grow/>
-                </m:dPr>
+              <m:r>
+                <m:rPr>
+                  <m:sty m:val="p"/>
+                </m:rPr>
+                <m:t>(</m:t>
+              </m:r>
+              <m:r>
+                <m:rPr>
+                  <m:sty m:val="p"/>
+                </m:rPr>
+                <m:t>−</m:t>
+              </m:r>
+              <m:r>
+                <m:t>2</m:t>
+              </m:r>
+              <m:r>
+                <m:rPr>
+                  <m:sty m:val="p"/>
+                </m:rPr>
+                <m:t>,</m:t>
+              </m:r>
+              <m:r>
+                <m:t>2</m:t>
+              </m:r>
+              <m:rad>
+                <m:radPr>
+                  <m:degHide m:val="on"/>
+                </m:radPr>
+                <m:deg/>
                 <m:e>
                   <m:r>
-                    <m:rPr>
-                      <m:sty m:val="p"/>
-                    </m:rPr>
-                    <m:t>−</m:t>
+                    <m:t>3</m:t>
                   </m:r>
-                  <m:r>
-                    <m:t>2</m:t>
-                  </m:r>
-                  <m:r>
-                    <m:rPr>
-                      <m:sty m:val="p"/>
-                    </m:rPr>
-                    <m:t>,</m:t>
-                  </m:r>
-                  <m:r>
-                    <m:t>2</m:t>
-                  </m:r>
-                  <m:rad>
-                    <m:radPr>
-                      <m:degHide m:val="on"/>
-                    </m:radPr>
-                    <m:deg/>
-                    <m:e>
-                      <m:r>
-                        <m:t>3</m:t>
-                      </m:r>
-                    </m:e>
-                  </m:rad>
                 </m:e>
-              </m:d>
+              </m:rad>
+              <m:r>
+                <m:rPr>
+                  <m:sty m:val="p"/>
+                </m:rPr>
+                <m:t>)</m:t>
+              </m:r>
             </m:oMath>
             <w:r>
               <w:t xml:space="preserve"> </w:t>
@@ -3594,27 +3604,29 @@
                   </m:radPr>
                   <m:deg/>
                   <m:e>
+                    <m:r>
+                      <m:rPr>
+                        <m:sty m:val="p"/>
+                      </m:rPr>
+                      <m:t>(</m:t>
+                    </m:r>
+                    <m:r>
+                      <m:rPr>
+                        <m:sty m:val="p"/>
+                      </m:rPr>
+                      <m:t>−</m:t>
+                    </m:r>
+                    <m:r>
+                      <m:t>2</m:t>
+                    </m:r>
                     <m:sSup>
                       <m:e>
-                        <m:d>
-                          <m:dPr>
-                            <m:begChr m:val="("/>
-                            <m:sepChr m:val=""/>
-                            <m:endChr m:val=")"/>
-                            <m:grow/>
-                          </m:dPr>
-                          <m:e>
-                            <m:r>
-                              <m:rPr>
-                                <m:sty m:val="p"/>
-                              </m:rPr>
-                              <m:t>−</m:t>
-                            </m:r>
-                            <m:r>
-                              <m:t>2</m:t>
-                            </m:r>
-                          </m:e>
-                        </m:d>
+                        <m:r>
+                          <m:rPr>
+                            <m:sty m:val="p"/>
+                          </m:rPr>
+                          <m:t>)</m:t>
+                        </m:r>
                       </m:e>
                       <m:sup>
                         <m:r>
@@ -3628,32 +3640,34 @@
                       </m:rPr>
                       <m:t>+</m:t>
                     </m:r>
+                    <m:r>
+                      <m:rPr>
+                        <m:sty m:val="p"/>
+                      </m:rPr>
+                      <m:t>(</m:t>
+                    </m:r>
+                    <m:r>
+                      <m:t>2</m:t>
+                    </m:r>
+                    <m:rad>
+                      <m:radPr>
+                        <m:degHide m:val="on"/>
+                      </m:radPr>
+                      <m:deg/>
+                      <m:e>
+                        <m:r>
+                          <m:t>3</m:t>
+                        </m:r>
+                      </m:e>
+                    </m:rad>
                     <m:sSup>
                       <m:e>
-                        <m:d>
-                          <m:dPr>
-                            <m:begChr m:val="("/>
-                            <m:sepChr m:val=""/>
-                            <m:endChr m:val=")"/>
-                            <m:grow/>
-                          </m:dPr>
-                          <m:e>
-                            <m:r>
-                              <m:t>2</m:t>
-                            </m:r>
-                            <m:rad>
-                              <m:radPr>
-                                <m:degHide m:val="on"/>
-                              </m:radPr>
-                              <m:deg/>
-                              <m:e>
-                                <m:r>
-                                  <m:t>3</m:t>
-                                </m:r>
-                              </m:e>
-                            </m:rad>
-                          </m:e>
-                        </m:d>
+                        <m:r>
+                          <m:rPr>
+                            <m:sty m:val="p"/>
+                          </m:rPr>
+                          <m:t>)</m:t>
+                        </m:r>
                       </m:e>
                       <m:sup>
                         <m:r>
@@ -3752,19 +3766,21 @@
                   </m:rPr>
                   <m:t>tan</m:t>
                 </m:r>
-                <m:d>
-                  <m:dPr>
-                    <m:begChr m:val="("/>
-                    <m:sepChr m:val=""/>
-                    <m:endChr m:val=")"/>
-                    <m:grow/>
-                  </m:dPr>
-                  <m:e>
-                    <m:r>
-                      <m:t>φ</m:t>
-                    </m:r>
-                  </m:e>
-                </m:d>
+                <m:r>
+                  <m:rPr>
+                    <m:sty m:val="p"/>
+                  </m:rPr>
+                  <m:t>(</m:t>
+                </m:r>
+                <m:r>
+                  <m:t>φ</m:t>
+                </m:r>
+                <m:r>
+                  <m:rPr>
+                    <m:sty m:val="p"/>
+                  </m:rPr>
+                  <m:t>)</m:t>
+                </m:r>
                 <m:r>
                   <m:rPr>
                     <m:sty m:val="p"/>
@@ -3859,33 +3875,35 @@
                     </m:r>
                   </m:sup>
                 </m:sSup>
-                <m:d>
-                  <m:dPr>
-                    <m:begChr m:val="("/>
-                    <m:sepChr m:val=""/>
-                    <m:endChr m:val=")"/>
-                    <m:grow/>
-                  </m:dPr>
+                <m:r>
+                  <m:rPr>
+                    <m:sty m:val="p"/>
+                  </m:rPr>
+                  <m:t>(</m:t>
+                </m:r>
+                <m:r>
+                  <m:rPr>
+                    <m:sty m:val="p"/>
+                  </m:rPr>
+                  <m:t>−</m:t>
+                </m:r>
+                <m:rad>
+                  <m:radPr>
+                    <m:degHide m:val="on"/>
+                  </m:radPr>
+                  <m:deg/>
                   <m:e>
                     <m:r>
-                      <m:rPr>
-                        <m:sty m:val="p"/>
-                      </m:rPr>
-                      <m:t>−</m:t>
+                      <m:t>3</m:t>
                     </m:r>
-                    <m:rad>
-                      <m:radPr>
-                        <m:degHide m:val="on"/>
-                      </m:radPr>
-                      <m:deg/>
-                      <m:e>
-                        <m:r>
-                          <m:t>3</m:t>
-                        </m:r>
-                      </m:e>
-                    </m:rad>
                   </m:e>
-                </m:d>
+                </m:rad>
+                <m:r>
+                  <m:rPr>
+                    <m:sty m:val="p"/>
+                  </m:rPr>
+                  <m:t>)</m:t>
+                </m:r>
                 <m:r>
                   <m:rPr>
                     <m:sty m:val="p"/>
@@ -4063,9 +4081,9 @@
         </w:tc>
       </w:tr>
     </w:tbl>
-    <w:bookmarkEnd w:id="58"/>
-    <w:bookmarkEnd w:id="59"/>
-    <w:bookmarkStart w:id="70" w:name="X0a1dfeff04507d0d5cba59ae4dfc737e53e4523"/>
+    <w:bookmarkEnd w:id="47"/>
+    <w:bookmarkEnd w:id="48"/>
+    <w:bookmarkStart w:id="59" w:name="X0a1dfeff04507d0d5cba59ae4dfc737e53e4523"/>
     <w:p>
       <w:pPr>
         <w:pStyle w:val="Heading1"/>
@@ -4122,19 +4140,21 @@
         <m:r>
           <m:t>r</m:t>
         </m:r>
-        <m:d>
-          <m:dPr>
-            <m:begChr m:val="("/>
-            <m:sepChr m:val=""/>
-            <m:endChr m:val=")"/>
-            <m:grow/>
-          </m:dPr>
-          <m:e>
-            <m:r>
-              <m:t>φ</m:t>
-            </m:r>
-          </m:e>
-        </m:d>
+        <m:r>
+          <m:rPr>
+            <m:sty m:val="p"/>
+          </m:rPr>
+          <m:t>(</m:t>
+        </m:r>
+        <m:r>
+          <m:t>φ</m:t>
+        </m:r>
+        <m:r>
+          <m:rPr>
+            <m:sty m:val="p"/>
+          </m:rPr>
+          <m:t>)</m:t>
+        </m:r>
       </m:oMath>
       <w:r>
         <w:t xml:space="preserve">.</w:t>
@@ -4190,19 +4210,21 @@
                   </m:rPr>
                   <m:t>cos</m:t>
                 </m:r>
-                <m:d>
-                  <m:dPr>
-                    <m:begChr m:val="("/>
-                    <m:sepChr m:val=""/>
-                    <m:endChr m:val=")"/>
-                    <m:grow/>
-                  </m:dPr>
-                  <m:e>
-                    <m:r>
-                      <m:t>φ</m:t>
-                    </m:r>
-                  </m:e>
-                </m:d>
+                <m:r>
+                  <m:rPr>
+                    <m:sty m:val="p"/>
+                  </m:rPr>
+                  <m:t>(</m:t>
+                </m:r>
+                <m:r>
+                  <m:t>φ</m:t>
+                </m:r>
+                <m:r>
+                  <m:rPr>
+                    <m:sty m:val="p"/>
+                  </m:rPr>
+                  <m:t>)</m:t>
+                </m:r>
               </m:e>
             </m:mr>
             <m:mr>
@@ -4225,19 +4247,21 @@
                   </m:rPr>
                   <m:t>sin</m:t>
                 </m:r>
-                <m:d>
-                  <m:dPr>
-                    <m:begChr m:val="("/>
-                    <m:sepChr m:val=""/>
-                    <m:endChr m:val=")"/>
-                    <m:grow/>
-                  </m:dPr>
-                  <m:e>
-                    <m:r>
-                      <m:t>φ</m:t>
-                    </m:r>
-                  </m:e>
-                </m:d>
+                <m:r>
+                  <m:rPr>
+                    <m:sty m:val="p"/>
+                  </m:rPr>
+                  <m:t>(</m:t>
+                </m:r>
+                <m:r>
+                  <m:t>φ</m:t>
+                </m:r>
+                <m:r>
+                  <m:rPr>
+                    <m:sty m:val="p"/>
+                  </m:rPr>
+                  <m:t>)</m:t>
+                </m:r>
               </m:e>
             </m:mr>
             <m:mr>
@@ -4299,19 +4323,21 @@
                   </m:rPr>
                   <m:t>tan</m:t>
                 </m:r>
-                <m:d>
-                  <m:dPr>
-                    <m:begChr m:val="("/>
-                    <m:sepChr m:val=""/>
-                    <m:endChr m:val=")"/>
-                    <m:grow/>
-                  </m:dPr>
-                  <m:e>
-                    <m:r>
-                      <m:t>φ</m:t>
-                    </m:r>
-                  </m:e>
-                </m:d>
+                <m:r>
+                  <m:rPr>
+                    <m:sty m:val="p"/>
+                  </m:rPr>
+                  <m:t>(</m:t>
+                </m:r>
+                <m:r>
+                  <m:t>φ</m:t>
+                </m:r>
+                <m:r>
+                  <m:rPr>
+                    <m:sty m:val="p"/>
+                  </m:rPr>
+                  <m:t>)</m:t>
+                </m:r>
                 <m:r>
                   <m:rPr>
                     <m:sty m:val="p"/>
@@ -4379,18 +4405,18 @@
                 <wp:inline>
                   <wp:extent cx="152400" cy="152400"/>
                   <wp:effectExtent b="0" l="0" r="0" t="0"/>
-                  <wp:docPr descr="" title="" id="60" name="Picture"/>
+                  <wp:docPr descr="" title="" id="49" name="Picture"/>
                   <a:graphic>
                     <a:graphicData uri="http://schemas.openxmlformats.org/drawingml/2006/picture">
                       <pic:pic>
                         <pic:nvPicPr>
-                          <pic:cNvPr descr="/Applications/quarto/share/formats/docx/note.png" id="61" name="Picture"/>
+                          <pic:cNvPr descr="/Applications/quarto/share/formats/docx/note.png" id="50" name="Picture"/>
                           <pic:cNvPicPr>
                             <a:picLocks noChangeArrowheads="1" noChangeAspect="1"/>
                           </pic:cNvPicPr>
                         </pic:nvPicPr>
                         <pic:blipFill>
-                          <a:blip r:embed="rId27"/>
+                          <a:blip r:embed="rId16"/>
                           <a:stretch>
                             <a:fillRect/>
                           </a:stretch>
@@ -4462,28 +4488,30 @@
               <w:t xml:space="preserve"> </w:t>
             </w:r>
             <m:oMath>
-              <m:d>
-                <m:dPr>
-                  <m:begChr m:val="("/>
-                  <m:sepChr m:val=""/>
-                  <m:endChr m:val=")"/>
-                  <m:grow/>
-                </m:dPr>
-                <m:e>
-                  <m:r>
-                    <m:t>0</m:t>
-                  </m:r>
-                  <m:r>
-                    <m:rPr>
-                      <m:sty m:val="p"/>
-                    </m:rPr>
-                    <m:t>,</m:t>
-                  </m:r>
-                  <m:r>
-                    <m:t>0</m:t>
-                  </m:r>
-                </m:e>
-              </m:d>
+              <m:r>
+                <m:rPr>
+                  <m:sty m:val="p"/>
+                </m:rPr>
+                <m:t>(</m:t>
+              </m:r>
+              <m:r>
+                <m:t>0</m:t>
+              </m:r>
+              <m:r>
+                <m:rPr>
+                  <m:sty m:val="p"/>
+                </m:rPr>
+                <m:t>,</m:t>
+              </m:r>
+              <m:r>
+                <m:t>0</m:t>
+              </m:r>
+              <m:r>
+                <m:rPr>
+                  <m:sty m:val="p"/>
+                </m:rPr>
+                <m:t>)</m:t>
+              </m:r>
             </m:oMath>
             <w:r>
               <w:t xml:space="preserve">.</w:t>
@@ -4576,40 +4604,44 @@
                   </m:mPr>
                   <m:mr>
                     <m:e>
+                      <m:r>
+                        <m:rPr>
+                          <m:sty m:val="p"/>
+                        </m:rPr>
+                        <m:t>(</m:t>
+                      </m:r>
+                      <m:r>
+                        <m:t>r</m:t>
+                      </m:r>
+                      <m:r>
+                        <m:rPr>
+                          <m:sty m:val="p"/>
+                        </m:rPr>
+                        <m:t>cos</m:t>
+                      </m:r>
+                      <m:r>
+                        <m:rPr>
+                          <m:sty m:val="p"/>
+                        </m:rPr>
+                        <m:t>(</m:t>
+                      </m:r>
+                      <m:r>
+                        <m:t>φ</m:t>
+                      </m:r>
+                      <m:r>
+                        <m:rPr>
+                          <m:sty m:val="p"/>
+                        </m:rPr>
+                        <m:t>)</m:t>
+                      </m:r>
                       <m:sSup>
                         <m:e>
-                          <m:d>
-                            <m:dPr>
-                              <m:begChr m:val="("/>
-                              <m:sepChr m:val=""/>
-                              <m:endChr m:val=")"/>
-                              <m:grow/>
-                            </m:dPr>
-                            <m:e>
-                              <m:r>
-                                <m:t>r</m:t>
-                              </m:r>
-                              <m:r>
-                                <m:rPr>
-                                  <m:sty m:val="p"/>
-                                </m:rPr>
-                                <m:t>cos</m:t>
-                              </m:r>
-                              <m:d>
-                                <m:dPr>
-                                  <m:begChr m:val="("/>
-                                  <m:sepChr m:val=""/>
-                                  <m:endChr m:val=")"/>
-                                  <m:grow/>
-                                </m:dPr>
-                                <m:e>
-                                  <m:r>
-                                    <m:t>φ</m:t>
-                                  </m:r>
-                                </m:e>
-                              </m:d>
-                            </m:e>
-                          </m:d>
+                          <m:r>
+                            <m:rPr>
+                              <m:sty m:val="p"/>
+                            </m:rPr>
+                            <m:t>)</m:t>
+                          </m:r>
                         </m:e>
                         <m:sup>
                           <m:r>
@@ -4623,40 +4655,44 @@
                         </m:rPr>
                         <m:t>+</m:t>
                       </m:r>
+                      <m:r>
+                        <m:rPr>
+                          <m:sty m:val="p"/>
+                        </m:rPr>
+                        <m:t>(</m:t>
+                      </m:r>
+                      <m:r>
+                        <m:t>r</m:t>
+                      </m:r>
+                      <m:r>
+                        <m:rPr>
+                          <m:sty m:val="p"/>
+                        </m:rPr>
+                        <m:t>sin</m:t>
+                      </m:r>
+                      <m:r>
+                        <m:rPr>
+                          <m:sty m:val="p"/>
+                        </m:rPr>
+                        <m:t>(</m:t>
+                      </m:r>
+                      <m:r>
+                        <m:t>φ</m:t>
+                      </m:r>
+                      <m:r>
+                        <m:rPr>
+                          <m:sty m:val="p"/>
+                        </m:rPr>
+                        <m:t>)</m:t>
+                      </m:r>
                       <m:sSup>
                         <m:e>
-                          <m:d>
-                            <m:dPr>
-                              <m:begChr m:val="("/>
-                              <m:sepChr m:val=""/>
-                              <m:endChr m:val=")"/>
-                              <m:grow/>
-                            </m:dPr>
-                            <m:e>
-                              <m:r>
-                                <m:t>r</m:t>
-                              </m:r>
-                              <m:r>
-                                <m:rPr>
-                                  <m:sty m:val="p"/>
-                                </m:rPr>
-                                <m:t>sin</m:t>
-                              </m:r>
-                              <m:d>
-                                <m:dPr>
-                                  <m:begChr m:val="("/>
-                                  <m:sepChr m:val=""/>
-                                  <m:endChr m:val=")"/>
-                                  <m:grow/>
-                                </m:dPr>
-                                <m:e>
-                                  <m:r>
-                                    <m:t>φ</m:t>
-                                  </m:r>
-                                </m:e>
-                              </m:d>
-                            </m:e>
-                          </m:d>
+                          <m:r>
+                            <m:rPr>
+                              <m:sty m:val="p"/>
+                            </m:rPr>
+                            <m:t>)</m:t>
+                          </m:r>
                         </m:e>
                         <m:sup>
                           <m:r>
@@ -4704,19 +4740,21 @@
                           </m:r>
                         </m:sup>
                       </m:sSup>
-                      <m:d>
-                        <m:dPr>
-                          <m:begChr m:val="("/>
-                          <m:sepChr m:val=""/>
-                          <m:endChr m:val=")"/>
-                          <m:grow/>
-                        </m:dPr>
-                        <m:e>
-                          <m:r>
-                            <m:t>φ</m:t>
-                          </m:r>
-                        </m:e>
-                      </m:d>
+                      <m:r>
+                        <m:rPr>
+                          <m:sty m:val="p"/>
+                        </m:rPr>
+                        <m:t>(</m:t>
+                      </m:r>
+                      <m:r>
+                        <m:t>φ</m:t>
+                      </m:r>
+                      <m:r>
+                        <m:rPr>
+                          <m:sty m:val="p"/>
+                        </m:rPr>
+                        <m:t>)</m:t>
+                      </m:r>
                       <m:r>
                         <m:rPr>
                           <m:sty m:val="p"/>
@@ -4750,19 +4788,21 @@
                           </m:r>
                         </m:sup>
                       </m:sSup>
-                      <m:d>
-                        <m:dPr>
-                          <m:begChr m:val="("/>
-                          <m:sepChr m:val=""/>
-                          <m:endChr m:val=")"/>
-                          <m:grow/>
-                        </m:dPr>
-                        <m:e>
-                          <m:r>
-                            <m:t>φ</m:t>
-                          </m:r>
-                        </m:e>
-                      </m:d>
+                      <m:r>
+                        <m:rPr>
+                          <m:sty m:val="p"/>
+                        </m:rPr>
+                        <m:t>(</m:t>
+                      </m:r>
+                      <m:r>
+                        <m:t>φ</m:t>
+                      </m:r>
+                      <m:r>
+                        <m:rPr>
+                          <m:sty m:val="p"/>
+                        </m:rPr>
+                        <m:t>)</m:t>
+                      </m:r>
                       <m:r>
                         <m:rPr>
                           <m:sty m:val="p"/>
@@ -4788,78 +4828,84 @@
                           </m:r>
                         </m:sup>
                       </m:sSup>
-                      <m:d>
-                        <m:dPr>
-                          <m:begChr m:val="("/>
-                          <m:sepChr m:val=""/>
-                          <m:endChr m:val=")"/>
-                          <m:grow/>
-                        </m:dPr>
+                      <m:r>
+                        <m:rPr>
+                          <m:sty m:val="p"/>
+                        </m:rPr>
+                        <m:t>(</m:t>
+                      </m:r>
+                      <m:sSup>
                         <m:e>
-                          <m:sSup>
-                            <m:e>
-                              <m:r>
-                                <m:rPr>
-                                  <m:sty m:val="p"/>
-                                </m:rPr>
-                                <m:t>cos</m:t>
-                              </m:r>
-                            </m:e>
-                            <m:sup>
-                              <m:r>
-                                <m:t>2</m:t>
-                              </m:r>
-                            </m:sup>
-                          </m:sSup>
-                          <m:d>
-                            <m:dPr>
-                              <m:begChr m:val="("/>
-                              <m:sepChr m:val=""/>
-                              <m:endChr m:val=")"/>
-                              <m:grow/>
-                            </m:dPr>
-                            <m:e>
-                              <m:r>
-                                <m:t>φ</m:t>
-                              </m:r>
-                            </m:e>
-                          </m:d>
                           <m:r>
                             <m:rPr>
                               <m:sty m:val="p"/>
                             </m:rPr>
-                            <m:t>+</m:t>
+                            <m:t>cos</m:t>
                           </m:r>
-                          <m:sSup>
-                            <m:e>
-                              <m:r>
-                                <m:rPr>
-                                  <m:sty m:val="p"/>
-                                </m:rPr>
-                                <m:t>sin</m:t>
-                              </m:r>
-                            </m:e>
-                            <m:sup>
-                              <m:r>
-                                <m:t>2</m:t>
-                              </m:r>
-                            </m:sup>
-                          </m:sSup>
-                          <m:d>
-                            <m:dPr>
-                              <m:begChr m:val="("/>
-                              <m:sepChr m:val=""/>
-                              <m:endChr m:val=")"/>
-                              <m:grow/>
-                            </m:dPr>
-                            <m:e>
-                              <m:r>
-                                <m:t>φ</m:t>
-                              </m:r>
-                            </m:e>
-                          </m:d>
                         </m:e>
-                      </m:d>
+                        <m:sup>
+                          <m:r>
+                            <m:t>2</m:t>
+                          </m:r>
+                        </m:sup>
+                      </m:sSup>
+                      <m:r>
+                        <m:rPr>
+                          <m:sty m:val="p"/>
+                        </m:rPr>
+                        <m:t>(</m:t>
+                      </m:r>
+                      <m:r>
+                        <m:t>φ</m:t>
+                      </m:r>
+                      <m:r>
+                        <m:rPr>
+                          <m:sty m:val="p"/>
+                        </m:rPr>
+                        <m:t>)</m:t>
+                      </m:r>
+                      <m:r>
+                        <m:rPr>
+                          <m:sty m:val="p"/>
+                        </m:rPr>
+                        <m:t>+</m:t>
+                      </m:r>
+                      <m:sSup>
+                        <m:e>
+                          <m:r>
+                            <m:rPr>
+                              <m:sty m:val="p"/>
+                            </m:rPr>
+                            <m:t>sin</m:t>
+                          </m:r>
+                        </m:e>
+                        <m:sup>
+                          <m:r>
+                            <m:t>2</m:t>
+                          </m:r>
+                        </m:sup>
+                      </m:sSup>
+                      <m:r>
+                        <m:rPr>
+                          <m:sty m:val="p"/>
+                        </m:rPr>
+                        <m:t>(</m:t>
+                      </m:r>
+                      <m:r>
+                        <m:t>φ</m:t>
+                      </m:r>
+                      <m:r>
+                        <m:rPr>
+                          <m:sty m:val="p"/>
+                        </m:rPr>
+                        <m:t>)</m:t>
+                      </m:r>
+                      <m:r>
+                        <m:rPr>
+                          <m:sty m:val="p"/>
+                        </m:rPr>
+                        <m:t>)</m:t>
+                      </m:r>
                       <m:r>
                         <m:rPr>
                           <m:sty m:val="p"/>
@@ -4919,19 +4965,21 @@
                           </m:r>
                         </m:sup>
                       </m:sSup>
-                      <m:d>
-                        <m:dPr>
-                          <m:begChr m:val="("/>
-                          <m:sepChr m:val=""/>
-                          <m:endChr m:val=")"/>
-                          <m:grow/>
-                        </m:dPr>
-                        <m:e>
-                          <m:r>
-                            <m:t>1</m:t>
-                          </m:r>
-                        </m:e>
-                      </m:d>
+                      <m:r>
+                        <m:rPr>
+                          <m:sty m:val="p"/>
+                        </m:rPr>
+                        <m:t>(</m:t>
+                      </m:r>
+                      <m:r>
+                        <m:t>1</m:t>
+                      </m:r>
+                      <m:r>
+                        <m:rPr>
+                          <m:sty m:val="p"/>
+                        </m:rPr>
+                        <m:t>)</m:t>
+                      </m:r>
                       <m:r>
                         <m:rPr>
                           <m:sty m:val="p"/>
@@ -5109,18 +5157,18 @@
                 <wp:inline>
                   <wp:extent cx="152400" cy="152400"/>
                   <wp:effectExtent b="0" l="0" r="0" t="0"/>
-                  <wp:docPr descr="" title="" id="62" name="Picture"/>
+                  <wp:docPr descr="" title="" id="51" name="Picture"/>
                   <a:graphic>
                     <a:graphicData uri="http://schemas.openxmlformats.org/drawingml/2006/picture">
                       <pic:pic>
                         <pic:nvPicPr>
-                          <pic:cNvPr descr="/Applications/quarto/share/formats/docx/note.png" id="63" name="Picture"/>
+                          <pic:cNvPr descr="/Applications/quarto/share/formats/docx/note.png" id="52" name="Picture"/>
                           <pic:cNvPicPr>
                             <a:picLocks noChangeArrowheads="1" noChangeAspect="1"/>
                           </pic:cNvPicPr>
                         </pic:nvPicPr>
                         <pic:blipFill>
-                          <a:blip r:embed="rId27"/>
+                          <a:blip r:embed="rId16"/>
                           <a:stretch>
                             <a:fillRect/>
                           </a:stretch>
@@ -5248,19 +5296,21 @@
                         </m:rPr>
                         <m:t>sin</m:t>
                       </m:r>
-                      <m:d>
-                        <m:dPr>
-                          <m:begChr m:val="("/>
-                          <m:sepChr m:val=""/>
-                          <m:endChr m:val=")"/>
-                          <m:grow/>
-                        </m:dPr>
-                        <m:e>
-                          <m:r>
-                            <m:t>φ</m:t>
-                          </m:r>
-                        </m:e>
-                      </m:d>
+                      <m:r>
+                        <m:rPr>
+                          <m:sty m:val="p"/>
+                        </m:rPr>
+                        <m:t>(</m:t>
+                      </m:r>
+                      <m:r>
+                        <m:t>φ</m:t>
+                      </m:r>
+                      <m:r>
+                        <m:rPr>
+                          <m:sty m:val="p"/>
+                        </m:rPr>
+                        <m:t>)</m:t>
+                      </m:r>
                       <m:r>
                         <m:rPr>
                           <m:sty m:val="p"/>
@@ -5270,40 +5320,44 @@
                       <m:r>
                         <m:t>2</m:t>
                       </m:r>
+                      <m:r>
+                        <m:rPr>
+                          <m:sty m:val="p"/>
+                        </m:rPr>
+                        <m:t>(</m:t>
+                      </m:r>
+                      <m:r>
+                        <m:t>r</m:t>
+                      </m:r>
+                      <m:r>
+                        <m:rPr>
+                          <m:sty m:val="p"/>
+                        </m:rPr>
+                        <m:t>cos</m:t>
+                      </m:r>
+                      <m:r>
+                        <m:rPr>
+                          <m:sty m:val="p"/>
+                        </m:rPr>
+                        <m:t>(</m:t>
+                      </m:r>
+                      <m:r>
+                        <m:t>φ</m:t>
+                      </m:r>
+                      <m:r>
+                        <m:rPr>
+                          <m:sty m:val="p"/>
+                        </m:rPr>
+                        <m:t>)</m:t>
+                      </m:r>
                       <m:sSup>
                         <m:e>
-                          <m:d>
-                            <m:dPr>
-                              <m:begChr m:val="("/>
-                              <m:sepChr m:val=""/>
-                              <m:endChr m:val=")"/>
-                              <m:grow/>
-                            </m:dPr>
-                            <m:e>
-                              <m:r>
-                                <m:t>r</m:t>
-                              </m:r>
-                              <m:r>
-                                <m:rPr>
-                                  <m:sty m:val="p"/>
-                                </m:rPr>
-                                <m:t>cos</m:t>
-                              </m:r>
-                              <m:d>
-                                <m:dPr>
-                                  <m:begChr m:val="("/>
-                                  <m:sepChr m:val=""/>
-                                  <m:endChr m:val=")"/>
-                                  <m:grow/>
-                                </m:dPr>
-                                <m:e>
-                                  <m:r>
-                                    <m:t>φ</m:t>
-                                  </m:r>
-                                </m:e>
-                              </m:d>
-                            </m:e>
-                          </m:d>
+                          <m:r>
+                            <m:rPr>
+                              <m:sty m:val="p"/>
+                            </m:rPr>
+                            <m:t>)</m:t>
+                          </m:r>
                         </m:e>
                         <m:sup>
                           <m:r>
@@ -5324,19 +5378,21 @@
                         </m:rPr>
                         <m:t>sin</m:t>
                       </m:r>
-                      <m:d>
-                        <m:dPr>
-                          <m:begChr m:val="("/>
-                          <m:sepChr m:val=""/>
-                          <m:endChr m:val=")"/>
-                          <m:grow/>
-                        </m:dPr>
-                        <m:e>
-                          <m:r>
-                            <m:t>φ</m:t>
-                          </m:r>
-                        </m:e>
-                      </m:d>
+                      <m:r>
+                        <m:rPr>
+                          <m:sty m:val="p"/>
+                        </m:rPr>
+                        <m:t>(</m:t>
+                      </m:r>
+                      <m:r>
+                        <m:t>φ</m:t>
+                      </m:r>
+                      <m:r>
+                        <m:rPr>
+                          <m:sty m:val="p"/>
+                        </m:rPr>
+                        <m:t>)</m:t>
+                      </m:r>
                       <m:r>
                         <m:rPr>
                           <m:sty m:val="p"/>
@@ -5373,19 +5429,21 @@
                           </m:r>
                         </m:sup>
                       </m:sSup>
-                      <m:d>
-                        <m:dPr>
-                          <m:begChr m:val="("/>
-                          <m:sepChr m:val=""/>
-                          <m:endChr m:val=")"/>
-                          <m:grow/>
-                        </m:dPr>
-                        <m:e>
-                          <m:r>
-                            <m:t>φ</m:t>
-                          </m:r>
-                        </m:e>
-                      </m:d>
+                      <m:r>
+                        <m:rPr>
+                          <m:sty m:val="p"/>
+                        </m:rPr>
+                        <m:t>(</m:t>
+                      </m:r>
+                      <m:r>
+                        <m:t>φ</m:t>
+                      </m:r>
+                      <m:r>
+                        <m:rPr>
+                          <m:sty m:val="p"/>
+                        </m:rPr>
+                        <m:t>)</m:t>
+                      </m:r>
                     </m:e>
                   </m:mr>
                   <m:mr>
@@ -5396,19 +5454,21 @@
                         </m:rPr>
                         <m:t>sin</m:t>
                       </m:r>
-                      <m:d>
-                        <m:dPr>
-                          <m:begChr m:val="("/>
-                          <m:sepChr m:val=""/>
-                          <m:endChr m:val=")"/>
-                          <m:grow/>
-                        </m:dPr>
-                        <m:e>
-                          <m:r>
-                            <m:t>φ</m:t>
-                          </m:r>
-                        </m:e>
-                      </m:d>
+                      <m:r>
+                        <m:rPr>
+                          <m:sty m:val="p"/>
+                        </m:rPr>
+                        <m:t>(</m:t>
+                      </m:r>
+                      <m:r>
+                        <m:t>φ</m:t>
+                      </m:r>
+                      <m:r>
+                        <m:rPr>
+                          <m:sty m:val="p"/>
+                        </m:rPr>
+                        <m:t>)</m:t>
+                      </m:r>
                       <m:r>
                         <m:rPr>
                           <m:sty m:val="p"/>
@@ -5436,19 +5496,21 @@
                           </m:r>
                         </m:sup>
                       </m:sSup>
-                      <m:d>
-                        <m:dPr>
-                          <m:begChr m:val="("/>
-                          <m:sepChr m:val=""/>
-                          <m:endChr m:val=")"/>
-                          <m:grow/>
-                        </m:dPr>
-                        <m:e>
-                          <m:r>
-                            <m:t>φ</m:t>
-                          </m:r>
-                        </m:e>
-                      </m:d>
+                      <m:r>
+                        <m:rPr>
+                          <m:sty m:val="p"/>
+                        </m:rPr>
+                        <m:t>(</m:t>
+                      </m:r>
+                      <m:r>
+                        <m:t>φ</m:t>
+                      </m:r>
+                      <m:r>
+                        <m:rPr>
+                          <m:sty m:val="p"/>
+                        </m:rPr>
+                        <m:t>)</m:t>
+                      </m:r>
                     </m:e>
                   </m:mr>
                   <m:mr>
@@ -5459,19 +5521,21 @@
                         </m:rPr>
                         <m:t>sin</m:t>
                       </m:r>
-                      <m:d>
-                        <m:dPr>
-                          <m:begChr m:val="("/>
-                          <m:sepChr m:val=""/>
-                          <m:endChr m:val=")"/>
-                          <m:grow/>
-                        </m:dPr>
-                        <m:e>
-                          <m:r>
-                            <m:t>φ</m:t>
-                          </m:r>
-                        </m:e>
-                      </m:d>
+                      <m:r>
+                        <m:rPr>
+                          <m:sty m:val="p"/>
+                        </m:rPr>
+                        <m:t>(</m:t>
+                      </m:r>
+                      <m:r>
+                        <m:t>φ</m:t>
+                      </m:r>
+                      <m:r>
+                        <m:rPr>
+                          <m:sty m:val="p"/>
+                        </m:rPr>
+                        <m:t>)</m:t>
+                      </m:r>
                       <m:r>
                         <m:rPr>
                           <m:sty m:val="p"/>
@@ -5496,19 +5560,21 @@
                         </m:rPr>
                         <m:t>cos</m:t>
                       </m:r>
-                      <m:d>
-                        <m:dPr>
-                          <m:begChr m:val="("/>
-                          <m:sepChr m:val=""/>
-                          <m:endChr m:val=")"/>
-                          <m:grow/>
-                        </m:dPr>
-                        <m:e>
-                          <m:r>
-                            <m:t>φ</m:t>
-                          </m:r>
-                        </m:e>
-                      </m:d>
+                      <m:r>
+                        <m:rPr>
+                          <m:sty m:val="p"/>
+                        </m:rPr>
+                        <m:t>(</m:t>
+                      </m:r>
+                      <m:r>
+                        <m:t>φ</m:t>
+                      </m:r>
+                      <m:r>
+                        <m:rPr>
+                          <m:sty m:val="p"/>
+                        </m:rPr>
+                        <m:t>)</m:t>
+                      </m:r>
                       <m:r>
                         <m:rPr>
                           <m:sty m:val="p"/>
@@ -5521,19 +5587,21 @@
                         </m:rPr>
                         <m:t>cos</m:t>
                       </m:r>
-                      <m:d>
-                        <m:dPr>
-                          <m:begChr m:val="("/>
-                          <m:sepChr m:val=""/>
-                          <m:endChr m:val=")"/>
-                          <m:grow/>
-                        </m:dPr>
-                        <m:e>
-                          <m:r>
-                            <m:t>φ</m:t>
-                          </m:r>
-                        </m:e>
-                      </m:d>
+                      <m:r>
+                        <m:rPr>
+                          <m:sty m:val="p"/>
+                        </m:rPr>
+                        <m:t>(</m:t>
+                      </m:r>
+                      <m:r>
+                        <m:t>φ</m:t>
+                      </m:r>
+                      <m:r>
+                        <m:rPr>
+                          <m:sty m:val="p"/>
+                        </m:rPr>
+                        <m:t>)</m:t>
+                      </m:r>
                     </m:e>
                   </m:mr>
                 </m:m>
@@ -5557,19 +5625,21 @@
                 </m:rPr>
                 <m:t>sin</m:t>
               </m:r>
-              <m:d>
-                <m:dPr>
-                  <m:begChr m:val="("/>
-                  <m:sepChr m:val=""/>
-                  <m:endChr m:val=")"/>
-                  <m:grow/>
-                </m:dPr>
-                <m:e>
-                  <m:r>
-                    <m:t>φ</m:t>
-                  </m:r>
-                </m:e>
-              </m:d>
+              <m:r>
+                <m:rPr>
+                  <m:sty m:val="p"/>
+                </m:rPr>
+                <m:t>(</m:t>
+              </m:r>
+              <m:r>
+                <m:t>φ</m:t>
+              </m:r>
+              <m:r>
+                <m:rPr>
+                  <m:sty m:val="p"/>
+                </m:rPr>
+                <m:t>)</m:t>
+              </m:r>
             </m:oMath>
             <w:r>
               <w:t xml:space="preserve"> </w:t>
@@ -5613,19 +5683,21 @@
                             </m:rPr>
                             <m:t>sin</m:t>
                           </m:r>
-                          <m:d>
-                            <m:dPr>
-                              <m:begChr m:val="("/>
-                              <m:sepChr m:val=""/>
-                              <m:endChr m:val=")"/>
-                              <m:grow/>
-                            </m:dPr>
-                            <m:e>
-                              <m:r>
-                                <m:t>φ</m:t>
-                              </m:r>
-                            </m:e>
-                          </m:d>
+                          <m:r>
+                            <m:rPr>
+                              <m:sty m:val="p"/>
+                            </m:rPr>
+                            <m:t>(</m:t>
+                          </m:r>
+                          <m:r>
+                            <m:t>φ</m:t>
+                          </m:r>
+                          <m:r>
+                            <m:rPr>
+                              <m:sty m:val="p"/>
+                            </m:rPr>
+                            <m:t>)</m:t>
+                          </m:r>
                         </m:num>
                         <m:den>
                           <m:r>
@@ -5634,19 +5706,21 @@
                             </m:rPr>
                             <m:t>sin</m:t>
                           </m:r>
-                          <m:d>
-                            <m:dPr>
-                              <m:begChr m:val="("/>
-                              <m:sepChr m:val=""/>
-                              <m:endChr m:val=")"/>
-                              <m:grow/>
-                            </m:dPr>
-                            <m:e>
-                              <m:r>
-                                <m:t>φ</m:t>
-                              </m:r>
-                            </m:e>
-                          </m:d>
+                          <m:r>
+                            <m:rPr>
+                              <m:sty m:val="p"/>
+                            </m:rPr>
+                            <m:t>(</m:t>
+                          </m:r>
+                          <m:r>
+                            <m:t>φ</m:t>
+                          </m:r>
+                          <m:r>
+                            <m:rPr>
+                              <m:sty m:val="p"/>
+                            </m:rPr>
+                            <m:t>)</m:t>
+                          </m:r>
                         </m:den>
                       </m:f>
                       <m:r>
@@ -5678,19 +5752,21 @@
                             </m:rPr>
                             <m:t>cos</m:t>
                           </m:r>
-                          <m:d>
-                            <m:dPr>
-                              <m:begChr m:val="("/>
-                              <m:sepChr m:val=""/>
-                              <m:endChr m:val=")"/>
-                              <m:grow/>
-                            </m:dPr>
-                            <m:e>
-                              <m:r>
-                                <m:t>φ</m:t>
-                              </m:r>
-                            </m:e>
-                          </m:d>
+                          <m:r>
+                            <m:rPr>
+                              <m:sty m:val="p"/>
+                            </m:rPr>
+                            <m:t>(</m:t>
+                          </m:r>
+                          <m:r>
+                            <m:t>φ</m:t>
+                          </m:r>
+                          <m:r>
+                            <m:rPr>
+                              <m:sty m:val="p"/>
+                            </m:rPr>
+                            <m:t>)</m:t>
+                          </m:r>
                           <m:r>
                             <m:rPr>
                               <m:sty m:val="p"/>
@@ -5703,19 +5779,21 @@
                             </m:rPr>
                             <m:t>cos</m:t>
                           </m:r>
-                          <m:d>
-                            <m:dPr>
-                              <m:begChr m:val="("/>
-                              <m:sepChr m:val=""/>
-                              <m:endChr m:val=")"/>
-                              <m:grow/>
-                            </m:dPr>
-                            <m:e>
-                              <m:r>
-                                <m:t>φ</m:t>
-                              </m:r>
-                            </m:e>
-                          </m:d>
+                          <m:r>
+                            <m:rPr>
+                              <m:sty m:val="p"/>
+                            </m:rPr>
+                            <m:t>(</m:t>
+                          </m:r>
+                          <m:r>
+                            <m:t>φ</m:t>
+                          </m:r>
+                          <m:r>
+                            <m:rPr>
+                              <m:sty m:val="p"/>
+                            </m:rPr>
+                            <m:t>)</m:t>
+                          </m:r>
                         </m:num>
                         <m:den>
                           <m:r>
@@ -5724,19 +5802,21 @@
                             </m:rPr>
                             <m:t>sin</m:t>
                           </m:r>
-                          <m:d>
-                            <m:dPr>
-                              <m:begChr m:val="("/>
-                              <m:sepChr m:val=""/>
-                              <m:endChr m:val=")"/>
-                              <m:grow/>
-                            </m:dPr>
-                            <m:e>
-                              <m:r>
-                                <m:t>φ</m:t>
-                              </m:r>
-                            </m:e>
-                          </m:d>
+                          <m:r>
+                            <m:rPr>
+                              <m:sty m:val="p"/>
+                            </m:rPr>
+                            <m:t>(</m:t>
+                          </m:r>
+                          <m:r>
+                            <m:t>φ</m:t>
+                          </m:r>
+                          <m:r>
+                            <m:rPr>
+                              <m:sty m:val="p"/>
+                            </m:rPr>
+                            <m:t>)</m:t>
+                          </m:r>
                         </m:den>
                       </m:f>
                     </m:e>
@@ -5770,19 +5850,21 @@
                         </m:rPr>
                         <m:t>cos</m:t>
                       </m:r>
-                      <m:d>
-                        <m:dPr>
-                          <m:begChr m:val="("/>
-                          <m:sepChr m:val=""/>
-                          <m:endChr m:val=")"/>
-                          <m:grow/>
-                        </m:dPr>
-                        <m:e>
-                          <m:r>
-                            <m:t>φ</m:t>
-                          </m:r>
-                        </m:e>
-                      </m:d>
+                      <m:r>
+                        <m:rPr>
+                          <m:sty m:val="p"/>
+                        </m:rPr>
+                        <m:t>(</m:t>
+                      </m:r>
+                      <m:r>
+                        <m:t>φ</m:t>
+                      </m:r>
+                      <m:r>
+                        <m:rPr>
+                          <m:sty m:val="p"/>
+                        </m:rPr>
+                        <m:t>)</m:t>
+                      </m:r>
                       <m:r>
                         <m:rPr>
                           <m:sty m:val="p"/>
@@ -5800,19 +5882,21 @@
                             </m:rPr>
                             <m:t>cos</m:t>
                           </m:r>
-                          <m:d>
-                            <m:dPr>
-                              <m:begChr m:val="("/>
-                              <m:sepChr m:val=""/>
-                              <m:endChr m:val=")"/>
-                              <m:grow/>
-                            </m:dPr>
-                            <m:e>
-                              <m:r>
-                                <m:t>φ</m:t>
-                              </m:r>
-                            </m:e>
-                          </m:d>
+                          <m:r>
+                            <m:rPr>
+                              <m:sty m:val="p"/>
+                            </m:rPr>
+                            <m:t>(</m:t>
+                          </m:r>
+                          <m:r>
+                            <m:t>φ</m:t>
+                          </m:r>
+                          <m:r>
+                            <m:rPr>
+                              <m:sty m:val="p"/>
+                            </m:rPr>
+                            <m:t>)</m:t>
+                          </m:r>
                         </m:num>
                         <m:den>
                           <m:r>
@@ -5821,19 +5905,21 @@
                             </m:rPr>
                             <m:t>sin</m:t>
                           </m:r>
-                          <m:d>
-                            <m:dPr>
-                              <m:begChr m:val="("/>
-                              <m:sepChr m:val=""/>
-                              <m:endChr m:val=")"/>
-                              <m:grow/>
-                            </m:dPr>
-                            <m:e>
-                              <m:r>
-                                <m:t>φ</m:t>
-                              </m:r>
-                            </m:e>
-                          </m:d>
+                          <m:r>
+                            <m:rPr>
+                              <m:sty m:val="p"/>
+                            </m:rPr>
+                            <m:t>(</m:t>
+                          </m:r>
+                          <m:r>
+                            <m:t>φ</m:t>
+                          </m:r>
+                          <m:r>
+                            <m:rPr>
+                              <m:sty m:val="p"/>
+                            </m:rPr>
+                            <m:t>)</m:t>
+                          </m:r>
                         </m:den>
                       </m:f>
                     </m:e>
@@ -5867,19 +5953,21 @@
                         </m:rPr>
                         <m:t>cos</m:t>
                       </m:r>
-                      <m:d>
-                        <m:dPr>
-                          <m:begChr m:val="("/>
-                          <m:sepChr m:val=""/>
-                          <m:endChr m:val=")"/>
-                          <m:grow/>
-                        </m:dPr>
-                        <m:e>
-                          <m:r>
-                            <m:t>φ</m:t>
-                          </m:r>
-                        </m:e>
-                      </m:d>
+                      <m:r>
+                        <m:rPr>
+                          <m:sty m:val="p"/>
+                        </m:rPr>
+                        <m:t>(</m:t>
+                      </m:r>
+                      <m:r>
+                        <m:t>φ</m:t>
+                      </m:r>
+                      <m:r>
+                        <m:rPr>
+                          <m:sty m:val="p"/>
+                        </m:rPr>
+                        <m:t>)</m:t>
+                      </m:r>
                       <m:r>
                         <m:rPr>
                           <m:sty m:val="p"/>
@@ -5892,19 +5980,21 @@
                         </m:rPr>
                         <m:t>cot</m:t>
                       </m:r>
-                      <m:d>
-                        <m:dPr>
-                          <m:begChr m:val="("/>
-                          <m:sepChr m:val=""/>
-                          <m:endChr m:val=")"/>
-                          <m:grow/>
-                        </m:dPr>
-                        <m:e>
-                          <m:r>
-                            <m:t>φ</m:t>
-                          </m:r>
-                        </m:e>
-                      </m:d>
+                      <m:r>
+                        <m:rPr>
+                          <m:sty m:val="p"/>
+                        </m:rPr>
+                        <m:t>(</m:t>
+                      </m:r>
+                      <m:r>
+                        <m:t>φ</m:t>
+                      </m:r>
+                      <m:r>
+                        <m:rPr>
+                          <m:sty m:val="p"/>
+                        </m:rPr>
+                        <m:t>)</m:t>
+                      </m:r>
                     </m:e>
                   </m:mr>
                 </m:m>
@@ -5928,38 +6018,42 @@
                 </m:rPr>
                 <m:t>cos</m:t>
               </m:r>
-              <m:d>
-                <m:dPr>
-                  <m:begChr m:val="("/>
-                  <m:sepChr m:val=""/>
-                  <m:endChr m:val=")"/>
-                  <m:grow/>
-                </m:dPr>
-                <m:e>
-                  <m:r>
-                    <m:t>φ</m:t>
-                  </m:r>
-                </m:e>
-              </m:d>
+              <m:r>
+                <m:rPr>
+                  <m:sty m:val="p"/>
+                </m:rPr>
+                <m:t>(</m:t>
+              </m:r>
+              <m:r>
+                <m:t>φ</m:t>
+              </m:r>
+              <m:r>
+                <m:rPr>
+                  <m:sty m:val="p"/>
+                </m:rPr>
+                <m:t>)</m:t>
+              </m:r>
               <m:r>
                 <m:rPr>
                   <m:sty m:val="p"/>
                 </m:rPr>
                 <m:t>cot</m:t>
               </m:r>
-              <m:d>
-                <m:dPr>
-                  <m:begChr m:val="("/>
-                  <m:sepChr m:val=""/>
-                  <m:endChr m:val=")"/>
-                  <m:grow/>
-                </m:dPr>
-                <m:e>
-                  <m:r>
-                    <m:t>φ</m:t>
-                  </m:r>
-                </m:e>
-              </m:d>
+              <m:r>
+                <m:rPr>
+                  <m:sty m:val="p"/>
+                </m:rPr>
+                <m:t>(</m:t>
+              </m:r>
+              <m:r>
+                <m:t>φ</m:t>
+              </m:r>
+              <m:r>
+                <m:rPr>
+                  <m:sty m:val="p"/>
+                </m:rPr>
+                <m:t>)</m:t>
+              </m:r>
             </m:oMath>
             <w:r>
               <w:t xml:space="preserve"> </w:t>
@@ -6008,38 +6102,42 @@
                             </m:rPr>
                             <m:t>cos</m:t>
                           </m:r>
-                          <m:d>
-                            <m:dPr>
-                              <m:begChr m:val="("/>
-                              <m:sepChr m:val=""/>
-                              <m:endChr m:val=")"/>
-                              <m:grow/>
-                            </m:dPr>
-                            <m:e>
-                              <m:r>
-                                <m:t>φ</m:t>
-                              </m:r>
-                            </m:e>
-                          </m:d>
+                          <m:r>
+                            <m:rPr>
+                              <m:sty m:val="p"/>
+                            </m:rPr>
+                            <m:t>(</m:t>
+                          </m:r>
+                          <m:r>
+                            <m:t>φ</m:t>
+                          </m:r>
+                          <m:r>
+                            <m:rPr>
+                              <m:sty m:val="p"/>
+                            </m:rPr>
+                            <m:t>)</m:t>
+                          </m:r>
                           <m:r>
                             <m:rPr>
                               <m:sty m:val="p"/>
                             </m:rPr>
                             <m:t>cot</m:t>
                           </m:r>
-                          <m:d>
-                            <m:dPr>
-                              <m:begChr m:val="("/>
-                              <m:sepChr m:val=""/>
-                              <m:endChr m:val=")"/>
-                              <m:grow/>
-                            </m:dPr>
-                            <m:e>
-                              <m:r>
-                                <m:t>φ</m:t>
-                              </m:r>
-                            </m:e>
-                          </m:d>
+                          <m:r>
+                            <m:rPr>
+                              <m:sty m:val="p"/>
+                            </m:rPr>
+                            <m:t>(</m:t>
+                          </m:r>
+                          <m:r>
+                            <m:t>φ</m:t>
+                          </m:r>
+                          <m:r>
+                            <m:rPr>
+                              <m:sty m:val="p"/>
+                            </m:rPr>
+                            <m:t>)</m:t>
+                          </m:r>
                         </m:den>
                       </m:f>
                       <m:r>
@@ -6074,19 +6172,21 @@
                             </m:rPr>
                             <m:t>cos</m:t>
                           </m:r>
-                          <m:d>
-                            <m:dPr>
-                              <m:begChr m:val="("/>
-                              <m:sepChr m:val=""/>
-                              <m:endChr m:val=")"/>
-                              <m:grow/>
-                            </m:dPr>
-                            <m:e>
-                              <m:r>
-                                <m:t>φ</m:t>
-                              </m:r>
-                            </m:e>
-                          </m:d>
+                          <m:r>
+                            <m:rPr>
+                              <m:sty m:val="p"/>
+                            </m:rPr>
+                            <m:t>(</m:t>
+                          </m:r>
+                          <m:r>
+                            <m:t>φ</m:t>
+                          </m:r>
+                          <m:r>
+                            <m:rPr>
+                              <m:sty m:val="p"/>
+                            </m:rPr>
+                            <m:t>)</m:t>
+                          </m:r>
                         </m:den>
                       </m:f>
                       <m:r>
@@ -6111,19 +6211,21 @@
                             </m:rPr>
                             <m:t>cot</m:t>
                           </m:r>
-                          <m:d>
-                            <m:dPr>
-                              <m:begChr m:val="("/>
-                              <m:sepChr m:val=""/>
-                              <m:endChr m:val=")"/>
-                              <m:grow/>
-                            </m:dPr>
-                            <m:e>
-                              <m:r>
-                                <m:t>φ</m:t>
-                              </m:r>
-                            </m:e>
-                          </m:d>
+                          <m:r>
+                            <m:rPr>
+                              <m:sty m:val="p"/>
+                            </m:rPr>
+                            <m:t>(</m:t>
+                          </m:r>
+                          <m:r>
+                            <m:t>φ</m:t>
+                          </m:r>
+                          <m:r>
+                            <m:rPr>
+                              <m:sty m:val="p"/>
+                            </m:rPr>
+                            <m:t>)</m:t>
+                          </m:r>
                         </m:den>
                       </m:f>
                       <m:r>
@@ -6148,19 +6250,21 @@
                         </m:rPr>
                         <m:t>sec</m:t>
                       </m:r>
-                      <m:d>
-                        <m:dPr>
-                          <m:begChr m:val="("/>
-                          <m:sepChr m:val=""/>
-                          <m:endChr m:val=")"/>
-                          <m:grow/>
-                        </m:dPr>
-                        <m:e>
-                          <m:r>
-                            <m:t>φ</m:t>
-                          </m:r>
-                        </m:e>
-                      </m:d>
+                      <m:r>
+                        <m:rPr>
+                          <m:sty m:val="p"/>
+                        </m:rPr>
+                        <m:t>(</m:t>
+                      </m:r>
+                      <m:r>
+                        <m:t>φ</m:t>
+                      </m:r>
+                      <m:r>
+                        <m:rPr>
+                          <m:sty m:val="p"/>
+                        </m:rPr>
+                        <m:t>)</m:t>
+                      </m:r>
                       <m:r>
                         <m:rPr>
                           <m:sty m:val="p"/>
@@ -6173,19 +6277,21 @@
                         </m:rPr>
                         <m:t>tan</m:t>
                       </m:r>
-                      <m:d>
-                        <m:dPr>
-                          <m:begChr m:val="("/>
-                          <m:sepChr m:val=""/>
-                          <m:endChr m:val=")"/>
-                          <m:grow/>
-                        </m:dPr>
-                        <m:e>
-                          <m:r>
-                            <m:t>φ</m:t>
-                          </m:r>
-                        </m:e>
-                      </m:d>
+                      <m:r>
+                        <m:rPr>
+                          <m:sty m:val="p"/>
+                        </m:rPr>
+                        <m:t>(</m:t>
+                      </m:r>
+                      <m:r>
+                        <m:t>φ</m:t>
+                      </m:r>
+                      <m:r>
+                        <m:rPr>
+                          <m:sty m:val="p"/>
+                        </m:rPr>
+                        <m:t>)</m:t>
+                      </m:r>
                       <m:r>
                         <m:rPr>
                           <m:sty m:val="p"/>
@@ -6223,38 +6329,42 @@
                         </m:rPr>
                         <m:t>sec</m:t>
                       </m:r>
-                      <m:d>
-                        <m:dPr>
-                          <m:begChr m:val="("/>
-                          <m:sepChr m:val=""/>
-                          <m:endChr m:val=")"/>
-                          <m:grow/>
-                        </m:dPr>
-                        <m:e>
-                          <m:r>
-                            <m:t>φ</m:t>
-                          </m:r>
-                        </m:e>
-                      </m:d>
+                      <m:r>
+                        <m:rPr>
+                          <m:sty m:val="p"/>
+                        </m:rPr>
+                        <m:t>(</m:t>
+                      </m:r>
+                      <m:r>
+                        <m:t>φ</m:t>
+                      </m:r>
+                      <m:r>
+                        <m:rPr>
+                          <m:sty m:val="p"/>
+                        </m:rPr>
+                        <m:t>)</m:t>
+                      </m:r>
                       <m:r>
                         <m:rPr>
                           <m:sty m:val="p"/>
                         </m:rPr>
                         <m:t>tan</m:t>
                       </m:r>
-                      <m:d>
-                        <m:dPr>
-                          <m:begChr m:val="("/>
-                          <m:sepChr m:val=""/>
-                          <m:endChr m:val=")"/>
-                          <m:grow/>
-                        </m:dPr>
-                        <m:e>
-                          <m:r>
-                            <m:t>φ</m:t>
-                          </m:r>
-                        </m:e>
-                      </m:d>
+                      <m:r>
+                        <m:rPr>
+                          <m:sty m:val="p"/>
+                        </m:rPr>
+                        <m:t>(</m:t>
+                      </m:r>
+                      <m:r>
+                        <m:t>φ</m:t>
+                      </m:r>
+                      <m:r>
+                        <m:rPr>
+                          <m:sty m:val="p"/>
+                        </m:rPr>
+                        <m:t>)</m:t>
+                      </m:r>
                       <m:r>
                         <m:rPr>
                           <m:sty m:val="p"/>
@@ -6298,38 +6408,42 @@
                         </m:rPr>
                         <m:t>sec</m:t>
                       </m:r>
-                      <m:d>
-                        <m:dPr>
-                          <m:begChr m:val="("/>
-                          <m:sepChr m:val=""/>
-                          <m:endChr m:val=")"/>
-                          <m:grow/>
-                        </m:dPr>
-                        <m:e>
-                          <m:r>
-                            <m:t>φ</m:t>
-                          </m:r>
-                        </m:e>
-                      </m:d>
+                      <m:r>
+                        <m:rPr>
+                          <m:sty m:val="p"/>
+                        </m:rPr>
+                        <m:t>(</m:t>
+                      </m:r>
+                      <m:r>
+                        <m:t>φ</m:t>
+                      </m:r>
+                      <m:r>
+                        <m:rPr>
+                          <m:sty m:val="p"/>
+                        </m:rPr>
+                        <m:t>)</m:t>
+                      </m:r>
                       <m:r>
                         <m:rPr>
                           <m:sty m:val="p"/>
                         </m:rPr>
                         <m:t>tan</m:t>
                       </m:r>
-                      <m:d>
-                        <m:dPr>
-                          <m:begChr m:val="("/>
-                          <m:sepChr m:val=""/>
-                          <m:endChr m:val=")"/>
-                          <m:grow/>
-                        </m:dPr>
-                        <m:e>
-                          <m:r>
-                            <m:t>φ</m:t>
-                          </m:r>
-                        </m:e>
-                      </m:d>
+                      <m:r>
+                        <m:rPr>
+                          <m:sty m:val="p"/>
+                        </m:rPr>
+                        <m:t>(</m:t>
+                      </m:r>
+                      <m:r>
+                        <m:t>φ</m:t>
+                      </m:r>
+                      <m:r>
+                        <m:rPr>
+                          <m:sty m:val="p"/>
+                        </m:rPr>
+                        <m:t>)</m:t>
+                      </m:r>
                     </m:e>
                   </m:mr>
                 </m:m>
@@ -6377,38 +6491,42 @@
                 </m:rPr>
                 <m:t>sec</m:t>
               </m:r>
-              <m:d>
-                <m:dPr>
-                  <m:begChr m:val="("/>
-                  <m:sepChr m:val=""/>
-                  <m:endChr m:val=")"/>
-                  <m:grow/>
-                </m:dPr>
-                <m:e>
-                  <m:r>
-                    <m:t>φ</m:t>
-                  </m:r>
-                </m:e>
-              </m:d>
+              <m:r>
+                <m:rPr>
+                  <m:sty m:val="p"/>
+                </m:rPr>
+                <m:t>(</m:t>
+              </m:r>
+              <m:r>
+                <m:t>φ</m:t>
+              </m:r>
+              <m:r>
+                <m:rPr>
+                  <m:sty m:val="p"/>
+                </m:rPr>
+                <m:t>)</m:t>
+              </m:r>
               <m:r>
                 <m:rPr>
                   <m:sty m:val="p"/>
                 </m:rPr>
                 <m:t>tan</m:t>
               </m:r>
-              <m:d>
-                <m:dPr>
-                  <m:begChr m:val="("/>
-                  <m:sepChr m:val=""/>
-                  <m:endChr m:val=")"/>
-                  <m:grow/>
-                </m:dPr>
-                <m:e>
-                  <m:r>
-                    <m:t>φ</m:t>
-                  </m:r>
-                </m:e>
-              </m:d>
+              <m:r>
+                <m:rPr>
+                  <m:sty m:val="p"/>
+                </m:rPr>
+                <m:t>(</m:t>
+              </m:r>
+              <m:r>
+                <m:t>φ</m:t>
+              </m:r>
+              <m:r>
+                <m:rPr>
+                  <m:sty m:val="p"/>
+                </m:rPr>
+                <m:t>)</m:t>
+              </m:r>
             </m:oMath>
             <w:r>
               <w:t xml:space="preserve">.</w:t>
@@ -6476,18 +6594,18 @@
                 <wp:inline>
                   <wp:extent cx="152400" cy="152400"/>
                   <wp:effectExtent b="0" l="0" r="0" t="0"/>
-                  <wp:docPr descr="" title="" id="64" name="Picture"/>
+                  <wp:docPr descr="" title="" id="53" name="Picture"/>
                   <a:graphic>
                     <a:graphicData uri="http://schemas.openxmlformats.org/drawingml/2006/picture">
                       <pic:pic>
                         <pic:nvPicPr>
-                          <pic:cNvPr descr="/Applications/quarto/share/formats/docx/note.png" id="65" name="Picture"/>
+                          <pic:cNvPr descr="/Applications/quarto/share/formats/docx/note.png" id="54" name="Picture"/>
                           <pic:cNvPicPr>
                             <a:picLocks noChangeArrowheads="1" noChangeAspect="1"/>
                           </pic:cNvPicPr>
                         </pic:nvPicPr>
                         <pic:blipFill>
-                          <a:blip r:embed="rId27"/>
+                          <a:blip r:embed="rId16"/>
                           <a:stretch>
                             <a:fillRect/>
                           </a:stretch>
@@ -6563,19 +6681,21 @@
                 </m:rPr>
                 <m:t>sin</m:t>
               </m:r>
-              <m:d>
-                <m:dPr>
-                  <m:begChr m:val="("/>
-                  <m:sepChr m:val=""/>
-                  <m:endChr m:val=")"/>
-                  <m:grow/>
-                </m:dPr>
-                <m:e>
-                  <m:r>
-                    <m:t>φ</m:t>
-                  </m:r>
-                </m:e>
-              </m:d>
+              <m:r>
+                <m:rPr>
+                  <m:sty m:val="p"/>
+                </m:rPr>
+                <m:t>(</m:t>
+              </m:r>
+              <m:r>
+                <m:t>φ</m:t>
+              </m:r>
+              <m:r>
+                <m:rPr>
+                  <m:sty m:val="p"/>
+                </m:rPr>
+                <m:t>)</m:t>
+              </m:r>
             </m:oMath>
             <w:r>
               <w:t xml:space="preserve"> </w:t>
@@ -6601,19 +6721,21 @@
                 </m:rPr>
                 <m:t>sin</m:t>
               </m:r>
-              <m:d>
-                <m:dPr>
-                  <m:begChr m:val="("/>
-                  <m:sepChr m:val=""/>
-                  <m:endChr m:val=")"/>
-                  <m:grow/>
-                </m:dPr>
-                <m:e>
-                  <m:r>
-                    <m:t>φ</m:t>
-                  </m:r>
-                </m:e>
-              </m:d>
+              <m:r>
+                <m:rPr>
+                  <m:sty m:val="p"/>
+                </m:rPr>
+                <m:t>(</m:t>
+              </m:r>
+              <m:r>
+                <m:t>φ</m:t>
+              </m:r>
+              <m:r>
+                <m:rPr>
+                  <m:sty m:val="p"/>
+                </m:rPr>
+                <m:t>)</m:t>
+              </m:r>
             </m:oMath>
             <w:r>
               <w:t xml:space="preserve"> </w:t>
@@ -6631,19 +6753,21 @@
                 </m:rPr>
                 <m:t>sin</m:t>
               </m:r>
-              <m:d>
-                <m:dPr>
-                  <m:begChr m:val="("/>
-                  <m:sepChr m:val=""/>
-                  <m:endChr m:val=")"/>
-                  <m:grow/>
-                </m:dPr>
-                <m:e>
-                  <m:r>
-                    <m:t>φ</m:t>
-                  </m:r>
-                </m:e>
-              </m:d>
+              <m:r>
+                <m:rPr>
+                  <m:sty m:val="p"/>
+                </m:rPr>
+                <m:t>(</m:t>
+              </m:r>
+              <m:r>
+                <m:t>φ</m:t>
+              </m:r>
+              <m:r>
+                <m:rPr>
+                  <m:sty m:val="p"/>
+                </m:rPr>
+                <m:t>)</m:t>
+              </m:r>
             </m:oMath>
             <w:r>
               <w:t xml:space="preserve"> </w:t>
@@ -6706,19 +6830,21 @@
                 </m:rPr>
                 <m:t>sin</m:t>
               </m:r>
-              <m:d>
-                <m:dPr>
-                  <m:begChr m:val="("/>
-                  <m:sepChr m:val=""/>
-                  <m:endChr m:val=")"/>
-                  <m:grow/>
-                </m:dPr>
-                <m:e>
-                  <m:r>
-                    <m:t>φ</m:t>
-                  </m:r>
-                </m:e>
-              </m:d>
+              <m:r>
+                <m:rPr>
+                  <m:sty m:val="p"/>
+                </m:rPr>
+                <m:t>(</m:t>
+              </m:r>
+              <m:r>
+                <m:t>φ</m:t>
+              </m:r>
+              <m:r>
+                <m:rPr>
+                  <m:sty m:val="p"/>
+                </m:rPr>
+                <m:t>)</m:t>
+              </m:r>
             </m:oMath>
             <w:r>
               <w:t xml:space="preserve">, we get</w:t>
@@ -6733,19 +6859,21 @@
                 </m:rPr>
                 <m:t>sin</m:t>
               </m:r>
-              <m:d>
-                <m:dPr>
-                  <m:begChr m:val="("/>
-                  <m:sepChr m:val=""/>
-                  <m:endChr m:val=")"/>
-                  <m:grow/>
-                </m:dPr>
-                <m:e>
-                  <m:r>
-                    <m:t>φ</m:t>
-                  </m:r>
-                </m:e>
-              </m:d>
+              <m:r>
+                <m:rPr>
+                  <m:sty m:val="p"/>
+                </m:rPr>
+                <m:t>(</m:t>
+              </m:r>
+              <m:r>
+                <m:t>φ</m:t>
+              </m:r>
+              <m:r>
+                <m:rPr>
+                  <m:sty m:val="p"/>
+                </m:rPr>
+                <m:t>)</m:t>
+              </m:r>
               <m:r>
                 <m:rPr>
                   <m:sty m:val="p"/>
@@ -6958,56 +7086,58 @@
                   </m:mPr>
                   <m:mr>
                     <m:e>
+                      <m:r>
+                        <m:rPr>
+                          <m:sty m:val="p"/>
+                        </m:rPr>
+                        <m:t>(</m:t>
+                      </m:r>
+                      <m:rad>
+                        <m:radPr>
+                          <m:degHide m:val="on"/>
+                        </m:radPr>
+                        <m:deg/>
+                        <m:e>
+                          <m:sSup>
+                            <m:e>
+                              <m:r>
+                                <m:t>x</m:t>
+                              </m:r>
+                            </m:e>
+                            <m:sup>
+                              <m:r>
+                                <m:t>2</m:t>
+                              </m:r>
+                            </m:sup>
+                          </m:sSup>
+                          <m:r>
+                            <m:rPr>
+                              <m:sty m:val="p"/>
+                            </m:rPr>
+                            <m:t>+</m:t>
+                          </m:r>
+                          <m:sSup>
+                            <m:e>
+                              <m:r>
+                                <m:t>y</m:t>
+                              </m:r>
+                            </m:e>
+                            <m:sup>
+                              <m:r>
+                                <m:t>2</m:t>
+                              </m:r>
+                            </m:sup>
+                          </m:sSup>
+                        </m:e>
+                      </m:rad>
                       <m:sSup>
                         <m:e>
-                          <m:d>
-                            <m:dPr>
-                              <m:begChr m:val="("/>
-                              <m:sepChr m:val=""/>
-                              <m:endChr m:val=")"/>
-                              <m:grow/>
-                            </m:dPr>
-                            <m:e>
-                              <m:rad>
-                                <m:radPr>
-                                  <m:degHide m:val="on"/>
-                                </m:radPr>
-                                <m:deg/>
-                                <m:e>
-                                  <m:sSup>
-                                    <m:e>
-                                      <m:r>
-                                        <m:t>x</m:t>
-                                      </m:r>
-                                    </m:e>
-                                    <m:sup>
-                                      <m:r>
-                                        <m:t>2</m:t>
-                                      </m:r>
-                                    </m:sup>
-                                  </m:sSup>
-                                  <m:r>
-                                    <m:rPr>
-                                      <m:sty m:val="p"/>
-                                    </m:rPr>
-                                    <m:t>+</m:t>
-                                  </m:r>
-                                  <m:sSup>
-                                    <m:e>
-                                      <m:r>
-                                        <m:t>y</m:t>
-                                      </m:r>
-                                    </m:e>
-                                    <m:sup>
-                                      <m:r>
-                                        <m:t>2</m:t>
-                                      </m:r>
-                                    </m:sup>
-                                  </m:sSup>
-                                </m:e>
-                              </m:rad>
-                            </m:e>
-                          </m:d>
+                          <m:r>
+                            <m:rPr>
+                              <m:sty m:val="p"/>
+                            </m:rPr>
+                            <m:t>)</m:t>
+                          </m:r>
                         </m:e>
                         <m:sup>
                           <m:r>
@@ -7184,30 +7314,32 @@
                         </m:rPr>
                         <m:t>+</m:t>
                       </m:r>
+                      <m:r>
+                        <m:rPr>
+                          <m:sty m:val="p"/>
+                        </m:rPr>
+                        <m:t>(</m:t>
+                      </m:r>
+                      <m:r>
+                        <m:t>y</m:t>
+                      </m:r>
+                      <m:r>
+                        <m:rPr>
+                          <m:sty m:val="p"/>
+                        </m:rPr>
+                        <m:t>−</m:t>
+                      </m:r>
+                      <m:r>
+                        <m:t>4</m:t>
+                      </m:r>
                       <m:sSup>
                         <m:e>
-                          <m:d>
-                            <m:dPr>
-                              <m:begChr m:val="("/>
-                              <m:sepChr m:val=""/>
-                              <m:endChr m:val=")"/>
-                              <m:grow/>
-                            </m:dPr>
-                            <m:e>
-                              <m:r>
-                                <m:t>y</m:t>
-                              </m:r>
-                              <m:r>
-                                <m:rPr>
-                                  <m:sty m:val="p"/>
-                                </m:rPr>
-                                <m:t>−</m:t>
-                              </m:r>
-                              <m:r>
-                                <m:t>4</m:t>
-                              </m:r>
-                            </m:e>
-                          </m:d>
+                          <m:r>
+                            <m:rPr>
+                              <m:sty m:val="p"/>
+                            </m:rPr>
+                            <m:t>)</m:t>
+                          </m:r>
                         </m:e>
                         <m:sup>
                           <m:r>
@@ -7255,30 +7387,32 @@
                         </m:rPr>
                         <m:t>+</m:t>
                       </m:r>
+                      <m:r>
+                        <m:rPr>
+                          <m:sty m:val="p"/>
+                        </m:rPr>
+                        <m:t>(</m:t>
+                      </m:r>
+                      <m:r>
+                        <m:t>y</m:t>
+                      </m:r>
+                      <m:r>
+                        <m:rPr>
+                          <m:sty m:val="p"/>
+                        </m:rPr>
+                        <m:t>−</m:t>
+                      </m:r>
+                      <m:r>
+                        <m:t>4</m:t>
+                      </m:r>
                       <m:sSup>
                         <m:e>
-                          <m:d>
-                            <m:dPr>
-                              <m:begChr m:val="("/>
-                              <m:sepChr m:val=""/>
-                              <m:endChr m:val=")"/>
-                              <m:grow/>
-                            </m:dPr>
-                            <m:e>
-                              <m:r>
-                                <m:t>y</m:t>
-                              </m:r>
-                              <m:r>
-                                <m:rPr>
-                                  <m:sty m:val="p"/>
-                                </m:rPr>
-                                <m:t>−</m:t>
-                              </m:r>
-                              <m:r>
-                                <m:t>4</m:t>
-                              </m:r>
-                            </m:e>
-                          </m:d>
+                          <m:r>
+                            <m:rPr>
+                              <m:sty m:val="p"/>
+                            </m:rPr>
+                            <m:t>)</m:t>
+                          </m:r>
                         </m:e>
                         <m:sup>
                           <m:r>
@@ -7317,30 +7451,32 @@
                         </m:rPr>
                         <m:t>+</m:t>
                       </m:r>
+                      <m:r>
+                        <m:rPr>
+                          <m:sty m:val="p"/>
+                        </m:rPr>
+                        <m:t>(</m:t>
+                      </m:r>
+                      <m:r>
+                        <m:t>y</m:t>
+                      </m:r>
+                      <m:r>
+                        <m:rPr>
+                          <m:sty m:val="p"/>
+                        </m:rPr>
+                        <m:t>−</m:t>
+                      </m:r>
+                      <m:r>
+                        <m:t>4</m:t>
+                      </m:r>
                       <m:sSup>
                         <m:e>
-                          <m:d>
-                            <m:dPr>
-                              <m:begChr m:val="("/>
-                              <m:sepChr m:val=""/>
-                              <m:endChr m:val=")"/>
-                              <m:grow/>
-                            </m:dPr>
-                            <m:e>
-                              <m:r>
-                                <m:t>y</m:t>
-                              </m:r>
-                              <m:r>
-                                <m:rPr>
-                                  <m:sty m:val="p"/>
-                                </m:rPr>
-                                <m:t>−</m:t>
-                              </m:r>
-                              <m:r>
-                                <m:t>4</m:t>
-                              </m:r>
-                            </m:e>
-                          </m:d>
+                          <m:r>
+                            <m:rPr>
+                              <m:sty m:val="p"/>
+                            </m:rPr>
+                            <m:t>)</m:t>
+                          </m:r>
                         </m:e>
                         <m:sup>
                           <m:r>
@@ -7401,30 +7537,32 @@
                 </m:rPr>
                 <m:t>+</m:t>
               </m:r>
+              <m:r>
+                <m:rPr>
+                  <m:sty m:val="p"/>
+                </m:rPr>
+                <m:t>(</m:t>
+              </m:r>
+              <m:r>
+                <m:t>y</m:t>
+              </m:r>
+              <m:r>
+                <m:rPr>
+                  <m:sty m:val="p"/>
+                </m:rPr>
+                <m:t>−</m:t>
+              </m:r>
+              <m:r>
+                <m:t>4</m:t>
+              </m:r>
               <m:sSup>
                 <m:e>
-                  <m:d>
-                    <m:dPr>
-                      <m:begChr m:val="("/>
-                      <m:sepChr m:val=""/>
-                      <m:endChr m:val=")"/>
-                      <m:grow/>
-                    </m:dPr>
-                    <m:e>
-                      <m:r>
-                        <m:t>y</m:t>
-                      </m:r>
-                      <m:r>
-                        <m:rPr>
-                          <m:sty m:val="p"/>
-                        </m:rPr>
-                        <m:t>−</m:t>
-                      </m:r>
-                      <m:r>
-                        <m:t>4</m:t>
-                      </m:r>
-                    </m:e>
-                  </m:d>
+                  <m:r>
+                    <m:rPr>
+                      <m:sty m:val="p"/>
+                    </m:rPr>
+                    <m:t>)</m:t>
+                  </m:r>
                 </m:e>
                 <m:sup>
                   <m:r>
@@ -7460,28 +7598,30 @@
               <w:t xml:space="preserve"> </w:t>
             </w:r>
             <m:oMath>
-              <m:d>
-                <m:dPr>
-                  <m:begChr m:val="("/>
-                  <m:sepChr m:val=""/>
-                  <m:endChr m:val=")"/>
-                  <m:grow/>
-                </m:dPr>
-                <m:e>
-                  <m:r>
-                    <m:t>0</m:t>
-                  </m:r>
-                  <m:r>
-                    <m:rPr>
-                      <m:sty m:val="p"/>
-                    </m:rPr>
-                    <m:t>,</m:t>
-                  </m:r>
-                  <m:r>
-                    <m:t>4</m:t>
-                  </m:r>
-                </m:e>
-              </m:d>
+              <m:r>
+                <m:rPr>
+                  <m:sty m:val="p"/>
+                </m:rPr>
+                <m:t>(</m:t>
+              </m:r>
+              <m:r>
+                <m:t>0</m:t>
+              </m:r>
+              <m:r>
+                <m:rPr>
+                  <m:sty m:val="p"/>
+                </m:rPr>
+                <m:t>,</m:t>
+              </m:r>
+              <m:r>
+                <m:t>4</m:t>
+              </m:r>
+              <m:r>
+                <m:rPr>
+                  <m:sty m:val="p"/>
+                </m:rPr>
+                <m:t>)</m:t>
+              </m:r>
             </m:oMath>
             <w:r>
               <w:t xml:space="preserve"> </w:t>
@@ -7552,18 +7692,18 @@
                 <wp:inline>
                   <wp:extent cx="152400" cy="152400"/>
                   <wp:effectExtent b="0" l="0" r="0" t="0"/>
-                  <wp:docPr descr="" title="" id="66" name="Picture"/>
+                  <wp:docPr descr="" title="" id="55" name="Picture"/>
                   <a:graphic>
                     <a:graphicData uri="http://schemas.openxmlformats.org/drawingml/2006/picture">
                       <pic:pic>
                         <pic:nvPicPr>
-                          <pic:cNvPr descr="/Applications/quarto/share/formats/docx/note.png" id="67" name="Picture"/>
+                          <pic:cNvPr descr="/Applications/quarto/share/formats/docx/note.png" id="56" name="Picture"/>
                           <pic:cNvPicPr>
                             <a:picLocks noChangeArrowheads="1" noChangeAspect="1"/>
                           </pic:cNvPicPr>
                         </pic:nvPicPr>
                         <pic:blipFill>
-                          <a:blip r:embed="rId27"/>
+                          <a:blip r:embed="rId16"/>
                           <a:stretch>
                             <a:fillRect/>
                           </a:stretch>
@@ -7663,19 +7803,21 @@
                   </m:r>
                 </m:sup>
               </m:sSup>
-              <m:d>
-                <m:dPr>
-                  <m:begChr m:val="("/>
-                  <m:sepChr m:val=""/>
-                  <m:endChr m:val=")"/>
-                  <m:grow/>
-                </m:dPr>
-                <m:e>
-                  <m:r>
-                    <m:t>φ</m:t>
-                  </m:r>
-                </m:e>
-              </m:d>
+              <m:r>
+                <m:rPr>
+                  <m:sty m:val="p"/>
+                </m:rPr>
+                <m:t>(</m:t>
+              </m:r>
+              <m:r>
+                <m:t>φ</m:t>
+              </m:r>
+              <m:r>
+                <m:rPr>
+                  <m:sty m:val="p"/>
+                </m:rPr>
+                <m:t>)</m:t>
+              </m:r>
             </m:oMath>
             <w:r>
               <w:t xml:space="preserve"> </w:t>
@@ -7716,56 +7858,58 @@
                   </m:mPr>
                   <m:mr>
                     <m:e>
+                      <m:r>
+                        <m:rPr>
+                          <m:sty m:val="p"/>
+                        </m:rPr>
+                        <m:t>(</m:t>
+                      </m:r>
+                      <m:rad>
+                        <m:radPr>
+                          <m:degHide m:val="on"/>
+                        </m:radPr>
+                        <m:deg/>
+                        <m:e>
+                          <m:sSup>
+                            <m:e>
+                              <m:r>
+                                <m:t>x</m:t>
+                              </m:r>
+                            </m:e>
+                            <m:sup>
+                              <m:r>
+                                <m:t>2</m:t>
+                              </m:r>
+                            </m:sup>
+                          </m:sSup>
+                          <m:r>
+                            <m:rPr>
+                              <m:sty m:val="p"/>
+                            </m:rPr>
+                            <m:t>+</m:t>
+                          </m:r>
+                          <m:sSup>
+                            <m:e>
+                              <m:r>
+                                <m:t>y</m:t>
+                              </m:r>
+                            </m:e>
+                            <m:sup>
+                              <m:r>
+                                <m:t>2</m:t>
+                              </m:r>
+                            </m:sup>
+                          </m:sSup>
+                        </m:e>
+                      </m:rad>
                       <m:sSup>
                         <m:e>
-                          <m:d>
-                            <m:dPr>
-                              <m:begChr m:val="("/>
-                              <m:sepChr m:val=""/>
-                              <m:endChr m:val=")"/>
-                              <m:grow/>
-                            </m:dPr>
-                            <m:e>
-                              <m:rad>
-                                <m:radPr>
-                                  <m:degHide m:val="on"/>
-                                </m:radPr>
-                                <m:deg/>
-                                <m:e>
-                                  <m:sSup>
-                                    <m:e>
-                                      <m:r>
-                                        <m:t>x</m:t>
-                                      </m:r>
-                                    </m:e>
-                                    <m:sup>
-                                      <m:r>
-                                        <m:t>2</m:t>
-                                      </m:r>
-                                    </m:sup>
-                                  </m:sSup>
-                                  <m:r>
-                                    <m:rPr>
-                                      <m:sty m:val="p"/>
-                                    </m:rPr>
-                                    <m:t>+</m:t>
-                                  </m:r>
-                                  <m:sSup>
-                                    <m:e>
-                                      <m:r>
-                                        <m:t>y</m:t>
-                                      </m:r>
-                                    </m:e>
-                                    <m:sup>
-                                      <m:r>
-                                        <m:t>2</m:t>
-                                      </m:r>
-                                    </m:sup>
-                                  </m:sSup>
-                                </m:e>
-                              </m:rad>
-                            </m:e>
-                          </m:d>
+                          <m:r>
+                            <m:rPr>
+                              <m:sty m:val="p"/>
+                            </m:rPr>
+                            <m:t>)</m:t>
+                          </m:r>
                         </m:e>
                         <m:sup>
                           <m:r>
@@ -8146,18 +8290,18 @@
                 <wp:inline>
                   <wp:extent cx="152400" cy="152400"/>
                   <wp:effectExtent b="0" l="0" r="0" t="0"/>
-                  <wp:docPr descr="" title="" id="68" name="Picture"/>
+                  <wp:docPr descr="" title="" id="57" name="Picture"/>
                   <a:graphic>
                     <a:graphicData uri="http://schemas.openxmlformats.org/drawingml/2006/picture">
                       <pic:pic>
                         <pic:nvPicPr>
-                          <pic:cNvPr descr="/Applications/quarto/share/formats/docx/note.png" id="69" name="Picture"/>
+                          <pic:cNvPr descr="/Applications/quarto/share/formats/docx/note.png" id="58" name="Picture"/>
                           <pic:cNvPicPr>
                             <a:picLocks noChangeArrowheads="1" noChangeAspect="1"/>
                           </pic:cNvPicPr>
                         </pic:nvPicPr>
                         <pic:blipFill>
-                          <a:blip r:embed="rId27"/>
+                          <a:blip r:embed="rId16"/>
                           <a:stretch>
                             <a:fillRect/>
                           </a:stretch>
@@ -8239,22 +8383,24 @@
                 </m:rPr>
                 <m:t>cos</m:t>
               </m:r>
-              <m:d>
-                <m:dPr>
-                  <m:begChr m:val="("/>
-                  <m:sepChr m:val=""/>
-                  <m:endChr m:val=")"/>
-                  <m:grow/>
-                </m:dPr>
-                <m:e>
-                  <m:r>
-                    <m:t>2</m:t>
-                  </m:r>
-                  <m:r>
-                    <m:t>φ</m:t>
-                  </m:r>
-                </m:e>
-              </m:d>
+              <m:r>
+                <m:rPr>
+                  <m:sty m:val="p"/>
+                </m:rPr>
+                <m:t>(</m:t>
+              </m:r>
+              <m:r>
+                <m:t>2</m:t>
+              </m:r>
+              <m:r>
+                <m:t>φ</m:t>
+              </m:r>
+              <m:r>
+                <m:rPr>
+                  <m:sty m:val="p"/>
+                </m:rPr>
+                <m:t>)</m:t>
+              </m:r>
             </m:oMath>
             <w:r>
               <w:t xml:space="preserve"> </w:t>
@@ -8280,22 +8426,24 @@
                 </m:rPr>
                 <m:t>cos</m:t>
               </m:r>
-              <m:d>
-                <m:dPr>
-                  <m:begChr m:val="("/>
-                  <m:sepChr m:val=""/>
-                  <m:endChr m:val=")"/>
-                  <m:grow/>
-                </m:dPr>
-                <m:e>
-                  <m:r>
-                    <m:t>2</m:t>
-                  </m:r>
-                  <m:r>
-                    <m:t>φ</m:t>
-                  </m:r>
-                </m:e>
-              </m:d>
+              <m:r>
+                <m:rPr>
+                  <m:sty m:val="p"/>
+                </m:rPr>
+                <m:t>(</m:t>
+              </m:r>
+              <m:r>
+                <m:t>2</m:t>
+              </m:r>
+              <m:r>
+                <m:t>φ</m:t>
+              </m:r>
+              <m:r>
+                <m:rPr>
+                  <m:sty m:val="p"/>
+                </m:rPr>
+                <m:t>)</m:t>
+              </m:r>
             </m:oMath>
             <w:r>
               <w:t xml:space="preserve"> </w:t>
@@ -8313,19 +8461,21 @@
                 </m:rPr>
                 <m:t>cos</m:t>
               </m:r>
-              <m:d>
-                <m:dPr>
-                  <m:begChr m:val="("/>
-                  <m:sepChr m:val=""/>
-                  <m:endChr m:val=")"/>
-                  <m:grow/>
-                </m:dPr>
-                <m:e>
-                  <m:r>
-                    <m:t>φ</m:t>
-                  </m:r>
-                </m:e>
-              </m:d>
+              <m:r>
+                <m:rPr>
+                  <m:sty m:val="p"/>
+                </m:rPr>
+                <m:t>(</m:t>
+              </m:r>
+              <m:r>
+                <m:t>φ</m:t>
+              </m:r>
+              <m:r>
+                <m:rPr>
+                  <m:sty m:val="p"/>
+                </m:rPr>
+                <m:t>)</m:t>
+              </m:r>
             </m:oMath>
             <w:r>
               <w:t xml:space="preserve"> </w:t>
@@ -8343,19 +8493,21 @@
                 </m:rPr>
                 <m:t>sin</m:t>
               </m:r>
-              <m:d>
-                <m:dPr>
-                  <m:begChr m:val="("/>
-                  <m:sepChr m:val=""/>
-                  <m:endChr m:val=")"/>
-                  <m:grow/>
-                </m:dPr>
-                <m:e>
-                  <m:r>
-                    <m:t>φ</m:t>
-                  </m:r>
-                </m:e>
-              </m:d>
+              <m:r>
+                <m:rPr>
+                  <m:sty m:val="p"/>
+                </m:rPr>
+                <m:t>(</m:t>
+              </m:r>
+              <m:r>
+                <m:t>φ</m:t>
+              </m:r>
+              <m:r>
+                <m:rPr>
+                  <m:sty m:val="p"/>
+                </m:rPr>
+                <m:t>)</m:t>
+              </m:r>
             </m:oMath>
             <w:r>
               <w:t xml:space="preserve"> </w:t>
@@ -8373,22 +8525,24 @@
                 </m:rPr>
                 <m:t>cos</m:t>
               </m:r>
-              <m:d>
-                <m:dPr>
-                  <m:begChr m:val="("/>
-                  <m:sepChr m:val=""/>
-                  <m:endChr m:val=")"/>
-                  <m:grow/>
-                </m:dPr>
-                <m:e>
-                  <m:r>
-                    <m:t>2</m:t>
-                  </m:r>
-                  <m:r>
-                    <m:t>φ</m:t>
-                  </m:r>
-                </m:e>
-              </m:d>
+              <m:r>
+                <m:rPr>
+                  <m:sty m:val="p"/>
+                </m:rPr>
+                <m:t>(</m:t>
+              </m:r>
+              <m:r>
+                <m:t>2</m:t>
+              </m:r>
+              <m:r>
+                <m:t>φ</m:t>
+              </m:r>
+              <m:r>
+                <m:rPr>
+                  <m:sty m:val="p"/>
+                </m:rPr>
+                <m:t>)</m:t>
+              </m:r>
             </m:oMath>
             <w:r>
               <w:t xml:space="preserve"> </w:t>
@@ -8414,22 +8568,24 @@
                 </m:rPr>
                 <m:t>cos</m:t>
               </m:r>
-              <m:d>
-                <m:dPr>
-                  <m:begChr m:val="("/>
-                  <m:sepChr m:val=""/>
-                  <m:endChr m:val=")"/>
-                  <m:grow/>
-                </m:dPr>
-                <m:e>
-                  <m:r>
-                    <m:t>2</m:t>
-                  </m:r>
-                  <m:r>
-                    <m:t>φ</m:t>
-                  </m:r>
-                </m:e>
-              </m:d>
+              <m:r>
+                <m:rPr>
+                  <m:sty m:val="p"/>
+                </m:rPr>
+                <m:t>(</m:t>
+              </m:r>
+              <m:r>
+                <m:t>2</m:t>
+              </m:r>
+              <m:r>
+                <m:t>φ</m:t>
+              </m:r>
+              <m:r>
+                <m:rPr>
+                  <m:sty m:val="p"/>
+                </m:rPr>
+                <m:t>)</m:t>
+              </m:r>
               <m:r>
                 <m:rPr>
                   <m:sty m:val="p"/>
@@ -8451,19 +8607,21 @@
                   </m:r>
                 </m:sup>
               </m:sSup>
-              <m:d>
-                <m:dPr>
-                  <m:begChr m:val="("/>
-                  <m:sepChr m:val=""/>
-                  <m:endChr m:val=")"/>
-                  <m:grow/>
-                </m:dPr>
-                <m:e>
-                  <m:r>
-                    <m:t>φ</m:t>
-                  </m:r>
-                </m:e>
-              </m:d>
+              <m:r>
+                <m:rPr>
+                  <m:sty m:val="p"/>
+                </m:rPr>
+                <m:t>(</m:t>
+              </m:r>
+              <m:r>
+                <m:t>φ</m:t>
+              </m:r>
+              <m:r>
+                <m:rPr>
+                  <m:sty m:val="p"/>
+                </m:rPr>
+                <m:t>)</m:t>
+              </m:r>
               <m:r>
                 <m:rPr>
                   <m:sty m:val="p"/>
@@ -8485,19 +8643,21 @@
                   </m:r>
                 </m:sup>
               </m:sSup>
-              <m:d>
-                <m:dPr>
-                  <m:begChr m:val="("/>
-                  <m:sepChr m:val=""/>
-                  <m:endChr m:val=")"/>
-                  <m:grow/>
-                </m:dPr>
-                <m:e>
-                  <m:r>
-                    <m:t>φ</m:t>
-                  </m:r>
-                </m:e>
-              </m:d>
+              <m:r>
+                <m:rPr>
+                  <m:sty m:val="p"/>
+                </m:rPr>
+                <m:t>(</m:t>
+              </m:r>
+              <m:r>
+                <m:t>φ</m:t>
+              </m:r>
+              <m:r>
+                <m:rPr>
+                  <m:sty m:val="p"/>
+                </m:rPr>
+                <m:t>)</m:t>
+              </m:r>
             </m:oMath>
             <w:r>
               <w:t xml:space="preserve">.</w:t>
@@ -8553,99 +8713,11 @@
                         </m:rPr>
                         <m:t>−</m:t>
                       </m:r>
-                      <m:d>
-                        <m:dPr>
-                          <m:begChr m:val="("/>
-                          <m:sepChr m:val=""/>
-                          <m:endChr m:val=")"/>
-                          <m:grow/>
-                        </m:dPr>
-                        <m:e>
-                          <m:sSup>
-                            <m:e>
-                              <m:r>
-                                <m:rPr>
-                                  <m:sty m:val="p"/>
-                                </m:rPr>
-                                <m:t>cos</m:t>
-                              </m:r>
-                            </m:e>
-                            <m:sup>
-                              <m:r>
-                                <m:t>2</m:t>
-                              </m:r>
-                            </m:sup>
-                          </m:sSup>
-                          <m:d>
-                            <m:dPr>
-                              <m:begChr m:val="("/>
-                              <m:sepChr m:val=""/>
-                              <m:endChr m:val=")"/>
-                              <m:grow/>
-                            </m:dPr>
-                            <m:e>
-                              <m:r>
-                                <m:t>φ</m:t>
-                              </m:r>
-                            </m:e>
-                          </m:d>
-                          <m:r>
-                            <m:rPr>
-                              <m:sty m:val="p"/>
-                            </m:rPr>
-                            <m:t>−</m:t>
-                          </m:r>
-                          <m:sSup>
-                            <m:e>
-                              <m:r>
-                                <m:rPr>
-                                  <m:sty m:val="p"/>
-                                </m:rPr>
-                                <m:t>sin</m:t>
-                              </m:r>
-                            </m:e>
-                            <m:sup>
-                              <m:r>
-                                <m:t>2</m:t>
-                              </m:r>
-                            </m:sup>
-                          </m:sSup>
-                          <m:d>
-                            <m:dPr>
-                              <m:begChr m:val="("/>
-                              <m:sepChr m:val=""/>
-                              <m:endChr m:val=")"/>
-                              <m:grow/>
-                            </m:dPr>
-                            <m:e>
-                              <m:r>
-                                <m:t>φ</m:t>
-                              </m:r>
-                            </m:e>
-                          </m:d>
-                        </m:e>
-                      </m:d>
-                    </m:e>
-                  </m:mr>
-                  <m:mr>
-                    <m:e>
-                      <m:r>
-                        <m:t>r</m:t>
-                      </m:r>
                       <m:r>
                         <m:rPr>
                           <m:sty m:val="p"/>
                         </m:rPr>
-                        <m:t>=</m:t>
-                      </m:r>
-                      <m:r>
-                        <m:t>1</m:t>
-                      </m:r>
-                      <m:r>
-                        <m:rPr>
-                          <m:sty m:val="p"/>
-                        </m:rPr>
-                        <m:t>−</m:t>
+                        <m:t>(</m:t>
                       </m:r>
                       <m:sSup>
                         <m:e>
@@ -8662,24 +8734,26 @@
                           </m:r>
                         </m:sup>
                       </m:sSup>
-                      <m:d>
-                        <m:dPr>
-                          <m:begChr m:val="("/>
-                          <m:sepChr m:val=""/>
-                          <m:endChr m:val=")"/>
-                          <m:grow/>
-                        </m:dPr>
-                        <m:e>
-                          <m:r>
-                            <m:t>φ</m:t>
-                          </m:r>
-                        </m:e>
-                      </m:d>
                       <m:r>
                         <m:rPr>
                           <m:sty m:val="p"/>
                         </m:rPr>
-                        <m:t>+</m:t>
+                        <m:t>(</m:t>
+                      </m:r>
+                      <m:r>
+                        <m:t>φ</m:t>
+                      </m:r>
+                      <m:r>
+                        <m:rPr>
+                          <m:sty m:val="p"/>
+                        </m:rPr>
+                        <m:t>)</m:t>
+                      </m:r>
+                      <m:r>
+                        <m:rPr>
+                          <m:sty m:val="p"/>
+                        </m:rPr>
+                        <m:t>−</m:t>
                       </m:r>
                       <m:sSup>
                         <m:e>
@@ -8696,19 +8770,27 @@
                           </m:r>
                         </m:sup>
                       </m:sSup>
-                      <m:d>
-                        <m:dPr>
-                          <m:begChr m:val="("/>
-                          <m:sepChr m:val=""/>
-                          <m:endChr m:val=")"/>
-                          <m:grow/>
-                        </m:dPr>
-                        <m:e>
-                          <m:r>
-                            <m:t>φ</m:t>
-                          </m:r>
-                        </m:e>
-                      </m:d>
+                      <m:r>
+                        <m:rPr>
+                          <m:sty m:val="p"/>
+                        </m:rPr>
+                        <m:t>(</m:t>
+                      </m:r>
+                      <m:r>
+                        <m:t>φ</m:t>
+                      </m:r>
+                      <m:r>
+                        <m:rPr>
+                          <m:sty m:val="p"/>
+                        </m:rPr>
+                        <m:t>)</m:t>
+                      </m:r>
+                      <m:r>
+                        <m:rPr>
+                          <m:sty m:val="p"/>
+                        </m:rPr>
+                        <m:t>)</m:t>
+                      </m:r>
                     </m:e>
                   </m:mr>
                   <m:mr>
@@ -8722,53 +8804,45 @@
                         </m:rPr>
                         <m:t>=</m:t>
                       </m:r>
-                      <m:d>
-                        <m:dPr>
-                          <m:begChr m:val="("/>
-                          <m:sepChr m:val=""/>
-                          <m:endChr m:val=")"/>
-                          <m:grow/>
-                        </m:dPr>
+                      <m:r>
+                        <m:t>1</m:t>
+                      </m:r>
+                      <m:r>
+                        <m:rPr>
+                          <m:sty m:val="p"/>
+                        </m:rPr>
+                        <m:t>−</m:t>
+                      </m:r>
+                      <m:sSup>
                         <m:e>
-                          <m:r>
-                            <m:t>1</m:t>
-                          </m:r>
                           <m:r>
                             <m:rPr>
                               <m:sty m:val="p"/>
                             </m:rPr>
-                            <m:t>−</m:t>
+                            <m:t>cos</m:t>
                           </m:r>
-                          <m:sSup>
-                            <m:e>
-                              <m:r>
-                                <m:rPr>
-                                  <m:sty m:val="p"/>
-                                </m:rPr>
-                                <m:t>cos</m:t>
-                              </m:r>
-                            </m:e>
-                            <m:sup>
-                              <m:r>
-                                <m:t>2</m:t>
-                              </m:r>
-                            </m:sup>
-                          </m:sSup>
-                          <m:d>
-                            <m:dPr>
-                              <m:begChr m:val="("/>
-                              <m:sepChr m:val=""/>
-                              <m:endChr m:val=")"/>
-                              <m:grow/>
-                            </m:dPr>
-                            <m:e>
-                              <m:r>
-                                <m:t>φ</m:t>
-                              </m:r>
-                            </m:e>
-                          </m:d>
                         </m:e>
-                      </m:d>
+                        <m:sup>
+                          <m:r>
+                            <m:t>2</m:t>
+                          </m:r>
+                        </m:sup>
+                      </m:sSup>
+                      <m:r>
+                        <m:rPr>
+                          <m:sty m:val="p"/>
+                        </m:rPr>
+                        <m:t>(</m:t>
+                      </m:r>
+                      <m:r>
+                        <m:t>φ</m:t>
+                      </m:r>
+                      <m:r>
+                        <m:rPr>
+                          <m:sty m:val="p"/>
+                        </m:rPr>
+                        <m:t>)</m:t>
+                      </m:r>
                       <m:r>
                         <m:rPr>
                           <m:sty m:val="p"/>
@@ -8790,19 +8864,21 @@
                           </m:r>
                         </m:sup>
                       </m:sSup>
-                      <m:d>
-                        <m:dPr>
-                          <m:begChr m:val="("/>
-                          <m:sepChr m:val=""/>
-                          <m:endChr m:val=")"/>
-                          <m:grow/>
-                        </m:dPr>
-                        <m:e>
-                          <m:r>
-                            <m:t>φ</m:t>
-                          </m:r>
-                        </m:e>
-                      </m:d>
+                      <m:r>
+                        <m:rPr>
+                          <m:sty m:val="p"/>
+                        </m:rPr>
+                        <m:t>(</m:t>
+                      </m:r>
+                      <m:r>
+                        <m:t>φ</m:t>
+                      </m:r>
+                      <m:r>
+                        <m:rPr>
+                          <m:sty m:val="p"/>
+                        </m:rPr>
+                        <m:t>)</m:t>
+                      </m:r>
                     </m:e>
                   </m:mr>
                   <m:mr>
@@ -8815,6 +8891,63 @@
                           <m:sty m:val="p"/>
                         </m:rPr>
                         <m:t>=</m:t>
+                      </m:r>
+                      <m:r>
+                        <m:rPr>
+                          <m:sty m:val="p"/>
+                        </m:rPr>
+                        <m:t>(</m:t>
+                      </m:r>
+                      <m:r>
+                        <m:t>1</m:t>
+                      </m:r>
+                      <m:r>
+                        <m:rPr>
+                          <m:sty m:val="p"/>
+                        </m:rPr>
+                        <m:t>−</m:t>
+                      </m:r>
+                      <m:sSup>
+                        <m:e>
+                          <m:r>
+                            <m:rPr>
+                              <m:sty m:val="p"/>
+                            </m:rPr>
+                            <m:t>cos</m:t>
+                          </m:r>
+                        </m:e>
+                        <m:sup>
+                          <m:r>
+                            <m:t>2</m:t>
+                          </m:r>
+                        </m:sup>
+                      </m:sSup>
+                      <m:r>
+                        <m:rPr>
+                          <m:sty m:val="p"/>
+                        </m:rPr>
+                        <m:t>(</m:t>
+                      </m:r>
+                      <m:r>
+                        <m:t>φ</m:t>
+                      </m:r>
+                      <m:r>
+                        <m:rPr>
+                          <m:sty m:val="p"/>
+                        </m:rPr>
+                        <m:t>)</m:t>
+                      </m:r>
+                      <m:r>
+                        <m:rPr>
+                          <m:sty m:val="p"/>
+                        </m:rPr>
+                        <m:t>)</m:t>
+                      </m:r>
+                      <m:r>
+                        <m:rPr>
+                          <m:sty m:val="p"/>
+                        </m:rPr>
+                        <m:t>+</m:t>
                       </m:r>
                       <m:sSup>
                         <m:e>
@@ -8831,24 +8964,33 @@
                           </m:r>
                         </m:sup>
                       </m:sSup>
-                      <m:d>
-                        <m:dPr>
-                          <m:begChr m:val="("/>
-                          <m:sepChr m:val=""/>
-                          <m:endChr m:val=")"/>
-                          <m:grow/>
-                        </m:dPr>
-                        <m:e>
-                          <m:r>
-                            <m:t>φ</m:t>
-                          </m:r>
-                        </m:e>
-                      </m:d>
                       <m:r>
                         <m:rPr>
                           <m:sty m:val="p"/>
                         </m:rPr>
-                        <m:t>+</m:t>
+                        <m:t>(</m:t>
+                      </m:r>
+                      <m:r>
+                        <m:t>φ</m:t>
+                      </m:r>
+                      <m:r>
+                        <m:rPr>
+                          <m:sty m:val="p"/>
+                        </m:rPr>
+                        <m:t>)</m:t>
+                      </m:r>
+                    </m:e>
+                  </m:mr>
+                  <m:mr>
+                    <m:e>
+                      <m:r>
+                        <m:t>r</m:t>
+                      </m:r>
+                      <m:r>
+                        <m:rPr>
+                          <m:sty m:val="p"/>
+                        </m:rPr>
+                        <m:t>=</m:t>
                       </m:r>
                       <m:sSup>
                         <m:e>
@@ -8865,34 +9007,26 @@
                           </m:r>
                         </m:sup>
                       </m:sSup>
-                      <m:d>
-                        <m:dPr>
-                          <m:begChr m:val="("/>
-                          <m:sepChr m:val=""/>
-                          <m:endChr m:val=")"/>
-                          <m:grow/>
-                        </m:dPr>
-                        <m:e>
-                          <m:r>
-                            <m:t>φ</m:t>
-                          </m:r>
-                        </m:e>
-                      </m:d>
-                    </m:e>
-                  </m:mr>
-                  <m:mr>
-                    <m:e>
-                      <m:r>
-                        <m:t>r</m:t>
-                      </m:r>
                       <m:r>
                         <m:rPr>
                           <m:sty m:val="p"/>
                         </m:rPr>
-                        <m:t>=</m:t>
-                      </m:r>
-                      <m:r>
-                        <m:t>2</m:t>
+                        <m:t>(</m:t>
+                      </m:r>
+                      <m:r>
+                        <m:t>φ</m:t>
+                      </m:r>
+                      <m:r>
+                        <m:rPr>
+                          <m:sty m:val="p"/>
+                        </m:rPr>
+                        <m:t>)</m:t>
+                      </m:r>
+                      <m:r>
+                        <m:rPr>
+                          <m:sty m:val="p"/>
+                        </m:rPr>
+                        <m:t>+</m:t>
                       </m:r>
                       <m:sSup>
                         <m:e>
@@ -8909,19 +9043,67 @@
                           </m:r>
                         </m:sup>
                       </m:sSup>
-                      <m:d>
-                        <m:dPr>
-                          <m:begChr m:val="("/>
-                          <m:sepChr m:val=""/>
-                          <m:endChr m:val=")"/>
-                          <m:grow/>
-                        </m:dPr>
+                      <m:r>
+                        <m:rPr>
+                          <m:sty m:val="p"/>
+                        </m:rPr>
+                        <m:t>(</m:t>
+                      </m:r>
+                      <m:r>
+                        <m:t>φ</m:t>
+                      </m:r>
+                      <m:r>
+                        <m:rPr>
+                          <m:sty m:val="p"/>
+                        </m:rPr>
+                        <m:t>)</m:t>
+                      </m:r>
+                    </m:e>
+                  </m:mr>
+                  <m:mr>
+                    <m:e>
+                      <m:r>
+                        <m:t>r</m:t>
+                      </m:r>
+                      <m:r>
+                        <m:rPr>
+                          <m:sty m:val="p"/>
+                        </m:rPr>
+                        <m:t>=</m:t>
+                      </m:r>
+                      <m:r>
+                        <m:t>2</m:t>
+                      </m:r>
+                      <m:sSup>
                         <m:e>
                           <m:r>
-                            <m:t>φ</m:t>
+                            <m:rPr>
+                              <m:sty m:val="p"/>
+                            </m:rPr>
+                            <m:t>sin</m:t>
                           </m:r>
                         </m:e>
-                      </m:d>
+                        <m:sup>
+                          <m:r>
+                            <m:t>2</m:t>
+                          </m:r>
+                        </m:sup>
+                      </m:sSup>
+                      <m:r>
+                        <m:rPr>
+                          <m:sty m:val="p"/>
+                        </m:rPr>
+                        <m:t>(</m:t>
+                      </m:r>
+                      <m:r>
+                        <m:t>φ</m:t>
+                      </m:r>
+                      <m:r>
+                        <m:rPr>
+                          <m:sty m:val="p"/>
+                        </m:rPr>
+                        <m:t>)</m:t>
+                      </m:r>
                     </m:e>
                   </m:mr>
                 </m:m>
@@ -9108,56 +9290,58 @@
                   </m:mr>
                   <m:mr>
                     <m:e>
+                      <m:r>
+                        <m:rPr>
+                          <m:sty m:val="p"/>
+                        </m:rPr>
+                        <m:t>(</m:t>
+                      </m:r>
+                      <m:rad>
+                        <m:radPr>
+                          <m:degHide m:val="on"/>
+                        </m:radPr>
+                        <m:deg/>
+                        <m:e>
+                          <m:sSup>
+                            <m:e>
+                              <m:r>
+                                <m:t>x</m:t>
+                              </m:r>
+                            </m:e>
+                            <m:sup>
+                              <m:r>
+                                <m:t>2</m:t>
+                              </m:r>
+                            </m:sup>
+                          </m:sSup>
+                          <m:r>
+                            <m:rPr>
+                              <m:sty m:val="p"/>
+                            </m:rPr>
+                            <m:t>+</m:t>
+                          </m:r>
+                          <m:sSup>
+                            <m:e>
+                              <m:r>
+                                <m:t>y</m:t>
+                              </m:r>
+                            </m:e>
+                            <m:sup>
+                              <m:r>
+                                <m:t>2</m:t>
+                              </m:r>
+                            </m:sup>
+                          </m:sSup>
+                        </m:e>
+                      </m:rad>
                       <m:sSup>
                         <m:e>
-                          <m:d>
-                            <m:dPr>
-                              <m:begChr m:val="("/>
-                              <m:sepChr m:val=""/>
-                              <m:endChr m:val=")"/>
-                              <m:grow/>
-                            </m:dPr>
-                            <m:e>
-                              <m:rad>
-                                <m:radPr>
-                                  <m:degHide m:val="on"/>
-                                </m:radPr>
-                                <m:deg/>
-                                <m:e>
-                                  <m:sSup>
-                                    <m:e>
-                                      <m:r>
-                                        <m:t>x</m:t>
-                                      </m:r>
-                                    </m:e>
-                                    <m:sup>
-                                      <m:r>
-                                        <m:t>2</m:t>
-                                      </m:r>
-                                    </m:sup>
-                                  </m:sSup>
-                                  <m:r>
-                                    <m:rPr>
-                                      <m:sty m:val="p"/>
-                                    </m:rPr>
-                                    <m:t>+</m:t>
-                                  </m:r>
-                                  <m:sSup>
-                                    <m:e>
-                                      <m:r>
-                                        <m:t>y</m:t>
-                                      </m:r>
-                                    </m:e>
-                                    <m:sup>
-                                      <m:r>
-                                        <m:t>2</m:t>
-                                      </m:r>
-                                    </m:sup>
-                                  </m:sSup>
-                                </m:e>
-                              </m:rad>
-                            </m:e>
-                          </m:d>
+                          <m:r>
+                            <m:rPr>
+                              <m:sty m:val="p"/>
+                            </m:rPr>
+                            <m:t>)</m:t>
+                          </m:r>
                         </m:e>
                         <m:sup>
                           <m:r>
@@ -9190,48 +9374,50 @@
                   </m:mr>
                   <m:mr>
                     <m:e>
+                      <m:r>
+                        <m:rPr>
+                          <m:sty m:val="p"/>
+                        </m:rPr>
+                        <m:t>(</m:t>
+                      </m:r>
                       <m:sSup>
                         <m:e>
-                          <m:d>
-                            <m:dPr>
-                              <m:begChr m:val="("/>
-                              <m:sepChr m:val=""/>
-                              <m:endChr m:val=")"/>
-                              <m:grow/>
-                            </m:dPr>
-                            <m:e>
-                              <m:sSup>
-                                <m:e>
-                                  <m:r>
-                                    <m:t>x</m:t>
-                                  </m:r>
-                                </m:e>
-                                <m:sup>
-                                  <m:r>
-                                    <m:t>2</m:t>
-                                  </m:r>
-                                </m:sup>
-                              </m:sSup>
-                              <m:r>
-                                <m:rPr>
-                                  <m:sty m:val="p"/>
-                                </m:rPr>
-                                <m:t>+</m:t>
-                              </m:r>
-                              <m:sSup>
-                                <m:e>
-                                  <m:r>
-                                    <m:t>y</m:t>
-                                  </m:r>
-                                </m:e>
-                                <m:sup>
-                                  <m:r>
-                                    <m:t>2</m:t>
-                                  </m:r>
-                                </m:sup>
-                              </m:sSup>
-                            </m:e>
-                          </m:d>
+                          <m:r>
+                            <m:t>x</m:t>
+                          </m:r>
+                        </m:e>
+                        <m:sup>
+                          <m:r>
+                            <m:t>2</m:t>
+                          </m:r>
+                        </m:sup>
+                      </m:sSup>
+                      <m:r>
+                        <m:rPr>
+                          <m:sty m:val="p"/>
+                        </m:rPr>
+                        <m:t>+</m:t>
+                      </m:r>
+                      <m:sSup>
+                        <m:e>
+                          <m:r>
+                            <m:t>y</m:t>
+                          </m:r>
+                        </m:e>
+                        <m:sup>
+                          <m:r>
+                            <m:t>2</m:t>
+                          </m:r>
+                        </m:sup>
+                      </m:sSup>
+                      <m:sSup>
+                        <m:e>
+                          <m:r>
+                            <m:rPr>
+                              <m:sty m:val="p"/>
+                            </m:rPr>
+                            <m:t>)</m:t>
+                          </m:r>
                         </m:e>
                         <m:sup>
                           <m:f>
@@ -9292,48 +9478,50 @@
               <w:t xml:space="preserve"> </w:t>
             </w:r>
             <m:oMath>
+              <m:r>
+                <m:rPr>
+                  <m:sty m:val="p"/>
+                </m:rPr>
+                <m:t>(</m:t>
+              </m:r>
               <m:sSup>
                 <m:e>
-                  <m:d>
-                    <m:dPr>
-                      <m:begChr m:val="("/>
-                      <m:sepChr m:val=""/>
-                      <m:endChr m:val=")"/>
-                      <m:grow/>
-                    </m:dPr>
-                    <m:e>
-                      <m:sSup>
-                        <m:e>
-                          <m:r>
-                            <m:t>x</m:t>
-                          </m:r>
-                        </m:e>
-                        <m:sup>
-                          <m:r>
-                            <m:t>2</m:t>
-                          </m:r>
-                        </m:sup>
-                      </m:sSup>
-                      <m:r>
-                        <m:rPr>
-                          <m:sty m:val="p"/>
-                        </m:rPr>
-                        <m:t>+</m:t>
-                      </m:r>
-                      <m:sSup>
-                        <m:e>
-                          <m:r>
-                            <m:t>y</m:t>
-                          </m:r>
-                        </m:e>
-                        <m:sup>
-                          <m:r>
-                            <m:t>2</m:t>
-                          </m:r>
-                        </m:sup>
-                      </m:sSup>
-                    </m:e>
-                  </m:d>
+                  <m:r>
+                    <m:t>x</m:t>
+                  </m:r>
+                </m:e>
+                <m:sup>
+                  <m:r>
+                    <m:t>2</m:t>
+                  </m:r>
+                </m:sup>
+              </m:sSup>
+              <m:r>
+                <m:rPr>
+                  <m:sty m:val="p"/>
+                </m:rPr>
+                <m:t>+</m:t>
+              </m:r>
+              <m:sSup>
+                <m:e>
+                  <m:r>
+                    <m:t>y</m:t>
+                  </m:r>
+                </m:e>
+                <m:sup>
+                  <m:r>
+                    <m:t>2</m:t>
+                  </m:r>
+                </m:sup>
+              </m:sSup>
+              <m:sSup>
+                <m:e>
+                  <m:r>
+                    <m:rPr>
+                      <m:sty m:val="p"/>
+                    </m:rPr>
+                    <m:t>)</m:t>
+                  </m:r>
                 </m:e>
                 <m:sup>
                   <m:f>
@@ -9382,8 +9570,8 @@
         </w:tc>
       </w:tr>
     </w:tbl>
-    <w:bookmarkEnd w:id="70"/>
-    <w:bookmarkStart w:id="76" w:name="common-polar-curves"/>
+    <w:bookmarkEnd w:id="59"/>
+    <w:bookmarkStart w:id="65" w:name="common-polar-curves"/>
     <w:p>
       <w:pPr>
         <w:pStyle w:val="Heading1"/>
@@ -9428,7 +9616,7 @@
         <w:t xml:space="preserve">as the angle.</w:t>
       </w:r>
     </w:p>
-    <w:bookmarkStart w:id="71" w:name="circles"/>
+    <w:bookmarkStart w:id="60" w:name="circles"/>
     <w:p>
       <w:pPr>
         <w:pStyle w:val="Heading2"/>
@@ -9479,8 +9667,8 @@
         <w:t xml:space="preserve">. This is seen in Example 6.</w:t>
       </w:r>
     </w:p>
-    <w:bookmarkEnd w:id="71"/>
-    <w:bookmarkStart w:id="72" w:name="archimedean-spirals"/>
+    <w:bookmarkEnd w:id="60"/>
+    <w:bookmarkStart w:id="61" w:name="archimedean-spirals"/>
     <w:p>
       <w:pPr>
         <w:pStyle w:val="Heading2"/>
@@ -9489,8 +9677,8 @@
         <w:t xml:space="preserve">Archimedean Spirals</w:t>
       </w:r>
     </w:p>
-    <w:bookmarkEnd w:id="72"/>
-    <w:bookmarkStart w:id="73" w:name="limaçons"/>
+    <w:bookmarkEnd w:id="61"/>
+    <w:bookmarkStart w:id="62" w:name="limaçons"/>
     <w:p>
       <w:pPr>
         <w:pStyle w:val="Heading2"/>
@@ -9522,47 +9710,51 @@
         <m:r>
           <m:t>a</m:t>
         </m:r>
-        <m:d>
-          <m:dPr>
-            <m:begChr m:val="("/>
-            <m:sepChr m:val=""/>
-            <m:endChr m:val=")"/>
-            <m:grow/>
-          </m:dPr>
-          <m:e>
-            <m:r>
-              <m:t>p</m:t>
-            </m:r>
-            <m:r>
-              <m:rPr>
-                <m:sty m:val="p"/>
-              </m:rPr>
-              <m:t>+</m:t>
-            </m:r>
-            <m:r>
-              <m:t>q</m:t>
-            </m:r>
-            <m:r>
-              <m:rPr>
-                <m:sty m:val="p"/>
-              </m:rPr>
-              <m:t>cos</m:t>
-            </m:r>
-            <m:d>
-              <m:dPr>
-                <m:begChr m:val="("/>
-                <m:sepChr m:val=""/>
-                <m:endChr m:val=")"/>
-                <m:grow/>
-              </m:dPr>
-              <m:e>
-                <m:r>
-                  <m:t>φ</m:t>
-                </m:r>
-              </m:e>
-            </m:d>
-          </m:e>
-        </m:d>
+        <m:r>
+          <m:rPr>
+            <m:sty m:val="p"/>
+          </m:rPr>
+          <m:t>(</m:t>
+        </m:r>
+        <m:r>
+          <m:t>p</m:t>
+        </m:r>
+        <m:r>
+          <m:rPr>
+            <m:sty m:val="p"/>
+          </m:rPr>
+          <m:t>+</m:t>
+        </m:r>
+        <m:r>
+          <m:t>q</m:t>
+        </m:r>
+        <m:r>
+          <m:rPr>
+            <m:sty m:val="p"/>
+          </m:rPr>
+          <m:t>cos</m:t>
+        </m:r>
+        <m:r>
+          <m:rPr>
+            <m:sty m:val="p"/>
+          </m:rPr>
+          <m:t>(</m:t>
+        </m:r>
+        <m:r>
+          <m:t>φ</m:t>
+        </m:r>
+        <m:r>
+          <m:rPr>
+            <m:sty m:val="p"/>
+          </m:rPr>
+          <m:t>)</m:t>
+        </m:r>
+        <m:r>
+          <m:rPr>
+            <m:sty m:val="p"/>
+          </m:rPr>
+          <m:t>)</m:t>
+        </m:r>
       </m:oMath>
       <w:r>
         <w:t xml:space="preserve">. They are also known as Pascal’s Snail, having been studied by Étienne Pascal in the 1600s. Depending on the values of</w:t>
@@ -9740,8 +9932,8 @@
         <w:t xml:space="preserve">shape</w:t>
       </w:r>
     </w:p>
-    <w:bookmarkEnd w:id="73"/>
-    <w:bookmarkStart w:id="75" w:name="butterfly-curve"/>
+    <w:bookmarkEnd w:id="62"/>
+    <w:bookmarkStart w:id="64" w:name="butterfly-curve"/>
     <w:p>
       <w:pPr>
         <w:pStyle w:val="Heading2"/>
@@ -9758,8 +9950,8 @@
         <w:t xml:space="preserve">This isn’t a standard curve but is interesting nonetheless. The curve was discovered in 1989 and curiously does not satisfy a polynomial equation!</w:t>
       </w:r>
     </w:p>
-    <w:bookmarkStart w:id="74" w:name="calculator5"/>
-    <w:bookmarkEnd w:id="74"/>
+    <w:bookmarkStart w:id="63" w:name="calculator5"/>
+    <w:bookmarkEnd w:id="63"/>
     <w:p>
       <w:pPr>
         <w:pStyle w:val="BodyText"/>
@@ -9768,9 +9960,9 @@
         <w:t xml:space="preserve">:::</w:t>
       </w:r>
     </w:p>
-    <w:bookmarkEnd w:id="75"/>
-    <w:bookmarkEnd w:id="76"/>
-    <w:bookmarkStart w:id="79" w:name="representing-ellipses-using-polar-curves"/>
+    <w:bookmarkEnd w:id="64"/>
+    <w:bookmarkEnd w:id="65"/>
+    <w:bookmarkStart w:id="68" w:name="representing-ellipses-using-polar-curves"/>
     <w:p>
       <w:pPr>
         <w:pStyle w:val="Heading1"/>
@@ -9924,18 +10116,18 @@
                 <wp:inline>
                   <wp:extent cx="152400" cy="152400"/>
                   <wp:effectExtent b="0" l="0" r="0" t="0"/>
-                  <wp:docPr descr="" title="" id="77" name="Picture"/>
+                  <wp:docPr descr="" title="" id="66" name="Picture"/>
                   <a:graphic>
                     <a:graphicData uri="http://schemas.openxmlformats.org/drawingml/2006/picture">
                       <pic:pic>
                         <pic:nvPicPr>
-                          <pic:cNvPr descr="/Applications/quarto/share/formats/docx/note.png" id="78" name="Picture"/>
+                          <pic:cNvPr descr="/Applications/quarto/share/formats/docx/note.png" id="67" name="Picture"/>
                           <pic:cNvPicPr>
                             <a:picLocks noChangeArrowheads="1" noChangeAspect="1"/>
                           </pic:cNvPicPr>
                         </pic:nvPicPr>
                         <pic:blipFill>
-                          <a:blip r:embed="rId27"/>
+                          <a:blip r:embed="rId16"/>
                           <a:stretch>
                             <a:fillRect/>
                           </a:stretch>
@@ -10044,19 +10236,21 @@
                         </m:rPr>
                         <m:t>cos</m:t>
                       </m:r>
-                      <m:d>
-                        <m:dPr>
-                          <m:begChr m:val="("/>
-                          <m:sepChr m:val=""/>
-                          <m:endChr m:val=")"/>
-                          <m:grow/>
-                        </m:dPr>
-                        <m:e>
-                          <m:r>
-                            <m:t>θ</m:t>
-                          </m:r>
-                        </m:e>
-                      </m:d>
+                      <m:r>
+                        <m:rPr>
+                          <m:sty m:val="p"/>
+                        </m:rPr>
+                        <m:t>(</m:t>
+                      </m:r>
+                      <m:r>
+                        <m:t>θ</m:t>
+                      </m:r>
+                      <m:r>
+                        <m:rPr>
+                          <m:sty m:val="p"/>
+                        </m:rPr>
+                        <m:t>)</m:t>
+                      </m:r>
                     </m:e>
                   </m:mr>
                 </m:m>
@@ -10125,19 +10319,21 @@
                         </m:rPr>
                         <m:t>sin</m:t>
                       </m:r>
-                      <m:d>
-                        <m:dPr>
-                          <m:begChr m:val="("/>
-                          <m:sepChr m:val=""/>
-                          <m:endChr m:val=")"/>
-                          <m:grow/>
-                        </m:dPr>
-                        <m:e>
-                          <m:r>
-                            <m:t>θ</m:t>
-                          </m:r>
-                        </m:e>
-                      </m:d>
+                      <m:r>
+                        <m:rPr>
+                          <m:sty m:val="p"/>
+                        </m:rPr>
+                        <m:t>(</m:t>
+                      </m:r>
+                      <m:r>
+                        <m:t>θ</m:t>
+                      </m:r>
+                      <m:r>
+                        <m:rPr>
+                          <m:sty m:val="p"/>
+                        </m:rPr>
+                        <m:t>)</m:t>
+                      </m:r>
                     </m:e>
                   </m:mr>
                 </m:m>
@@ -10310,40 +10506,44 @@
                   </m:mr>
                   <m:mr>
                     <m:e>
+                      <m:r>
+                        <m:rPr>
+                          <m:sty m:val="p"/>
+                        </m:rPr>
+                        <m:t>(</m:t>
+                      </m:r>
+                      <m:r>
+                        <m:t>r</m:t>
+                      </m:r>
+                      <m:r>
+                        <m:rPr>
+                          <m:sty m:val="p"/>
+                        </m:rPr>
+                        <m:t>cos</m:t>
+                      </m:r>
+                      <m:r>
+                        <m:rPr>
+                          <m:sty m:val="p"/>
+                        </m:rPr>
+                        <m:t>(</m:t>
+                      </m:r>
+                      <m:r>
+                        <m:t>θ</m:t>
+                      </m:r>
+                      <m:r>
+                        <m:rPr>
+                          <m:sty m:val="p"/>
+                        </m:rPr>
+                        <m:t>)</m:t>
+                      </m:r>
                       <m:sSup>
                         <m:e>
-                          <m:d>
-                            <m:dPr>
-                              <m:begChr m:val="("/>
-                              <m:sepChr m:val=""/>
-                              <m:endChr m:val=")"/>
-                              <m:grow/>
-                            </m:dPr>
-                            <m:e>
-                              <m:r>
-                                <m:t>r</m:t>
-                              </m:r>
-                              <m:r>
-                                <m:rPr>
-                                  <m:sty m:val="p"/>
-                                </m:rPr>
-                                <m:t>cos</m:t>
-                              </m:r>
-                              <m:d>
-                                <m:dPr>
-                                  <m:begChr m:val="("/>
-                                  <m:sepChr m:val=""/>
-                                  <m:endChr m:val=")"/>
-                                  <m:grow/>
-                                </m:dPr>
-                                <m:e>
-                                  <m:r>
-                                    <m:t>θ</m:t>
-                                  </m:r>
-                                </m:e>
-                              </m:d>
-                            </m:e>
-                          </m:d>
+                          <m:r>
+                            <m:rPr>
+                              <m:sty m:val="p"/>
+                            </m:rPr>
+                            <m:t>)</m:t>
+                          </m:r>
                         </m:e>
                         <m:sup>
                           <m:r>
@@ -10357,40 +10557,44 @@
                         </m:rPr>
                         <m:t>+</m:t>
                       </m:r>
+                      <m:r>
+                        <m:rPr>
+                          <m:sty m:val="p"/>
+                        </m:rPr>
+                        <m:t>(</m:t>
+                      </m:r>
+                      <m:r>
+                        <m:t>r</m:t>
+                      </m:r>
+                      <m:r>
+                        <m:rPr>
+                          <m:sty m:val="p"/>
+                        </m:rPr>
+                        <m:t>sin</m:t>
+                      </m:r>
+                      <m:r>
+                        <m:rPr>
+                          <m:sty m:val="p"/>
+                        </m:rPr>
+                        <m:t>(</m:t>
+                      </m:r>
+                      <m:r>
+                        <m:t>θ</m:t>
+                      </m:r>
+                      <m:r>
+                        <m:rPr>
+                          <m:sty m:val="p"/>
+                        </m:rPr>
+                        <m:t>)</m:t>
+                      </m:r>
                       <m:sSup>
                         <m:e>
-                          <m:d>
-                            <m:dPr>
-                              <m:begChr m:val="("/>
-                              <m:sepChr m:val=""/>
-                              <m:endChr m:val=")"/>
-                              <m:grow/>
-                            </m:dPr>
-                            <m:e>
-                              <m:r>
-                                <m:t>r</m:t>
-                              </m:r>
-                              <m:r>
-                                <m:rPr>
-                                  <m:sty m:val="p"/>
-                                </m:rPr>
-                                <m:t>sin</m:t>
-                              </m:r>
-                              <m:d>
-                                <m:dPr>
-                                  <m:begChr m:val="("/>
-                                  <m:sepChr m:val=""/>
-                                  <m:endChr m:val=")"/>
-                                  <m:grow/>
-                                </m:dPr>
-                                <m:e>
-                                  <m:r>
-                                    <m:t>θ</m:t>
-                                  </m:r>
-                                </m:e>
-                              </m:d>
-                            </m:e>
-                          </m:d>
+                          <m:r>
+                            <m:rPr>
+                              <m:sty m:val="p"/>
+                            </m:rPr>
+                            <m:t>)</m:t>
+                          </m:r>
                         </m:e>
                         <m:sup>
                           <m:r>
@@ -10438,19 +10642,21 @@
                           </m:r>
                         </m:sup>
                       </m:sSup>
-                      <m:d>
-                        <m:dPr>
-                          <m:begChr m:val="("/>
-                          <m:sepChr m:val=""/>
-                          <m:endChr m:val=")"/>
-                          <m:grow/>
-                        </m:dPr>
-                        <m:e>
-                          <m:r>
-                            <m:t>θ</m:t>
-                          </m:r>
-                        </m:e>
-                      </m:d>
+                      <m:r>
+                        <m:rPr>
+                          <m:sty m:val="p"/>
+                        </m:rPr>
+                        <m:t>(</m:t>
+                      </m:r>
+                      <m:r>
+                        <m:t>θ</m:t>
+                      </m:r>
+                      <m:r>
+                        <m:rPr>
+                          <m:sty m:val="p"/>
+                        </m:rPr>
+                        <m:t>)</m:t>
+                      </m:r>
                       <m:r>
                         <m:rPr>
                           <m:sty m:val="p"/>
@@ -10484,19 +10690,21 @@
                           </m:r>
                         </m:sup>
                       </m:sSup>
-                      <m:d>
-                        <m:dPr>
-                          <m:begChr m:val="("/>
-                          <m:sepChr m:val=""/>
-                          <m:endChr m:val=")"/>
-                          <m:grow/>
-                        </m:dPr>
-                        <m:e>
-                          <m:r>
-                            <m:t>θ</m:t>
-                          </m:r>
-                        </m:e>
-                      </m:d>
+                      <m:r>
+                        <m:rPr>
+                          <m:sty m:val="p"/>
+                        </m:rPr>
+                        <m:t>(</m:t>
+                      </m:r>
+                      <m:r>
+                        <m:t>θ</m:t>
+                      </m:r>
+                      <m:r>
+                        <m:rPr>
+                          <m:sty m:val="p"/>
+                        </m:rPr>
+                        <m:t>)</m:t>
+                      </m:r>
                       <m:r>
                         <m:rPr>
                           <m:sty m:val="p"/>
@@ -10522,78 +10730,84 @@
                           </m:r>
                         </m:sup>
                       </m:sSup>
-                      <m:d>
-                        <m:dPr>
-                          <m:begChr m:val="("/>
-                          <m:sepChr m:val=""/>
-                          <m:endChr m:val=")"/>
-                          <m:grow/>
-                        </m:dPr>
+                      <m:r>
+                        <m:rPr>
+                          <m:sty m:val="p"/>
+                        </m:rPr>
+                        <m:t>(</m:t>
+                      </m:r>
+                      <m:sSup>
                         <m:e>
-                          <m:sSup>
-                            <m:e>
-                              <m:r>
-                                <m:rPr>
-                                  <m:sty m:val="p"/>
-                                </m:rPr>
-                                <m:t>cos</m:t>
-                              </m:r>
-                            </m:e>
-                            <m:sup>
-                              <m:r>
-                                <m:t>2</m:t>
-                              </m:r>
-                            </m:sup>
-                          </m:sSup>
-                          <m:d>
-                            <m:dPr>
-                              <m:begChr m:val="("/>
-                              <m:sepChr m:val=""/>
-                              <m:endChr m:val=")"/>
-                              <m:grow/>
-                            </m:dPr>
-                            <m:e>
-                              <m:r>
-                                <m:t>θ</m:t>
-                              </m:r>
-                            </m:e>
-                          </m:d>
                           <m:r>
                             <m:rPr>
                               <m:sty m:val="p"/>
                             </m:rPr>
-                            <m:t>+</m:t>
+                            <m:t>cos</m:t>
                           </m:r>
-                          <m:sSup>
-                            <m:e>
-                              <m:r>
-                                <m:rPr>
-                                  <m:sty m:val="p"/>
-                                </m:rPr>
-                                <m:t>sin</m:t>
-                              </m:r>
-                            </m:e>
-                            <m:sup>
-                              <m:r>
-                                <m:t>2</m:t>
-                              </m:r>
-                            </m:sup>
-                          </m:sSup>
-                          <m:d>
-                            <m:dPr>
-                              <m:begChr m:val="("/>
-                              <m:sepChr m:val=""/>
-                              <m:endChr m:val=")"/>
-                              <m:grow/>
-                            </m:dPr>
-                            <m:e>
-                              <m:r>
-                                <m:t>θ</m:t>
-                              </m:r>
-                            </m:e>
-                          </m:d>
                         </m:e>
-                      </m:d>
+                        <m:sup>
+                          <m:r>
+                            <m:t>2</m:t>
+                          </m:r>
+                        </m:sup>
+                      </m:sSup>
+                      <m:r>
+                        <m:rPr>
+                          <m:sty m:val="p"/>
+                        </m:rPr>
+                        <m:t>(</m:t>
+                      </m:r>
+                      <m:r>
+                        <m:t>θ</m:t>
+                      </m:r>
+                      <m:r>
+                        <m:rPr>
+                          <m:sty m:val="p"/>
+                        </m:rPr>
+                        <m:t>)</m:t>
+                      </m:r>
+                      <m:r>
+                        <m:rPr>
+                          <m:sty m:val="p"/>
+                        </m:rPr>
+                        <m:t>+</m:t>
+                      </m:r>
+                      <m:sSup>
+                        <m:e>
+                          <m:r>
+                            <m:rPr>
+                              <m:sty m:val="p"/>
+                            </m:rPr>
+                            <m:t>sin</m:t>
+                          </m:r>
+                        </m:e>
+                        <m:sup>
+                          <m:r>
+                            <m:t>2</m:t>
+                          </m:r>
+                        </m:sup>
+                      </m:sSup>
+                      <m:r>
+                        <m:rPr>
+                          <m:sty m:val="p"/>
+                        </m:rPr>
+                        <m:t>(</m:t>
+                      </m:r>
+                      <m:r>
+                        <m:t>θ</m:t>
+                      </m:r>
+                      <m:r>
+                        <m:rPr>
+                          <m:sty m:val="p"/>
+                        </m:rPr>
+                        <m:t>)</m:t>
+                      </m:r>
+                      <m:r>
+                        <m:rPr>
+                          <m:sty m:val="p"/>
+                        </m:rPr>
+                        <m:t>)</m:t>
+                      </m:r>
                       <m:r>
                         <m:rPr>
                           <m:sty m:val="p"/>
@@ -10619,19 +10833,21 @@
                           </m:r>
                         </m:sup>
                       </m:sSup>
-                      <m:d>
-                        <m:dPr>
-                          <m:begChr m:val="("/>
-                          <m:sepChr m:val=""/>
-                          <m:endChr m:val=")"/>
-                          <m:grow/>
-                        </m:dPr>
-                        <m:e>
-                          <m:r>
-                            <m:t>1</m:t>
-                          </m:r>
-                        </m:e>
-                      </m:d>
+                      <m:r>
+                        <m:rPr>
+                          <m:sty m:val="p"/>
+                        </m:rPr>
+                        <m:t>(</m:t>
+                      </m:r>
+                      <m:r>
+                        <m:t>1</m:t>
+                      </m:r>
+                      <m:r>
+                        <m:rPr>
+                          <m:sty m:val="p"/>
+                        </m:rPr>
+                        <m:t>)</m:t>
+                      </m:r>
                       <m:r>
                         <m:rPr>
                           <m:sty m:val="p"/>
@@ -10867,28 +11083,30 @@
         </w:numPr>
       </w:pPr>
       <m:oMath>
-        <m:d>
-          <m:dPr>
-            <m:begChr m:val="("/>
-            <m:sepChr m:val=""/>
-            <m:endChr m:val=")"/>
-            <m:grow/>
-          </m:dPr>
-          <m:e>
-            <m:r>
-              <m:t>2</m:t>
-            </m:r>
-            <m:r>
-              <m:rPr>
-                <m:sty m:val="p"/>
-              </m:rPr>
-              <m:t>,</m:t>
-            </m:r>
-            <m:r>
-              <m:t>2</m:t>
-            </m:r>
-          </m:e>
-        </m:d>
+        <m:r>
+          <m:rPr>
+            <m:sty m:val="p"/>
+          </m:rPr>
+          <m:t>(</m:t>
+        </m:r>
+        <m:r>
+          <m:t>2</m:t>
+        </m:r>
+        <m:r>
+          <m:rPr>
+            <m:sty m:val="p"/>
+          </m:rPr>
+          <m:t>,</m:t>
+        </m:r>
+        <m:r>
+          <m:t>2</m:t>
+        </m:r>
+        <m:r>
+          <m:rPr>
+            <m:sty m:val="p"/>
+          </m:rPr>
+          <m:t>)</m:t>
+        </m:r>
       </m:oMath>
     </w:p>
     <w:p>
@@ -10930,42 +11148,44 @@
         </w:numPr>
       </w:pPr>
       <m:oMath>
-        <m:d>
-          <m:dPr>
-            <m:begChr m:val="("/>
-            <m:sepChr m:val=""/>
-            <m:endChr m:val=")"/>
-            <m:grow/>
-          </m:dPr>
+        <m:r>
+          <m:rPr>
+            <m:sty m:val="p"/>
+          </m:rPr>
+          <m:t>(</m:t>
+        </m:r>
+        <m:r>
+          <m:t>1</m:t>
+        </m:r>
+        <m:r>
+          <m:rPr>
+            <m:sty m:val="p"/>
+          </m:rPr>
+          <m:t>,</m:t>
+        </m:r>
+        <m:r>
+          <m:rPr>
+            <m:sty m:val="p"/>
+          </m:rPr>
+          <m:t>−</m:t>
+        </m:r>
+        <m:rad>
+          <m:radPr>
+            <m:degHide m:val="on"/>
+          </m:radPr>
+          <m:deg/>
           <m:e>
             <m:r>
-              <m:t>1</m:t>
+              <m:t>2</m:t>
             </m:r>
-            <m:r>
-              <m:rPr>
-                <m:sty m:val="p"/>
-              </m:rPr>
-              <m:t>,</m:t>
-            </m:r>
-            <m:r>
-              <m:rPr>
-                <m:sty m:val="p"/>
-              </m:rPr>
-              <m:t>−</m:t>
-            </m:r>
-            <m:rad>
-              <m:radPr>
-                <m:degHide m:val="on"/>
-              </m:radPr>
-              <m:deg/>
-              <m:e>
-                <m:r>
-                  <m:t>2</m:t>
-                </m:r>
-              </m:e>
-            </m:rad>
           </m:e>
-        </m:d>
+        </m:rad>
+        <m:r>
+          <m:rPr>
+            <m:sty m:val="p"/>
+          </m:rPr>
+          <m:t>)</m:t>
+        </m:r>
       </m:oMath>
     </w:p>
     <w:p>
@@ -11265,19 +11485,21 @@
             </m:r>
           </m:sup>
         </m:sSup>
-        <m:d>
-          <m:dPr>
-            <m:begChr m:val="("/>
-            <m:sepChr m:val=""/>
-            <m:endChr m:val=")"/>
-            <m:grow/>
-          </m:dPr>
-          <m:e>
-            <m:r>
-              <m:t>φ</m:t>
-            </m:r>
-          </m:e>
-        </m:d>
+        <m:r>
+          <m:rPr>
+            <m:sty m:val="p"/>
+          </m:rPr>
+          <m:t>(</m:t>
+        </m:r>
+        <m:r>
+          <m:t>φ</m:t>
+        </m:r>
+        <m:r>
+          <m:rPr>
+            <m:sty m:val="p"/>
+          </m:rPr>
+          <m:t>)</m:t>
+        </m:r>
       </m:oMath>
       <w:r>
         <w:t xml:space="preserve"> </w:t>
@@ -11435,19 +11657,21 @@
           </m:rPr>
           <m:t>csc</m:t>
         </m:r>
-        <m:d>
-          <m:dPr>
-            <m:begChr m:val="("/>
-            <m:sepChr m:val=""/>
-            <m:endChr m:val=")"/>
-            <m:grow/>
-          </m:dPr>
-          <m:e>
-            <m:r>
-              <m:t>φ</m:t>
-            </m:r>
-          </m:e>
-        </m:d>
+        <m:r>
+          <m:rPr>
+            <m:sty m:val="p"/>
+          </m:rPr>
+          <m:t>(</m:t>
+        </m:r>
+        <m:r>
+          <m:t>φ</m:t>
+        </m:r>
+        <m:r>
+          <m:rPr>
+            <m:sty m:val="p"/>
+          </m:rPr>
+          <m:t>)</m:t>
+        </m:r>
       </m:oMath>
       <w:r>
         <w:t xml:space="preserve"> </w:t>
@@ -11614,22 +11838,24 @@
           </m:rPr>
           <m:t>sin</m:t>
         </m:r>
-        <m:d>
-          <m:dPr>
-            <m:begChr m:val="("/>
-            <m:sepChr m:val=""/>
-            <m:endChr m:val=")"/>
-            <m:grow/>
-          </m:dPr>
-          <m:e>
-            <m:r>
-              <m:t>2</m:t>
-            </m:r>
-            <m:r>
-              <m:t>φ</m:t>
-            </m:r>
-          </m:e>
-        </m:d>
+        <m:r>
+          <m:rPr>
+            <m:sty m:val="p"/>
+          </m:rPr>
+          <m:t>(</m:t>
+        </m:r>
+        <m:r>
+          <m:t>2</m:t>
+        </m:r>
+        <m:r>
+          <m:t>φ</m:t>
+        </m:r>
+        <m:r>
+          <m:rPr>
+            <m:sty m:val="p"/>
+          </m:rPr>
+          <m:t>)</m:t>
+        </m:r>
       </m:oMath>
       <w:r>
         <w:t xml:space="preserve"> </w:t>
@@ -11799,19 +12025,21 @@
           </m:rPr>
           <m:t>cos</m:t>
         </m:r>
-        <m:d>
-          <m:dPr>
-            <m:begChr m:val="("/>
-            <m:sepChr m:val=""/>
-            <m:endChr m:val=")"/>
-            <m:grow/>
-          </m:dPr>
-          <m:e>
-            <m:r>
-              <m:t>φ</m:t>
-            </m:r>
-          </m:e>
-        </m:d>
+        <m:r>
+          <m:rPr>
+            <m:sty m:val="p"/>
+          </m:rPr>
+          <m:t>(</m:t>
+        </m:r>
+        <m:r>
+          <m:t>φ</m:t>
+        </m:r>
+        <m:r>
+          <m:rPr>
+            <m:sty m:val="p"/>
+          </m:rPr>
+          <m:t>)</m:t>
+        </m:r>
       </m:oMath>
       <w:r>
         <w:t xml:space="preserve"> </w:t>
@@ -11972,19 +12200,21 @@
           </m:rPr>
           <m:t>tan</m:t>
         </m:r>
-        <m:d>
-          <m:dPr>
-            <m:begChr m:val="("/>
-            <m:sepChr m:val=""/>
-            <m:endChr m:val=")"/>
-            <m:grow/>
-          </m:dPr>
-          <m:e>
-            <m:r>
-              <m:t>φ</m:t>
-            </m:r>
-          </m:e>
-        </m:d>
+        <m:r>
+          <m:rPr>
+            <m:sty m:val="p"/>
+          </m:rPr>
+          <m:t>(</m:t>
+        </m:r>
+        <m:r>
+          <m:t>φ</m:t>
+        </m:r>
+        <m:r>
+          <m:rPr>
+            <m:sty m:val="p"/>
+          </m:rPr>
+          <m:t>)</m:t>
+        </m:r>
       </m:oMath>
       <w:r>
         <w:t xml:space="preserve"> </w:t>
@@ -12136,48 +12366,50 @@
         </w:numPr>
       </w:pPr>
       <m:oMath>
+        <m:r>
+          <m:rPr>
+            <m:sty m:val="p"/>
+          </m:rPr>
+          <m:t>(</m:t>
+        </m:r>
         <m:sSup>
           <m:e>
-            <m:d>
-              <m:dPr>
-                <m:begChr m:val="("/>
-                <m:sepChr m:val=""/>
-                <m:endChr m:val=")"/>
-                <m:grow/>
-              </m:dPr>
-              <m:e>
-                <m:sSup>
-                  <m:e>
-                    <m:r>
-                      <m:t>x</m:t>
-                    </m:r>
-                  </m:e>
-                  <m:sup>
-                    <m:r>
-                      <m:t>2</m:t>
-                    </m:r>
-                  </m:sup>
-                </m:sSup>
-                <m:r>
-                  <m:rPr>
-                    <m:sty m:val="p"/>
-                  </m:rPr>
-                  <m:t>+</m:t>
-                </m:r>
-                <m:sSup>
-                  <m:e>
-                    <m:r>
-                      <m:t>y</m:t>
-                    </m:r>
-                  </m:e>
-                  <m:sup>
-                    <m:r>
-                      <m:t>2</m:t>
-                    </m:r>
-                  </m:sup>
-                </m:sSup>
-              </m:e>
-            </m:d>
+            <m:r>
+              <m:t>x</m:t>
+            </m:r>
+          </m:e>
+          <m:sup>
+            <m:r>
+              <m:t>2</m:t>
+            </m:r>
+          </m:sup>
+        </m:sSup>
+        <m:r>
+          <m:rPr>
+            <m:sty m:val="p"/>
+          </m:rPr>
+          <m:t>+</m:t>
+        </m:r>
+        <m:sSup>
+          <m:e>
+            <m:r>
+              <m:t>y</m:t>
+            </m:r>
+          </m:e>
+          <m:sup>
+            <m:r>
+              <m:t>2</m:t>
+            </m:r>
+          </m:sup>
+        </m:sSup>
+        <m:sSup>
+          <m:e>
+            <m:r>
+              <m:rPr>
+                <m:sty m:val="p"/>
+              </m:rPr>
+              <m:t>)</m:t>
+            </m:r>
           </m:e>
           <m:sup>
             <m:f>
@@ -12229,48 +12461,50 @@
         </w:numPr>
       </w:pPr>
       <m:oMath>
+        <m:r>
+          <m:rPr>
+            <m:sty m:val="p"/>
+          </m:rPr>
+          <m:t>(</m:t>
+        </m:r>
         <m:sSup>
           <m:e>
-            <m:d>
-              <m:dPr>
-                <m:begChr m:val="("/>
-                <m:sepChr m:val=""/>
-                <m:endChr m:val=")"/>
-                <m:grow/>
-              </m:dPr>
-              <m:e>
-                <m:sSup>
-                  <m:e>
-                    <m:r>
-                      <m:t>x</m:t>
-                    </m:r>
-                  </m:e>
-                  <m:sup>
-                    <m:r>
-                      <m:t>2</m:t>
-                    </m:r>
-                  </m:sup>
-                </m:sSup>
-                <m:r>
-                  <m:rPr>
-                    <m:sty m:val="p"/>
-                  </m:rPr>
-                  <m:t>+</m:t>
-                </m:r>
-                <m:sSup>
-                  <m:e>
-                    <m:r>
-                      <m:t>y</m:t>
-                    </m:r>
-                  </m:e>
-                  <m:sup>
-                    <m:r>
-                      <m:t>2</m:t>
-                    </m:r>
-                  </m:sup>
-                </m:sSup>
-              </m:e>
-            </m:d>
+            <m:r>
+              <m:t>x</m:t>
+            </m:r>
+          </m:e>
+          <m:sup>
+            <m:r>
+              <m:t>2</m:t>
+            </m:r>
+          </m:sup>
+        </m:sSup>
+        <m:r>
+          <m:rPr>
+            <m:sty m:val="p"/>
+          </m:rPr>
+          <m:t>+</m:t>
+        </m:r>
+        <m:sSup>
+          <m:e>
+            <m:r>
+              <m:t>y</m:t>
+            </m:r>
+          </m:e>
+          <m:sup>
+            <m:r>
+              <m:t>2</m:t>
+            </m:r>
+          </m:sup>
+        </m:sSup>
+        <m:sSup>
+          <m:e>
+            <m:r>
+              <m:rPr>
+                <m:sty m:val="p"/>
+              </m:rPr>
+              <m:t>)</m:t>
+            </m:r>
           </m:e>
           <m:sup>
             <m:r>
@@ -12304,60 +12538,62 @@
         </w:numPr>
       </w:pPr>
       <m:oMath>
+        <m:r>
+          <m:rPr>
+            <m:sty m:val="p"/>
+          </m:rPr>
+          <m:t>(</m:t>
+        </m:r>
         <m:sSup>
           <m:e>
-            <m:d>
-              <m:dPr>
-                <m:begChr m:val="("/>
-                <m:sepChr m:val=""/>
-                <m:endChr m:val=")"/>
-                <m:grow/>
-              </m:dPr>
-              <m:e>
-                <m:sSup>
-                  <m:e>
-                    <m:r>
-                      <m:t>x</m:t>
-                    </m:r>
-                  </m:e>
-                  <m:sup>
-                    <m:r>
-                      <m:t>2</m:t>
-                    </m:r>
-                  </m:sup>
-                </m:sSup>
-                <m:r>
-                  <m:rPr>
-                    <m:sty m:val="p"/>
-                  </m:rPr>
-                  <m:t>+</m:t>
-                </m:r>
-                <m:sSup>
-                  <m:e>
-                    <m:r>
-                      <m:t>y</m:t>
-                    </m:r>
-                  </m:e>
-                  <m:sup>
-                    <m:r>
-                      <m:t>2</m:t>
-                    </m:r>
-                  </m:sup>
-                </m:sSup>
-                <m:r>
-                  <m:rPr>
-                    <m:sty m:val="p"/>
-                  </m:rPr>
-                  <m:t>−</m:t>
-                </m:r>
-                <m:r>
-                  <m:t>2</m:t>
-                </m:r>
-                <m:r>
-                  <m:t>x</m:t>
-                </m:r>
-              </m:e>
-            </m:d>
+            <m:r>
+              <m:t>x</m:t>
+            </m:r>
+          </m:e>
+          <m:sup>
+            <m:r>
+              <m:t>2</m:t>
+            </m:r>
+          </m:sup>
+        </m:sSup>
+        <m:r>
+          <m:rPr>
+            <m:sty m:val="p"/>
+          </m:rPr>
+          <m:t>+</m:t>
+        </m:r>
+        <m:sSup>
+          <m:e>
+            <m:r>
+              <m:t>y</m:t>
+            </m:r>
+          </m:e>
+          <m:sup>
+            <m:r>
+              <m:t>2</m:t>
+            </m:r>
+          </m:sup>
+        </m:sSup>
+        <m:r>
+          <m:rPr>
+            <m:sty m:val="p"/>
+          </m:rPr>
+          <m:t>−</m:t>
+        </m:r>
+        <m:r>
+          <m:t>2</m:t>
+        </m:r>
+        <m:r>
+          <m:t>x</m:t>
+        </m:r>
+        <m:sSup>
+          <m:e>
+            <m:r>
+              <m:rPr>
+                <m:sty m:val="p"/>
+              </m:rPr>
+              <m:t>)</m:t>
+            </m:r>
           </m:e>
           <m:sup>
             <m:r>
@@ -12374,46 +12610,48 @@
         <m:r>
           <m:t>4</m:t>
         </m:r>
-        <m:d>
-          <m:dPr>
-            <m:begChr m:val="("/>
-            <m:sepChr m:val=""/>
-            <m:endChr m:val=")"/>
-            <m:grow/>
-          </m:dPr>
+        <m:r>
+          <m:rPr>
+            <m:sty m:val="p"/>
+          </m:rPr>
+          <m:t>(</m:t>
+        </m:r>
+        <m:sSup>
           <m:e>
-            <m:sSup>
-              <m:e>
-                <m:r>
-                  <m:t>x</m:t>
-                </m:r>
-              </m:e>
-              <m:sup>
-                <m:r>
-                  <m:t>2</m:t>
-                </m:r>
-              </m:sup>
-            </m:sSup>
             <m:r>
-              <m:rPr>
-                <m:sty m:val="p"/>
-              </m:rPr>
-              <m:t>+</m:t>
+              <m:t>x</m:t>
             </m:r>
-            <m:sSup>
-              <m:e>
-                <m:r>
-                  <m:t>y</m:t>
-                </m:r>
-              </m:e>
-              <m:sup>
-                <m:r>
-                  <m:t>2</m:t>
-                </m:r>
-              </m:sup>
-            </m:sSup>
           </m:e>
-        </m:d>
+          <m:sup>
+            <m:r>
+              <m:t>2</m:t>
+            </m:r>
+          </m:sup>
+        </m:sSup>
+        <m:r>
+          <m:rPr>
+            <m:sty m:val="p"/>
+          </m:rPr>
+          <m:t>+</m:t>
+        </m:r>
+        <m:sSup>
+          <m:e>
+            <m:r>
+              <m:t>y</m:t>
+            </m:r>
+          </m:e>
+          <m:sup>
+            <m:r>
+              <m:t>2</m:t>
+            </m:r>
+          </m:sup>
+        </m:sSup>
+        <m:r>
+          <m:rPr>
+            <m:sty m:val="p"/>
+          </m:rPr>
+          <m:t>)</m:t>
+        </m:r>
       </m:oMath>
     </w:p>
     <w:p>
@@ -12522,46 +12760,48 @@
             </m:r>
           </m:sup>
         </m:sSup>
-        <m:d>
-          <m:dPr>
-            <m:begChr m:val="("/>
-            <m:sepChr m:val=""/>
-            <m:endChr m:val=")"/>
-            <m:grow/>
-          </m:dPr>
+        <m:r>
+          <m:rPr>
+            <m:sty m:val="p"/>
+          </m:rPr>
+          <m:t>(</m:t>
+        </m:r>
+        <m:sSup>
           <m:e>
-            <m:sSup>
-              <m:e>
-                <m:r>
-                  <m:t>x</m:t>
-                </m:r>
-              </m:e>
-              <m:sup>
-                <m:r>
-                  <m:t>2</m:t>
-                </m:r>
-              </m:sup>
-            </m:sSup>
             <m:r>
-              <m:rPr>
-                <m:sty m:val="p"/>
-              </m:rPr>
-              <m:t>+</m:t>
+              <m:t>x</m:t>
             </m:r>
-            <m:sSup>
-              <m:e>
-                <m:r>
-                  <m:t>y</m:t>
-                </m:r>
-              </m:e>
-              <m:sup>
-                <m:r>
-                  <m:t>2</m:t>
-                </m:r>
-              </m:sup>
-            </m:sSup>
           </m:e>
-        </m:d>
+          <m:sup>
+            <m:r>
+              <m:t>2</m:t>
+            </m:r>
+          </m:sup>
+        </m:sSup>
+        <m:r>
+          <m:rPr>
+            <m:sty m:val="p"/>
+          </m:rPr>
+          <m:t>+</m:t>
+        </m:r>
+        <m:sSup>
+          <m:e>
+            <m:r>
+              <m:t>y</m:t>
+            </m:r>
+          </m:e>
+          <m:sup>
+            <m:r>
+              <m:t>2</m:t>
+            </m:r>
+          </m:sup>
+        </m:sSup>
+        <m:r>
+          <m:rPr>
+            <m:sty m:val="p"/>
+          </m:rPr>
+          <m:t>)</m:t>
+        </m:r>
         <m:r>
           <m:rPr>
             <m:sty m:val="p"/>
@@ -13018,28 +13258,30 @@
         </w:numPr>
       </w:pPr>
       <m:oMath>
-        <m:d>
-          <m:dPr>
-            <m:begChr m:val="("/>
-            <m:sepChr m:val=""/>
-            <m:endChr m:val=")"/>
-            <m:grow/>
-          </m:dPr>
-          <m:e>
-            <m:r>
-              <m:t>2</m:t>
-            </m:r>
-            <m:r>
-              <m:rPr>
-                <m:sty m:val="p"/>
-              </m:rPr>
-              <m:t>,</m:t>
-            </m:r>
-            <m:r>
-              <m:t>2</m:t>
-            </m:r>
-          </m:e>
-        </m:d>
+        <m:r>
+          <m:rPr>
+            <m:sty m:val="p"/>
+          </m:rPr>
+          <m:t>(</m:t>
+        </m:r>
+        <m:r>
+          <m:t>2</m:t>
+        </m:r>
+        <m:r>
+          <m:rPr>
+            <m:sty m:val="p"/>
+          </m:rPr>
+          <m:t>,</m:t>
+        </m:r>
+        <m:r>
+          <m:t>2</m:t>
+        </m:r>
+        <m:r>
+          <m:rPr>
+            <m:sty m:val="p"/>
+          </m:rPr>
+          <m:t>)</m:t>
+        </m:r>
       </m:oMath>
     </w:p>
     <w:p>
@@ -13081,42 +13323,44 @@
         </w:numPr>
       </w:pPr>
       <m:oMath>
-        <m:d>
-          <m:dPr>
-            <m:begChr m:val="("/>
-            <m:sepChr m:val=""/>
-            <m:endChr m:val=")"/>
-            <m:grow/>
-          </m:dPr>
+        <m:r>
+          <m:rPr>
+            <m:sty m:val="p"/>
+          </m:rPr>
+          <m:t>(</m:t>
+        </m:r>
+        <m:r>
+          <m:t>1</m:t>
+        </m:r>
+        <m:r>
+          <m:rPr>
+            <m:sty m:val="p"/>
+          </m:rPr>
+          <m:t>,</m:t>
+        </m:r>
+        <m:r>
+          <m:rPr>
+            <m:sty m:val="p"/>
+          </m:rPr>
+          <m:t>−</m:t>
+        </m:r>
+        <m:rad>
+          <m:radPr>
+            <m:degHide m:val="on"/>
+          </m:radPr>
+          <m:deg/>
           <m:e>
             <m:r>
-              <m:t>1</m:t>
+              <m:t>2</m:t>
             </m:r>
-            <m:r>
-              <m:rPr>
-                <m:sty m:val="p"/>
-              </m:rPr>
-              <m:t>,</m:t>
-            </m:r>
-            <m:r>
-              <m:rPr>
-                <m:sty m:val="p"/>
-              </m:rPr>
-              <m:t>−</m:t>
-            </m:r>
-            <m:rad>
-              <m:radPr>
-                <m:degHide m:val="on"/>
-              </m:radPr>
-              <m:deg/>
-              <m:e>
-                <m:r>
-                  <m:t>2</m:t>
-                </m:r>
-              </m:e>
-            </m:rad>
           </m:e>
-        </m:d>
+        </m:rad>
+        <m:r>
+          <m:rPr>
+            <m:sty m:val="p"/>
+          </m:rPr>
+          <m:t>)</m:t>
+        </m:r>
       </m:oMath>
     </w:p>
     <w:p>
@@ -13158,40 +13402,42 @@
         </w:numPr>
       </w:pPr>
       <m:oMath>
-        <m:d>
-          <m:dPr>
-            <m:begChr m:val="("/>
-            <m:sepChr m:val=""/>
-            <m:endChr m:val=")"/>
-            <m:grow/>
-          </m:dPr>
-          <m:e>
-            <m:r>
-              <m:rPr>
-                <m:sty m:val="p"/>
-              </m:rPr>
-              <m:t>−</m:t>
-            </m:r>
-            <m:r>
-              <m:t>12</m:t>
-            </m:r>
-            <m:r>
-              <m:rPr>
-                <m:sty m:val="p"/>
-              </m:rPr>
-              <m:t>,</m:t>
-            </m:r>
-            <m:r>
-              <m:rPr>
-                <m:sty m:val="p"/>
-              </m:rPr>
-              <m:t>−</m:t>
-            </m:r>
-            <m:r>
-              <m:t>5</m:t>
-            </m:r>
-          </m:e>
-        </m:d>
+        <m:r>
+          <m:rPr>
+            <m:sty m:val="p"/>
+          </m:rPr>
+          <m:t>(</m:t>
+        </m:r>
+        <m:r>
+          <m:rPr>
+            <m:sty m:val="p"/>
+          </m:rPr>
+          <m:t>−</m:t>
+        </m:r>
+        <m:r>
+          <m:t>12</m:t>
+        </m:r>
+        <m:r>
+          <m:rPr>
+            <m:sty m:val="p"/>
+          </m:rPr>
+          <m:t>,</m:t>
+        </m:r>
+        <m:r>
+          <m:rPr>
+            <m:sty m:val="p"/>
+          </m:rPr>
+          <m:t>−</m:t>
+        </m:r>
+        <m:r>
+          <m:t>5</m:t>
+        </m:r>
+        <m:r>
+          <m:rPr>
+            <m:sty m:val="p"/>
+          </m:rPr>
+          <m:t>)</m:t>
+        </m:r>
       </m:oMath>
     </w:p>
     <w:p>
@@ -13498,19 +13744,21 @@
             </m:r>
           </m:sup>
         </m:sSup>
-        <m:d>
-          <m:dPr>
-            <m:begChr m:val="("/>
-            <m:sepChr m:val=""/>
-            <m:endChr m:val=")"/>
-            <m:grow/>
-          </m:dPr>
-          <m:e>
-            <m:r>
-              <m:t>φ</m:t>
-            </m:r>
-          </m:e>
-        </m:d>
+        <m:r>
+          <m:rPr>
+            <m:sty m:val="p"/>
+          </m:rPr>
+          <m:t>(</m:t>
+        </m:r>
+        <m:r>
+          <m:t>φ</m:t>
+        </m:r>
+        <m:r>
+          <m:rPr>
+            <m:sty m:val="p"/>
+          </m:rPr>
+          <m:t>)</m:t>
+        </m:r>
       </m:oMath>
       <w:r>
         <w:t xml:space="preserve"> </w:t>
@@ -13678,19 +13926,21 @@
               </m:rPr>
               <m:t>sin</m:t>
             </m:r>
-            <m:d>
-              <m:dPr>
-                <m:begChr m:val="("/>
-                <m:sepChr m:val=""/>
-                <m:endChr m:val=")"/>
-                <m:grow/>
-              </m:dPr>
-              <m:e>
-                <m:r>
-                  <m:t>φ</m:t>
-                </m:r>
-              </m:e>
-            </m:d>
+            <m:r>
+              <m:rPr>
+                <m:sty m:val="p"/>
+              </m:rPr>
+              <m:t>(</m:t>
+            </m:r>
+            <m:r>
+              <m:t>φ</m:t>
+            </m:r>
+            <m:r>
+              <m:rPr>
+                <m:sty m:val="p"/>
+              </m:rPr>
+              <m:t>)</m:t>
+            </m:r>
           </m:den>
         </m:f>
       </m:oMath>
@@ -13859,22 +14109,24 @@
           </m:rPr>
           <m:t>sin</m:t>
         </m:r>
-        <m:d>
-          <m:dPr>
-            <m:begChr m:val="("/>
-            <m:sepChr m:val=""/>
-            <m:endChr m:val=")"/>
-            <m:grow/>
-          </m:dPr>
-          <m:e>
-            <m:r>
-              <m:t>2</m:t>
-            </m:r>
-            <m:r>
-              <m:t>φ</m:t>
-            </m:r>
-          </m:e>
-        </m:d>
+        <m:r>
+          <m:rPr>
+            <m:sty m:val="p"/>
+          </m:rPr>
+          <m:t>(</m:t>
+        </m:r>
+        <m:r>
+          <m:t>2</m:t>
+        </m:r>
+        <m:r>
+          <m:t>φ</m:t>
+        </m:r>
+        <m:r>
+          <m:rPr>
+            <m:sty m:val="p"/>
+          </m:rPr>
+          <m:t>)</m:t>
+        </m:r>
       </m:oMath>
       <w:r>
         <w:t xml:space="preserve"> </w:t>
@@ -14044,19 +14296,21 @@
           </m:rPr>
           <m:t>cos</m:t>
         </m:r>
-        <m:d>
-          <m:dPr>
-            <m:begChr m:val="("/>
-            <m:sepChr m:val=""/>
-            <m:endChr m:val=")"/>
-            <m:grow/>
-          </m:dPr>
-          <m:e>
-            <m:r>
-              <m:t>φ</m:t>
-            </m:r>
-          </m:e>
-        </m:d>
+        <m:r>
+          <m:rPr>
+            <m:sty m:val="p"/>
+          </m:rPr>
+          <m:t>(</m:t>
+        </m:r>
+        <m:r>
+          <m:t>φ</m:t>
+        </m:r>
+        <m:r>
+          <m:rPr>
+            <m:sty m:val="p"/>
+          </m:rPr>
+          <m:t>)</m:t>
+        </m:r>
       </m:oMath>
       <w:r>
         <w:t xml:space="preserve"> </w:t>
@@ -14217,19 +14471,21 @@
           </m:rPr>
           <m:t>tan</m:t>
         </m:r>
-        <m:d>
-          <m:dPr>
-            <m:begChr m:val="("/>
-            <m:sepChr m:val=""/>
-            <m:endChr m:val=")"/>
-            <m:grow/>
-          </m:dPr>
-          <m:e>
-            <m:r>
-              <m:t>φ</m:t>
-            </m:r>
-          </m:e>
-        </m:d>
+        <m:r>
+          <m:rPr>
+            <m:sty m:val="p"/>
+          </m:rPr>
+          <m:t>(</m:t>
+        </m:r>
+        <m:r>
+          <m:t>φ</m:t>
+        </m:r>
+        <m:r>
+          <m:rPr>
+            <m:sty m:val="p"/>
+          </m:rPr>
+          <m:t>)</m:t>
+        </m:r>
       </m:oMath>
       <w:r>
         <w:t xml:space="preserve"> </w:t>
@@ -14381,48 +14637,50 @@
         </w:numPr>
       </w:pPr>
       <m:oMath>
+        <m:r>
+          <m:rPr>
+            <m:sty m:val="p"/>
+          </m:rPr>
+          <m:t>(</m:t>
+        </m:r>
         <m:sSup>
           <m:e>
-            <m:d>
-              <m:dPr>
-                <m:begChr m:val="("/>
-                <m:sepChr m:val=""/>
-                <m:endChr m:val=")"/>
-                <m:grow/>
-              </m:dPr>
-              <m:e>
-                <m:sSup>
-                  <m:e>
-                    <m:r>
-                      <m:t>x</m:t>
-                    </m:r>
-                  </m:e>
-                  <m:sup>
-                    <m:r>
-                      <m:t>2</m:t>
-                    </m:r>
-                  </m:sup>
-                </m:sSup>
-                <m:r>
-                  <m:rPr>
-                    <m:sty m:val="p"/>
-                  </m:rPr>
-                  <m:t>+</m:t>
-                </m:r>
-                <m:sSup>
-                  <m:e>
-                    <m:r>
-                      <m:t>y</m:t>
-                    </m:r>
-                  </m:e>
-                  <m:sup>
-                    <m:r>
-                      <m:t>2</m:t>
-                    </m:r>
-                  </m:sup>
-                </m:sSup>
-              </m:e>
-            </m:d>
+            <m:r>
+              <m:t>x</m:t>
+            </m:r>
+          </m:e>
+          <m:sup>
+            <m:r>
+              <m:t>2</m:t>
+            </m:r>
+          </m:sup>
+        </m:sSup>
+        <m:r>
+          <m:rPr>
+            <m:sty m:val="p"/>
+          </m:rPr>
+          <m:t>+</m:t>
+        </m:r>
+        <m:sSup>
+          <m:e>
+            <m:r>
+              <m:t>y</m:t>
+            </m:r>
+          </m:e>
+          <m:sup>
+            <m:r>
+              <m:t>2</m:t>
+            </m:r>
+          </m:sup>
+        </m:sSup>
+        <m:sSup>
+          <m:e>
+            <m:r>
+              <m:rPr>
+                <m:sty m:val="p"/>
+              </m:rPr>
+              <m:t>)</m:t>
+            </m:r>
           </m:e>
           <m:sup>
             <m:f>
@@ -14474,48 +14732,50 @@
         </w:numPr>
       </w:pPr>
       <m:oMath>
+        <m:r>
+          <m:rPr>
+            <m:sty m:val="p"/>
+          </m:rPr>
+          <m:t>(</m:t>
+        </m:r>
         <m:sSup>
           <m:e>
-            <m:d>
-              <m:dPr>
-                <m:begChr m:val="("/>
-                <m:sepChr m:val=""/>
-                <m:endChr m:val=")"/>
-                <m:grow/>
-              </m:dPr>
-              <m:e>
-                <m:sSup>
-                  <m:e>
-                    <m:r>
-                      <m:t>x</m:t>
-                    </m:r>
-                  </m:e>
-                  <m:sup>
-                    <m:r>
-                      <m:t>2</m:t>
-                    </m:r>
-                  </m:sup>
-                </m:sSup>
-                <m:r>
-                  <m:rPr>
-                    <m:sty m:val="p"/>
-                  </m:rPr>
-                  <m:t>+</m:t>
-                </m:r>
-                <m:sSup>
-                  <m:e>
-                    <m:r>
-                      <m:t>y</m:t>
-                    </m:r>
-                  </m:e>
-                  <m:sup>
-                    <m:r>
-                      <m:t>2</m:t>
-                    </m:r>
-                  </m:sup>
-                </m:sSup>
-              </m:e>
-            </m:d>
+            <m:r>
+              <m:t>x</m:t>
+            </m:r>
+          </m:e>
+          <m:sup>
+            <m:r>
+              <m:t>2</m:t>
+            </m:r>
+          </m:sup>
+        </m:sSup>
+        <m:r>
+          <m:rPr>
+            <m:sty m:val="p"/>
+          </m:rPr>
+          <m:t>+</m:t>
+        </m:r>
+        <m:sSup>
+          <m:e>
+            <m:r>
+              <m:t>y</m:t>
+            </m:r>
+          </m:e>
+          <m:sup>
+            <m:r>
+              <m:t>2</m:t>
+            </m:r>
+          </m:sup>
+        </m:sSup>
+        <m:sSup>
+          <m:e>
+            <m:r>
+              <m:rPr>
+                <m:sty m:val="p"/>
+              </m:rPr>
+              <m:t>)</m:t>
+            </m:r>
           </m:e>
           <m:sup>
             <m:r>
@@ -14549,60 +14809,62 @@
         </w:numPr>
       </w:pPr>
       <m:oMath>
+        <m:r>
+          <m:rPr>
+            <m:sty m:val="p"/>
+          </m:rPr>
+          <m:t>(</m:t>
+        </m:r>
         <m:sSup>
           <m:e>
-            <m:d>
-              <m:dPr>
-                <m:begChr m:val="("/>
-                <m:sepChr m:val=""/>
-                <m:endChr m:val=")"/>
-                <m:grow/>
-              </m:dPr>
-              <m:e>
-                <m:sSup>
-                  <m:e>
-                    <m:r>
-                      <m:t>x</m:t>
-                    </m:r>
-                  </m:e>
-                  <m:sup>
-                    <m:r>
-                      <m:t>2</m:t>
-                    </m:r>
-                  </m:sup>
-                </m:sSup>
-                <m:r>
-                  <m:rPr>
-                    <m:sty m:val="p"/>
-                  </m:rPr>
-                  <m:t>+</m:t>
-                </m:r>
-                <m:sSup>
-                  <m:e>
-                    <m:r>
-                      <m:t>y</m:t>
-                    </m:r>
-                  </m:e>
-                  <m:sup>
-                    <m:r>
-                      <m:t>2</m:t>
-                    </m:r>
-                  </m:sup>
-                </m:sSup>
-                <m:r>
-                  <m:rPr>
-                    <m:sty m:val="p"/>
-                  </m:rPr>
-                  <m:t>−</m:t>
-                </m:r>
-                <m:r>
-                  <m:t>2</m:t>
-                </m:r>
-                <m:r>
-                  <m:t>x</m:t>
-                </m:r>
-              </m:e>
-            </m:d>
+            <m:r>
+              <m:t>x</m:t>
+            </m:r>
+          </m:e>
+          <m:sup>
+            <m:r>
+              <m:t>2</m:t>
+            </m:r>
+          </m:sup>
+        </m:sSup>
+        <m:r>
+          <m:rPr>
+            <m:sty m:val="p"/>
+          </m:rPr>
+          <m:t>+</m:t>
+        </m:r>
+        <m:sSup>
+          <m:e>
+            <m:r>
+              <m:t>y</m:t>
+            </m:r>
+          </m:e>
+          <m:sup>
+            <m:r>
+              <m:t>2</m:t>
+            </m:r>
+          </m:sup>
+        </m:sSup>
+        <m:r>
+          <m:rPr>
+            <m:sty m:val="p"/>
+          </m:rPr>
+          <m:t>−</m:t>
+        </m:r>
+        <m:r>
+          <m:t>2</m:t>
+        </m:r>
+        <m:r>
+          <m:t>x</m:t>
+        </m:r>
+        <m:sSup>
+          <m:e>
+            <m:r>
+              <m:rPr>
+                <m:sty m:val="p"/>
+              </m:rPr>
+              <m:t>)</m:t>
+            </m:r>
           </m:e>
           <m:sup>
             <m:r>
@@ -14619,46 +14881,48 @@
         <m:r>
           <m:t>4</m:t>
         </m:r>
-        <m:d>
-          <m:dPr>
-            <m:begChr m:val="("/>
-            <m:sepChr m:val=""/>
-            <m:endChr m:val=")"/>
-            <m:grow/>
-          </m:dPr>
+        <m:r>
+          <m:rPr>
+            <m:sty m:val="p"/>
+          </m:rPr>
+          <m:t>(</m:t>
+        </m:r>
+        <m:sSup>
           <m:e>
-            <m:sSup>
-              <m:e>
-                <m:r>
-                  <m:t>x</m:t>
-                </m:r>
-              </m:e>
-              <m:sup>
-                <m:r>
-                  <m:t>2</m:t>
-                </m:r>
-              </m:sup>
-            </m:sSup>
             <m:r>
-              <m:rPr>
-                <m:sty m:val="p"/>
-              </m:rPr>
-              <m:t>+</m:t>
+              <m:t>x</m:t>
             </m:r>
-            <m:sSup>
-              <m:e>
-                <m:r>
-                  <m:t>y</m:t>
-                </m:r>
-              </m:e>
-              <m:sup>
-                <m:r>
-                  <m:t>2</m:t>
-                </m:r>
-              </m:sup>
-            </m:sSup>
           </m:e>
-        </m:d>
+          <m:sup>
+            <m:r>
+              <m:t>2</m:t>
+            </m:r>
+          </m:sup>
+        </m:sSup>
+        <m:r>
+          <m:rPr>
+            <m:sty m:val="p"/>
+          </m:rPr>
+          <m:t>+</m:t>
+        </m:r>
+        <m:sSup>
+          <m:e>
+            <m:r>
+              <m:t>y</m:t>
+            </m:r>
+          </m:e>
+          <m:sup>
+            <m:r>
+              <m:t>2</m:t>
+            </m:r>
+          </m:sup>
+        </m:sSup>
+        <m:r>
+          <m:rPr>
+            <m:sty m:val="p"/>
+          </m:rPr>
+          <m:t>)</m:t>
+        </m:r>
       </m:oMath>
     </w:p>
     <w:p>
@@ -14767,46 +15031,48 @@
             </m:r>
           </m:sup>
         </m:sSup>
-        <m:d>
-          <m:dPr>
-            <m:begChr m:val="("/>
-            <m:sepChr m:val=""/>
-            <m:endChr m:val=")"/>
-            <m:grow/>
-          </m:dPr>
+        <m:r>
+          <m:rPr>
+            <m:sty m:val="p"/>
+          </m:rPr>
+          <m:t>(</m:t>
+        </m:r>
+        <m:sSup>
           <m:e>
-            <m:sSup>
-              <m:e>
-                <m:r>
-                  <m:t>x</m:t>
-                </m:r>
-              </m:e>
-              <m:sup>
-                <m:r>
-                  <m:t>2</m:t>
-                </m:r>
-              </m:sup>
-            </m:sSup>
             <m:r>
-              <m:rPr>
-                <m:sty m:val="p"/>
-              </m:rPr>
-              <m:t>+</m:t>
+              <m:t>x</m:t>
             </m:r>
-            <m:sSup>
-              <m:e>
-                <m:r>
-                  <m:t>y</m:t>
-                </m:r>
-              </m:e>
-              <m:sup>
-                <m:r>
-                  <m:t>2</m:t>
-                </m:r>
-              </m:sup>
-            </m:sSup>
           </m:e>
-        </m:d>
+          <m:sup>
+            <m:r>
+              <m:t>2</m:t>
+            </m:r>
+          </m:sup>
+        </m:sSup>
+        <m:r>
+          <m:rPr>
+            <m:sty m:val="p"/>
+          </m:rPr>
+          <m:t>+</m:t>
+        </m:r>
+        <m:sSup>
+          <m:e>
+            <m:r>
+              <m:t>y</m:t>
+            </m:r>
+          </m:e>
+          <m:sup>
+            <m:r>
+              <m:t>2</m:t>
+            </m:r>
+          </m:sup>
+        </m:sSup>
+        <m:r>
+          <m:rPr>
+            <m:sty m:val="p"/>
+          </m:rPr>
+          <m:t>)</m:t>
+        </m:r>
         <m:r>
           <m:rPr>
             <m:sty m:val="p"/>
@@ -14995,8 +15261,8 @@
         <w:t xml:space="preserve">is the odd one out.</w:t>
       </w:r>
     </w:p>
-    <w:bookmarkEnd w:id="79"/>
-    <w:bookmarkStart w:id="82" w:name="further-reading"/>
+    <w:bookmarkEnd w:id="68"/>
+    <w:bookmarkStart w:id="71" w:name="further-reading"/>
     <w:p>
       <w:pPr>
         <w:pStyle w:val="Heading1"/>
@@ -15005,7 +15271,7 @@
         <w:t xml:space="preserve">Further reading</w:t>
       </w:r>
     </w:p>
-    <w:bookmarkStart w:id="81" w:name="version-history"/>
+    <w:bookmarkStart w:id="70" w:name="version-history"/>
     <w:p>
       <w:pPr>
         <w:pStyle w:val="Heading2"/>
@@ -15026,7 +15292,7 @@
       <w:pPr>
         <w:pStyle w:val="BodyText"/>
       </w:pPr>
-      <w:hyperlink r:id="rId80">
+      <w:hyperlink r:id="rId69">
         <w:r>
           <w:rPr>
             <w:rStyle w:val="Hyperlink"/>
@@ -15035,8 +15301,8 @@
         </w:r>
       </w:hyperlink>
     </w:p>
-    <w:bookmarkEnd w:id="81"/>
-    <w:bookmarkEnd w:id="82"/>
+    <w:bookmarkEnd w:id="70"/>
+    <w:bookmarkEnd w:id="71"/>
     <w:sectPr>
       <w:pgSz w:h="15840" w:w="12240"/>
       <w:pgMar w:bottom="1440" w:footer="720" w:gutter="0" w:header="720" w:left="1440" w:right="1440" w:top="1440"/>
